--- a/klagomål/A 41290-2025 FSC-klagomål.docx
+++ b/klagomål/A 41290-2025 FSC-klagomål.docx
@@ -1472,7 +1472,7 @@
     <w:r>
       <w:tab/>
       <w:tab/>
-      <w:t>2026-02-21</w:t>
+      <w:t>2026-02-22</w:t>
       <w:br/>
       <w:br/>
     </w:r>

--- a/klagomål/A 41290-2025 FSC-klagomål.docx
+++ b/klagomål/A 41290-2025 FSC-klagomål.docx
@@ -1472,7 +1472,7 @@
     <w:r>
       <w:tab/>
       <w:tab/>
-      <w:t>2026-02-22</w:t>
+      <w:t>2026-02-23</w:t>
       <w:br/>
       <w:br/>
     </w:r>

--- a/klagomål/A 41290-2025 FSC-klagomål.docx
+++ b/klagomål/A 41290-2025 FSC-klagomål.docx
@@ -1472,7 +1472,7 @@
     <w:r>
       <w:tab/>
       <w:tab/>
-      <w:t>2026-02-23</w:t>
+      <w:t>2026-02-24</w:t>
       <w:br/>
       <w:br/>
     </w:r>

--- a/klagomål/A 41290-2025 FSC-klagomål.docx
+++ b/klagomål/A 41290-2025 FSC-klagomål.docx
@@ -1472,7 +1472,7 @@
     <w:r>
       <w:tab/>
       <w:tab/>
-      <w:t>2026-02-24</w:t>
+      <w:t>2026-02-25</w:t>
       <w:br/>
       <w:br/>
     </w:r>

--- a/klagomål/A 41290-2025 FSC-klagomål.docx
+++ b/klagomål/A 41290-2025 FSC-klagomål.docx
@@ -1472,7 +1472,7 @@
     <w:r>
       <w:tab/>
       <w:tab/>
-      <w:t>2026-02-25</w:t>
+      <w:t>2026-02-26</w:t>
       <w:br/>
       <w:br/>
     </w:r>

--- a/klagomål/A 41290-2025 FSC-klagomål.docx
+++ b/klagomål/A 41290-2025 FSC-klagomål.docx
@@ -1472,7 +1472,7 @@
     <w:r>
       <w:tab/>
       <w:tab/>
-      <w:t>2026-02-26</w:t>
+      <w:t>2026-02-28</w:t>
       <w:br/>
       <w:br/>
     </w:r>

--- a/klagomål/A 41290-2025 FSC-klagomål.docx
+++ b/klagomål/A 41290-2025 FSC-klagomål.docx
@@ -1472,7 +1472,7 @@
     <w:r>
       <w:tab/>
       <w:tab/>
-      <w:t>2026-02-28</w:t>
+      <w:t>2026-03-01</w:t>
       <w:br/>
       <w:br/>
     </w:r>

--- a/klagomål/A 41290-2025 FSC-klagomål.docx
+++ b/klagomål/A 41290-2025 FSC-klagomål.docx
@@ -1472,7 +1472,7 @@
     <w:r>
       <w:tab/>
       <w:tab/>
-      <w:t>2026-03-01</w:t>
+      <w:t>2026-03-02</w:t>
       <w:br/>
       <w:br/>
     </w:r>

--- a/klagomål/A 41290-2025 FSC-klagomål.docx
+++ b/klagomål/A 41290-2025 FSC-klagomål.docx
@@ -269,7 +269,7 @@
         <w:rPr>
           <w:i/>
         </w:rPr>
-        <w:t xml:space="preserve"> 9070 Trädklädd betesmark </w:t>
+        <w:t xml:space="preserve"> 9070 Trädklädd betesmark</w:t>
       </w:r>
       <w:r>
         <w:t xml:space="preserve"> (SLU Artdatabanken, 2024).</w:t>
@@ -1472,7 +1472,7 @@
     <w:r>
       <w:tab/>
       <w:tab/>
-      <w:t>2026-03-02</w:t>
+      <w:t>2026-03-03</w:t>
       <w:br/>
       <w:br/>
     </w:r>

--- a/klagomål/A 41290-2025 FSC-klagomål.docx
+++ b/klagomål/A 41290-2025 FSC-klagomål.docx
@@ -1472,7 +1472,7 @@
     <w:r>
       <w:tab/>
       <w:tab/>
-      <w:t>2026-03-03</w:t>
+      <w:t>2026-03-04</w:t>
       <w:br/>
       <w:br/>
     </w:r>

--- a/klagomål/A 41290-2025 FSC-klagomål.docx
+++ b/klagomål/A 41290-2025 FSC-klagomål.docx
@@ -1472,7 +1472,7 @@
     <w:r>
       <w:tab/>
       <w:tab/>
-      <w:t>2026-03-04</w:t>
+      <w:t>2026-03-05</w:t>
       <w:br/>
       <w:br/>
     </w:r>

--- a/klagomål/A 41290-2025 FSC-klagomål.docx
+++ b/klagomål/A 41290-2025 FSC-klagomål.docx
@@ -1472,7 +1472,7 @@
     <w:r>
       <w:tab/>
       <w:tab/>
-      <w:t>2026-03-05</w:t>
+      <w:t>2026-03-06</w:t>
       <w:br/>
       <w:br/>
     </w:r>

--- a/klagomål/A 41290-2025 FSC-klagomål.docx
+++ b/klagomål/A 41290-2025 FSC-klagomål.docx
@@ -1472,7 +1472,7 @@
     <w:r>
       <w:tab/>
       <w:tab/>
-      <w:t>2026-03-06</w:t>
+      <w:t>2026-03-07</w:t>
       <w:br/>
       <w:br/>
     </w:r>

--- a/klagomål/A 41290-2025 FSC-klagomål.docx
+++ b/klagomål/A 41290-2025 FSC-klagomål.docx
@@ -1472,7 +1472,7 @@
     <w:r>
       <w:tab/>
       <w:tab/>
-      <w:t>2026-03-07</w:t>
+      <w:t>2026-03-08</w:t>
       <w:br/>
       <w:br/>
     </w:r>

--- a/klagomål/A 41290-2025 FSC-klagomål.docx
+++ b/klagomål/A 41290-2025 FSC-klagomål.docx
@@ -1472,7 +1472,7 @@
     <w:r>
       <w:tab/>
       <w:tab/>
-      <w:t>2026-03-08</w:t>
+      <w:t>2026-03-09</w:t>
       <w:br/>
       <w:br/>
     </w:r>

--- a/klagomål/A 41290-2025 FSC-klagomål.docx
+++ b/klagomål/A 41290-2025 FSC-klagomål.docx
@@ -1472,7 +1472,7 @@
     <w:r>
       <w:tab/>
       <w:tab/>
-      <w:t>2026-03-09</w:t>
+      <w:t>2026-03-10</w:t>
       <w:br/>
       <w:br/>
     </w:r>

--- a/klagomål/A 41290-2025 FSC-klagomål.docx
+++ b/klagomål/A 41290-2025 FSC-klagomål.docx
@@ -455,7 +455,7 @@
         <w:t>Spillkråka (NT, §4)</w:t>
       </w:r>
       <w:r>
-        <w:t xml:space="preserve"> är rödlistad som nära hotad och ingår i bilaga 1 i EU:s fågeldirektiv. Den minskar i population på grund av minskad tillgång på lämpliga bo- och födoträd och minskad födotillgång. Spillkråkans minskningstakt har uppgått till 19 (24–10) % under de senaste 15 åren. Minskningstakten för den svenska populationen bedöms vara nära gränsvärdet för Sårbar (VU) (A2bc). Skogsbruk med korta omloppstider och täta, homogena ungskogar utgör det största hotet. Spillkråka är typisk art för </w:t>
+        <w:t xml:space="preserve"> är rödlistad som nära hotad och ingår i bilaga 1 i EU:s fågeldirektiv. Den minskar i population på grund av minskad tillgång på lämpliga bo- och födoträd och minskad födotillgång. Spillkråkans minskningstakt har uppgått till 19 (24–10) % under de senaste 15 åren och bedöms vara nära gränsvärdet för Sårbar (VU) (A2bc). Spillkråka är en nyckelart i skogliga miljöer vars övergivna bohål utnyttjas av flera andra hålhäckande fågelarter och fladdermöss. Den behöver grova träd, främst tall, asp och bok som boträd. Skogsbruk med korta omloppstider och täta, homogena ungskogar utgör det största hotet. Spillkråka är typisk art för </w:t>
       </w:r>
       <w:r>
         <w:rPr>
@@ -473,7 +473,7 @@
         <w:t xml:space="preserve"> 9740 Skogsbevuxen myr </w:t>
       </w:r>
       <w:r>
-        <w:t>(SLU Artdatabanken, 2023).</w:t>
+        <w:t>(SLU Artdatabanken, 2025; Skogsstyrelsen 2016).</w:t>
       </w:r>
     </w:p>
     <w:p>
@@ -484,7 +484,7 @@
         <w:t>Talltita (NT, §4)</w:t>
       </w:r>
       <w:r>
-        <w:t>, rödlistad som nära hotad och prioriterad art i Skogsvårdslagen har häckningsrevir i anmälan. Arten har minskat kraftigt de senaste 30 åren och minskningstakten innevarande 10-årsperiod beräknas till 20 (10–30) %. Talltitan är synnerligen trogen sitt cirka 15 hektar stora revir och är beroende av flerskiktade olikåldriga skogar för att kunna föda upp sina ungar. Talltitan försvinner om dess livsmiljö kalavverkas (Eggers &amp; Low (2014); Ekman (1979); Griesser et al (2007); Klein (2020); Siffczyk et al (2003); SLU Artdatabanken (2021).</w:t>
+        <w:t>, rödlistad som nära hotad och prioriterad art i Skogsvårdslagen, har häckningsrevir i anmälan. Arten har minskat kraftigt de senaste 30 åren och minskningstakten innevarande 10-årsperiod beräknas till 20 (10–30) %. Talltitan är synnerligen trogen sitt cirka 15 hektar stora revir och är beroende av flerskiktade olikåldriga skogar för att kunna föda upp sina ungar. Talltitan försvinner om dess livsmiljö kalavverkas (Eggers &amp; Low, 2014; Ekman, 1979; Griesser et al, 2007; Klein, 2020; Siffczyk et al, 2003; SLU Artdatabanken, 2021).</w:t>
       </w:r>
     </w:p>
     <w:p>
@@ -871,7 +871,7 @@
     </w:p>
     <w:p>
       <w:r>
-        <w:t>Arten behöver lämpliga skogsbestånd om sammanlagt minst 25 hektar. Den är mycket stationär inom sitt revir och när ett par etablerat sig stannar de så länge miljön är intakt. Den undviker öppen mark och förﬂyttar sig sällan över större öppna myrar eller åkermark, och är därför känslig för fragmentering. Järpen överlever inte om dess livsmiljö kalavverkas och är även känslig för röjning, gallring och avverkning där unga granar och lövträd inte sparas i tillräcklig omfattning. Minskningstakten för den svenska populationen bedöms vara nära gränsvärdet för Sårbar (VU). (A2b)  (SLU Artdatabanken, 2022).</w:t>
+        <w:t>Arten behöver lämpliga skogsbestånd om sammanlagt minst 25 hektar. Den är mycket stationär inom sitt revir och när ett par etablerat sig stannar de så länge miljön är intakt. Den undviker öppen mark och förﬂyttar sig sällan över större öppna myrar eller åkermark, och är därför känslig för fragmentering. Järpen överlever inte om dess livsmiljö kalavverkas och är även känslig för röjning, gallring och avverkning där unga granar och lövträd inte sparas i tillräcklig omfattning. Minskningstakten för den svenska populationen bedöms vara nära gränsvärdet för Sårbar (VU). (A2b) (SLU Artdatabanken, 2022).</w:t>
       </w:r>
     </w:p>
     <w:p>
@@ -924,7 +924,7 @@
         <w:t xml:space="preserve"> 9740 Skogsbevuxen myr</w:t>
       </w:r>
       <w:r>
-        <w:t xml:space="preserve"> och ingår i bilaga 1 i EU:s fågeldirektiv. Spillkråka lever i både barr- och blandskog liksom i ren lövskog. De tätaste populationerna tenderar att finnas i äldre, variationsrik blandskog med gott om död ved och gamla träd.</w:t>
+        <w:t xml:space="preserve"> och ingår i bilaga 1 i EU:s fågeldirektiv. Spillkråka lever i både barr- och blandskog liksom i ren lövskog. De tätaste populationerna tenderar att finnas i äldre, variationsrik blandskog med gott om död ved och gamla träd. Spillkråka är en nyckelart i skogliga miljöer vars övergivna bohål utnyttjas av flera andra hålhäckande fågelarter och fladdermöss (SLU Artdatabanken, 2023; Skogsstyrelsen 2016).</w:t>
       </w:r>
     </w:p>
     <w:p>
@@ -942,7 +942,21 @@
     </w:p>
     <w:p>
       <w:r>
-        <w:t xml:space="preserve">SLU Artdatabanken, 2021. </w:t>
+        <w:t xml:space="preserve">Skogsstyrelsen, 2016. </w:t>
+      </w:r>
+      <w:r>
+        <w:rPr>
+          <w:i/>
+        </w:rPr>
+        <w:t xml:space="preserve">Vägledning för hänsyn till spillkråka. </w:t>
+      </w:r>
+      <w:r>
+        <w:t>Vägledningar och kunskapsstöd artskydd – Skogsstyrelsen.</w:t>
+      </w:r>
+    </w:p>
+    <w:p>
+      <w:r>
+        <w:t xml:space="preserve">SLU Artdatabanken, 2023. </w:t>
       </w:r>
       <w:r>
         <w:rPr>
@@ -1472,7 +1486,7 @@
     <w:r>
       <w:tab/>
       <w:tab/>
-      <w:t>2026-03-10</w:t>
+      <w:t>2026-03-11</w:t>
       <w:br/>
       <w:br/>
     </w:r>

--- a/klagomål/A 41290-2025 FSC-klagomål.docx
+++ b/klagomål/A 41290-2025 FSC-klagomål.docx
@@ -1486,7 +1486,7 @@
     <w:r>
       <w:tab/>
       <w:tab/>
-      <w:t>2026-03-11</w:t>
+      <w:t>2026-03-12</w:t>
       <w:br/>
       <w:br/>
     </w:r>

--- a/klagomål/A 41290-2025 FSC-klagomål.docx
+++ b/klagomål/A 41290-2025 FSC-klagomål.docx
@@ -1486,7 +1486,7 @@
     <w:r>
       <w:tab/>
       <w:tab/>
-      <w:t>2026-03-12</w:t>
+      <w:t>2026-03-13</w:t>
       <w:br/>
       <w:br/>
     </w:r>

--- a/klagomål/A 41290-2025 FSC-klagomål.docx
+++ b/klagomål/A 41290-2025 FSC-klagomål.docx
@@ -1486,7 +1486,7 @@
     <w:r>
       <w:tab/>
       <w:tab/>
-      <w:t>2026-03-13</w:t>
+      <w:t>2026-03-16</w:t>
       <w:br/>
       <w:br/>
     </w:r>

--- a/klagomål/A 41290-2025 FSC-klagomål.docx
+++ b/klagomål/A 41290-2025 FSC-klagomål.docx
@@ -1486,7 +1486,7 @@
     <w:r>
       <w:tab/>
       <w:tab/>
-      <w:t>2026-03-16</w:t>
+      <w:t>2026-03-17</w:t>
       <w:br/>
       <w:br/>
     </w:r>

--- a/klagomål/A 41290-2025 FSC-klagomål.docx
+++ b/klagomål/A 41290-2025 FSC-klagomål.docx
@@ -1486,7 +1486,7 @@
     <w:r>
       <w:tab/>
       <w:tab/>
-      <w:t>2026-03-17</w:t>
+      <w:t>2026-03-18</w:t>
       <w:br/>
       <w:br/>
     </w:r>

--- a/klagomål/A 41290-2025 FSC-klagomål.docx
+++ b/klagomål/A 41290-2025 FSC-klagomål.docx
@@ -1486,7 +1486,7 @@
     <w:r>
       <w:tab/>
       <w:tab/>
-      <w:t>2026-03-18</w:t>
+      <w:t>2026-03-19</w:t>
       <w:br/>
       <w:br/>
     </w:r>

--- a/klagomål/A 41290-2025 FSC-klagomål.docx
+++ b/klagomål/A 41290-2025 FSC-klagomål.docx
@@ -1486,7 +1486,7 @@
     <w:r>
       <w:tab/>
       <w:tab/>
-      <w:t>2026-03-19</w:t>
+      <w:t>2026-03-20</w:t>
       <w:br/>
       <w:br/>
     </w:r>

--- a/klagomål/A 41290-2025 FSC-klagomål.docx
+++ b/klagomål/A 41290-2025 FSC-klagomål.docx
@@ -1486,7 +1486,7 @@
     <w:r>
       <w:tab/>
       <w:tab/>
-      <w:t>2026-03-20</w:t>
+      <w:t>2026-03-21</w:t>
       <w:br/>
       <w:br/>
     </w:r>

--- a/klagomål/A 41290-2025 FSC-klagomål.docx
+++ b/klagomål/A 41290-2025 FSC-klagomål.docx
@@ -1486,7 +1486,7 @@
     <w:r>
       <w:tab/>
       <w:tab/>
-      <w:t>2026-03-21</w:t>
+      <w:t>2026-03-22</w:t>
       <w:br/>
       <w:br/>
     </w:r>

--- a/klagomål/A 41290-2025 FSC-klagomål.docx
+++ b/klagomål/A 41290-2025 FSC-klagomål.docx
@@ -1549,7 +1549,7 @@
     <w:r>
       <w:tab/>
       <w:tab/>
-      <w:t>2026-05-16</w:t>
+      <w:t>2026-05-17</w:t>
       <w:br/>
       <w:br/>
     </w:r>

--- a/klagomål/A 41290-2025 FSC-klagomål.docx
+++ b/klagomål/A 41290-2025 FSC-klagomål.docx
@@ -1549,7 +1549,7 @@
     <w:r>
       <w:tab/>
       <w:tab/>
-      <w:t>2026-05-17</w:t>
+      <w:t>2026-05-18</w:t>
       <w:br/>
       <w:br/>
     </w:r>

--- a/klagomål/A 41290-2025 FSC-klagomål.docx
+++ b/klagomål/A 41290-2025 FSC-klagomål.docx
@@ -1549,7 +1549,7 @@
     <w:r>
       <w:tab/>
       <w:tab/>
-      <w:t>2026-05-18</w:t>
+      <w:t>2026-05-19</w:t>
       <w:br/>
       <w:br/>
     </w:r>

--- a/klagomål/A 41290-2025 FSC-klagomål.docx
+++ b/klagomål/A 41290-2025 FSC-klagomål.docx
@@ -1549,7 +1549,7 @@
     <w:r>
       <w:tab/>
       <w:tab/>
-      <w:t>2026-05-19</w:t>
+      <w:t>2026-05-20</w:t>
       <w:br/>
       <w:br/>
     </w:r>

--- a/klagomål/A 41290-2025 FSC-klagomål.docx
+++ b/klagomål/A 41290-2025 FSC-klagomål.docx
@@ -1549,7 +1549,7 @@
     <w:r>
       <w:tab/>
       <w:tab/>
-      <w:t>2026-05-20</w:t>
+      <w:t>2026-05-21</w:t>
       <w:br/>
       <w:br/>
     </w:r>

--- a/klagomål/A 41290-2025 FSC-klagomål.docx
+++ b/klagomål/A 41290-2025 FSC-klagomål.docx
@@ -1549,7 +1549,7 @@
     <w:r>
       <w:tab/>
       <w:tab/>
-      <w:t>2026-05-21</w:t>
+      <w:t>2026-05-22</w:t>
       <w:br/>
       <w:br/>
     </w:r>

--- a/klagomål/A 41290-2025 FSC-klagomål.docx
+++ b/klagomål/A 41290-2025 FSC-klagomål.docx
@@ -1549,7 +1549,7 @@
     <w:r>
       <w:tab/>
       <w:tab/>
-      <w:t>2026-05-22</w:t>
+      <w:t>2026-05-23</w:t>
       <w:br/>
       <w:br/>
     </w:r>

--- a/klagomål/A 41290-2025 FSC-klagomål.docx
+++ b/klagomål/A 41290-2025 FSC-klagomål.docx
@@ -1549,7 +1549,7 @@
     <w:r>
       <w:tab/>
       <w:tab/>
-      <w:t>2026-05-23</w:t>
+      <w:t>2026-05-24</w:t>
       <w:br/>
       <w:br/>
     </w:r>

--- a/klagomål/A 41290-2025 FSC-klagomål.docx
+++ b/klagomål/A 41290-2025 FSC-klagomål.docx
@@ -1549,7 +1549,7 @@
     <w:r>
       <w:tab/>
       <w:tab/>
-      <w:t>2026-05-24</w:t>
+      <w:t>2026-05-25</w:t>
       <w:br/>
       <w:br/>
     </w:r>

--- a/klagomål/A 41290-2025 FSC-klagomål.docx
+++ b/klagomål/A 41290-2025 FSC-klagomål.docx
@@ -1549,7 +1549,7 @@
     <w:r>
       <w:tab/>
       <w:tab/>
-      <w:t>2026-05-25</w:t>
+      <w:t>2026-05-26</w:t>
       <w:br/>
       <w:br/>
     </w:r>

--- a/klagomål/A 41290-2025 FSC-klagomål.docx
+++ b/klagomål/A 41290-2025 FSC-klagomål.docx
@@ -1549,7 +1549,7 @@
     <w:r>
       <w:tab/>
       <w:tab/>
-      <w:t>2026-05-26</w:t>
+      <w:t>2026-05-27</w:t>
       <w:br/>
       <w:br/>
     </w:r>

--- a/klagomål/A 41290-2025 FSC-klagomål.docx
+++ b/klagomål/A 41290-2025 FSC-klagomål.docx
@@ -1549,7 +1549,7 @@
     <w:r>
       <w:tab/>
       <w:tab/>
-      <w:t>2026-05-27</w:t>
+      <w:t>2026-05-28</w:t>
       <w:br/>
       <w:br/>
     </w:r>

--- a/klagomål/A 41290-2025 FSC-klagomål.docx
+++ b/klagomål/A 41290-2025 FSC-klagomål.docx
@@ -1549,7 +1549,7 @@
     <w:r>
       <w:tab/>
       <w:tab/>
-      <w:t>2026-05-28</w:t>
+      <w:t>2026-05-29</w:t>
       <w:br/>
       <w:br/>
     </w:r>

--- a/klagomål/A 41290-2025 FSC-klagomål.docx
+++ b/klagomål/A 41290-2025 FSC-klagomål.docx
@@ -1549,7 +1549,7 @@
     <w:r>
       <w:tab/>
       <w:tab/>
-      <w:t>2026-05-29</w:t>
+      <w:t>2026-05-30</w:t>
       <w:br/>
       <w:br/>
     </w:r>

--- a/klagomål/A 41290-2025 FSC-klagomål.docx
+++ b/klagomål/A 41290-2025 FSC-klagomål.docx
@@ -1549,7 +1549,7 @@
     <w:r>
       <w:tab/>
       <w:tab/>
-      <w:t>2026-05-30</w:t>
+      <w:t>2026-05-31</w:t>
       <w:br/>
       <w:br/>
     </w:r>

--- a/klagomål/A 41290-2025 FSC-klagomål.docx
+++ b/klagomål/A 41290-2025 FSC-klagomål.docx
@@ -1549,7 +1549,7 @@
     <w:r>
       <w:tab/>
       <w:tab/>
-      <w:t>2026-05-31</w:t>
+      <w:t>2026-06-01</w:t>
       <w:br/>
       <w:br/>
     </w:r>

--- a/klagomål/A 41290-2025 FSC-klagomål.docx
+++ b/klagomål/A 41290-2025 FSC-klagomål.docx
@@ -1549,7 +1549,7 @@
     <w:r>
       <w:tab/>
       <w:tab/>
-      <w:t>2026-06-01</w:t>
+      <w:t>2026-06-02</w:t>
       <w:br/>
       <w:br/>
     </w:r>

--- a/klagomål/A 41290-2025 FSC-klagomål.docx
+++ b/klagomål/A 41290-2025 FSC-klagomål.docx
@@ -1549,7 +1549,7 @@
     <w:r>
       <w:tab/>
       <w:tab/>
-      <w:t>2026-06-02</w:t>
+      <w:t>2026-06-03</w:t>
       <w:br/>
       <w:br/>
     </w:r>

--- a/klagomål/A 41290-2025 FSC-klagomål.docx
+++ b/klagomål/A 41290-2025 FSC-klagomål.docx
@@ -1549,7 +1549,7 @@
     <w:r>
       <w:tab/>
       <w:tab/>
-      <w:t>2026-06-03</w:t>
+      <w:t>2026-06-04</w:t>
       <w:br/>
       <w:br/>
     </w:r>

--- a/klagomål/A 41290-2025 FSC-klagomål.docx
+++ b/klagomål/A 41290-2025 FSC-klagomål.docx
@@ -1549,7 +1549,7 @@
     <w:r>
       <w:tab/>
       <w:tab/>
-      <w:t>2026-06-04</w:t>
+      <w:t>2026-06-05</w:t>
       <w:br/>
       <w:br/>
     </w:r>

--- a/klagomål/A 41290-2025 FSC-klagomål.docx
+++ b/klagomål/A 41290-2025 FSC-klagomål.docx
@@ -1549,7 +1549,7 @@
     <w:r>
       <w:tab/>
       <w:tab/>
-      <w:t>2026-06-05</w:t>
+      <w:t>2026-06-06</w:t>
       <w:br/>
       <w:br/>
     </w:r>

--- a/klagomål/A 41290-2025 FSC-klagomål.docx
+++ b/klagomål/A 41290-2025 FSC-klagomål.docx
@@ -1549,7 +1549,7 @@
     <w:r>
       <w:tab/>
       <w:tab/>
-      <w:t>2026-06-06</w:t>
+      <w:t>2026-06-07</w:t>
       <w:br/>
       <w:br/>
     </w:r>

--- a/klagomål/A 41290-2025 FSC-klagomål.docx
+++ b/klagomål/A 41290-2025 FSC-klagomål.docx
@@ -1549,7 +1549,7 @@
     <w:r>
       <w:tab/>
       <w:tab/>
-      <w:t>2026-06-07</w:t>
+      <w:t>2026-06-08</w:t>
       <w:br/>
       <w:br/>
     </w:r>

--- a/klagomål/A 41290-2025 FSC-klagomål.docx
+++ b/klagomål/A 41290-2025 FSC-klagomål.docx
@@ -1549,7 +1549,7 @@
     <w:r>
       <w:tab/>
       <w:tab/>
-      <w:t>2026-06-08</w:t>
+      <w:t>2026-06-09</w:t>
       <w:br/>
       <w:br/>
     </w:r>

--- a/klagomål/A 41290-2025 FSC-klagomål.docx
+++ b/klagomål/A 41290-2025 FSC-klagomål.docx
@@ -1549,7 +1549,7 @@
     <w:r>
       <w:tab/>
       <w:tab/>
-      <w:t>2026-06-09</w:t>
+      <w:t>2026-06-10</w:t>
       <w:br/>
       <w:br/>
     </w:r>

--- a/klagomål/A 41290-2025 FSC-klagomål.docx
+++ b/klagomål/A 41290-2025 FSC-klagomål.docx
@@ -1549,7 +1549,7 @@
     <w:r>
       <w:tab/>
       <w:tab/>
-      <w:t>2026-06-10</w:t>
+      <w:t>2026-06-11</w:t>
       <w:br/>
       <w:br/>
     </w:r>

--- a/klagomål/A 41290-2025 FSC-klagomål.docx
+++ b/klagomål/A 41290-2025 FSC-klagomål.docx
@@ -1549,7 +1549,7 @@
     <w:r>
       <w:tab/>
       <w:tab/>
-      <w:t>2026-06-11</w:t>
+      <w:t>2026-06-12</w:t>
       <w:br/>
       <w:br/>
     </w:r>

--- a/klagomål/A 41290-2025 FSC-klagomål.docx
+++ b/klagomål/A 41290-2025 FSC-klagomål.docx
@@ -1549,7 +1549,7 @@
     <w:r>
       <w:tab/>
       <w:tab/>
-      <w:t>2026-06-12</w:t>
+      <w:t>2026-06-13</w:t>
       <w:br/>
       <w:br/>
     </w:r>

--- a/klagomål/A 41290-2025 FSC-klagomål.docx
+++ b/klagomål/A 41290-2025 FSC-klagomål.docx
@@ -1549,7 +1549,7 @@
     <w:r>
       <w:tab/>
       <w:tab/>
-      <w:t>2026-06-13</w:t>
+      <w:t>2026-06-14</w:t>
       <w:br/>
       <w:br/>
     </w:r>

--- a/klagomål/A 41290-2025 FSC-klagomål.docx
+++ b/klagomål/A 41290-2025 FSC-klagomål.docx
@@ -1549,7 +1549,7 @@
     <w:r>
       <w:tab/>
       <w:tab/>
-      <w:t>2026-06-15</w:t>
+      <w:t>2026-06-16</w:t>
       <w:br/>
       <w:br/>
     </w:r>

--- a/klagomål/A 41290-2025 FSC-klagomål.docx
+++ b/klagomål/A 41290-2025 FSC-klagomål.docx
@@ -1549,7 +1549,7 @@
     <w:r>
       <w:tab/>
       <w:tab/>
-      <w:t>2026-06-16</w:t>
+      <w:t>2026-06-17</w:t>
       <w:br/>
       <w:br/>
     </w:r>

--- a/klagomål/A 41290-2025 FSC-klagomål.docx
+++ b/klagomål/A 41290-2025 FSC-klagomål.docx
@@ -1,6 +1,6 @@
 
 <file path=word/document.xml><?xml version="1.0" encoding="utf-8"?>
-<w:document xmlns:wpc="http://schemas.microsoft.com/office/word/2010/wordprocessingCanvas" xmlns:cx="http://schemas.microsoft.com/office/drawing/2014/chartex" xmlns:cx1="http://schemas.microsoft.com/office/drawing/2015/9/8/chartex" xmlns:cx2="http://schemas.microsoft.com/office/drawing/2015/10/21/chartex" xmlns:cx3="http://schemas.microsoft.com/office/drawing/2016/5/9/chartex" xmlns:cx4="http://schemas.microsoft.com/office/drawing/2016/5/10/chartex" xmlns:cx5="http://schemas.microsoft.com/office/drawing/2016/5/11/chartex" xmlns:cx6="http://schemas.microsoft.com/office/drawing/2016/5/12/chartex" xmlns:cx7="http://schemas.microsoft.com/office/drawing/2016/5/13/chartex" xmlns:cx8="http://schemas.microsoft.com/office/drawing/2016/5/14/chartex" xmlns:mc="http://schemas.openxmlformats.org/markup-compatibility/2006" xmlns:aink="http://schemas.microsoft.com/office/drawing/2016/ink" xmlns:am3d="http://schemas.microsoft.com/office/drawing/2017/model3d" xmlns:o="urn:schemas-microsoft-com:office:office" xmlns:oel="http://schemas.microsoft.com/office/2019/extlst" xmlns:r="http://schemas.openxmlformats.org/officeDocument/2006/relationships" xmlns:m="http://schemas.openxmlformats.org/officeDocument/2006/math" xmlns:v="urn:schemas-microsoft-com:vml" xmlns:wp14="http://schemas.microsoft.com/office/word/2010/wordprocessingDrawing" xmlns:wp="http://schemas.openxmlformats.org/drawingml/2006/wordprocessingDrawing" xmlns:w10="urn:schemas-microsoft-com:office:word" xmlns:w="http://schemas.openxmlformats.org/wordprocessingml/2006/main" xmlns:w14="http://schemas.microsoft.com/office/word/2010/wordml" xmlns:w15="http://schemas.microsoft.com/office/word/2012/wordml" xmlns:w16cex="http://schemas.microsoft.com/office/word/2018/wordml/cex" xmlns:w16cid="http://schemas.microsoft.com/office/word/2016/wordml/cid" xmlns:w16="http://schemas.microsoft.com/office/word/2018/wordml" xmlns:w16sdtdh="http://schemas.microsoft.com/office/word/2020/wordml/sdtdatahash" xmlns:w16se="http://schemas.microsoft.com/office/word/2015/wordml/symex" xmlns:wpg="http://schemas.microsoft.com/office/word/2010/wordprocessingGroup" xmlns:wpi="http://schemas.microsoft.com/office/word/2010/wordprocessingInk" xmlns:wne="http://schemas.microsoft.com/office/word/2006/wordml" xmlns:wps="http://schemas.microsoft.com/office/word/2010/wordprocessingShape" mc:Ignorable="w14 w15 w16se w16cid w16 w16cex w16sdtdh wp14">
+<w:document xmlns:wpc="http://schemas.microsoft.com/office/word/2010/wordprocessingCanvas" xmlns:cx="http://schemas.microsoft.com/office/drawing/2014/chartex" xmlns:cx1="http://schemas.microsoft.com/office/drawing/2015/9/8/chartex" xmlns:cx2="http://schemas.microsoft.com/office/drawing/2015/10/21/chartex" xmlns:cx3="http://schemas.microsoft.com/office/drawing/2016/5/9/chartex" xmlns:cx4="http://schemas.microsoft.com/office/drawing/2016/5/10/chartex" xmlns:cx5="http://schemas.microsoft.com/office/drawing/2016/5/11/chartex" xmlns:cx6="http://schemas.microsoft.com/office/drawing/2016/5/12/chartex" xmlns:cx7="http://schemas.microsoft.com/office/drawing/2016/5/13/chartex" xmlns:cx8="http://schemas.microsoft.com/office/drawing/2016/5/14/chartex" xmlns:mc="http://schemas.openxmlformats.org/markup-compatibility/2006" xmlns:aink="http://schemas.microsoft.com/office/drawing/2016/ink" xmlns:am3d="http://schemas.microsoft.com/office/drawing/2017/model3d" xmlns:o="urn:schemas-microsoft-com:office:office" xmlns:oel="http://schemas.microsoft.com/office/2019/extlst" xmlns:r="http://schemas.openxmlformats.org/officeDocument/2006/relationships" xmlns:m="http://schemas.openxmlformats.org/officeDocument/2006/math" xmlns:v="urn:schemas-microsoft-com:vml" xmlns:wp14="http://schemas.microsoft.com/office/word/2010/wordprocessingDrawing" xmlns:wp="http://schemas.openxmlformats.org/drawingml/2006/wordprocessingDrawing" xmlns:w10="urn:schemas-microsoft-com:office:word" xmlns:w="http://schemas.openxmlformats.org/wordprocessingml/2006/main" xmlns:w14="http://schemas.microsoft.com/office/word/2010/wordml" xmlns:w15="http://schemas.microsoft.com/office/word/2012/wordml" xmlns:w16cex="http://schemas.microsoft.com/office/word/2018/wordml/cex" xmlns:w16cid="http://schemas.microsoft.com/office/word/2016/wordml/cid" xmlns:w16="http://schemas.microsoft.com/office/word/2018/wordml" xmlns:w16du="http://schemas.microsoft.com/office/word/2023/wordml/word16du" xmlns:w16sdtdh="http://schemas.microsoft.com/office/word/2020/wordml/sdtdatahash" xmlns:w16sdtfl="http://schemas.microsoft.com/office/word/2024/wordml/sdtformatlock" xmlns:w16se="http://schemas.microsoft.com/office/word/2015/wordml/symex" xmlns:wpg="http://schemas.microsoft.com/office/word/2010/wordprocessingGroup" xmlns:wpi="http://schemas.microsoft.com/office/word/2010/wordprocessingInk" xmlns:wne="http://schemas.microsoft.com/office/word/2006/wordml" xmlns:wps="http://schemas.microsoft.com/office/word/2010/wordprocessingShape" mc:Ignorable="w14 w15 w16se w16cid w16 w16cex w16sdtdh w16sdtfl w16du wp14">
   <w:body>
     <w:p>
       <w:r>
@@ -168,7 +168,7 @@
     </w:p>
     <w:p>
       <w:r>
-        <w:t>Detta dokument behandlar höga naturvärden i avverkningsanmälan A 41290-2025 i Krokoms kommun. Denna avverkningsanmälan inkom 2025-08-29 00:00:00 och omfattar 17,2 ha.</w:t>
+        <w:t>Detta dokument behandlar höga naturvärden i avverkningsanmälan A 41290-2025 i Krokoms kommun som inkom 2025-08-29 och omfattar 17,2 ha.</w:t>
       </w:r>
     </w:p>
     <w:p>
@@ -191,12 +191,15 @@
     </w:p>
     <w:p>
       <w:r>
-        <w:t>I avverkningsanmälan har följande 10 naturvårdsarter hittats: garnlav (NT), granticka (NT), järpe (NT, §4), skrovellav (NT), spillkråka (NT, §4), talltita (NT, §4), tretåig hackspett (NT, §4), ullticka (NT), rostfläck (S) och tjäder (§4). Av dessa är 8 rödlistade. För rödlistade arter har rödlistekategorin angivits inom parentes. Arter som är signalarter enligt Skogsstyrelsen har markerats med (S). För fridlysta arter anges även paragrafen i Artskyddsförordningen som arten är fridlyst enligt.</w:t>
+        <w:t>I avverkningsanmälan har följande 9 naturvårdsarter hittats: garnlav (VU, T), skrovellav (NT, T), talltita (NT, §4), tretåig hackspett (NT, T, §4), ullticka (NT, T), rostfläck (S, T), järpe (T, §4), spillkråka (T, §4) och tjäder (T, §4). Av dessa är 5 rödlistade. För rödlistade arter har rödlistekategorin angivits inom parentes. Arter som är signalarter enligt Skogsstyrelsen har markerats med (S). Typiska arter inom Natura 2000 som är kopplade till skogsekosystem har markerats med (T). För fridlysta arter anges även paragrafen i Artskyddsförordningen som arten är fridlyst enligt.</w:t>
       </w:r>
     </w:p>
     <w:p>
       <w:r>
-        <w:t>De påträffade naturvårdsarterna är ett tydligt kvitto på att detta rör sig om en skog med höga naturvärden. I Figur 1 visas en karta över det avverkningsanmälda området, där samtliga fyndplatser för naturvårdsarter som finns registrerade på Artportalen har markerats.</w:t>
+        <w:t>De påträffade naturvårdsarterna är ett tydligt kvitto på att det rör sig om en skog med höga naturvärden.</w:t>
+      </w:r>
+      <w:r>
+        <w:t xml:space="preserve"> I Figur 1 visas fyndplatser för naturvårdsarter i området, som finns registrerade på Artportalen.</w:t>
       </w:r>
     </w:p>
     <w:p>
@@ -206,7 +209,7 @@
       <w:r>
         <w:drawing>
           <wp:inline xmlns:a="http://schemas.openxmlformats.org/drawingml/2006/main" xmlns:pic="http://schemas.openxmlformats.org/drawingml/2006/picture">
-            <wp:extent cx="5486400" cy="3796361"/>
+            <wp:extent cx="5486400" cy="5143264"/>
             <wp:docPr id="1" name="Picture 1"/>
             <wp:cNvGraphicFramePr>
               <a:graphicFrameLocks noChangeAspect="1"/>
@@ -227,7 +230,7 @@
                   <pic:spPr>
                     <a:xfrm>
                       <a:off x="0" y="0"/>
-                      <a:ext cx="5486400" cy="3796361"/>
+                      <a:ext cx="5486400" cy="5143264"/>
                     </a:xfrm>
                     <a:prstGeom prst="rect"/>
                   </pic:spPr>
@@ -241,9 +244,177 @@
     <w:p>
       <w:pPr>
         <w:pStyle w:val="Caption"/>
+        <w:spacing w:after="240"/>
       </w:pPr>
       <w:r>
-        <w:t>Figur 1. Fyndplatser för naturvårdsarter i det avverkningsanmälda området (röd linje). Markörer utan svart kant är placerade på fyndplatsen. Markörer med svart kant är placerade vid sidan av fyndplatsen och har ett svart streck som visar fyndplatsens exakta position. Kartans mittpunktskoordinat är N 7046749, E 465992 i SWEREF 99 TM.</w:t>
+        <w:t>Figur 1. Fyndplatser för naturvårdsarter i avverkningsanmälan (röd linje). Markörer utan svart kant är placerade på fyndplatsen. Markörer med svart kant är placerade vid sidan av fyndplatsen och har ett svart streck som visar fyndplatsens exakta position. Kartans mittpunktskoordinat är N 7046749, E 465992 i SWEREF 99 TM.</w:t>
+      </w:r>
+    </w:p>
+    <w:p>
+      <w:pPr>
+        <w:pStyle w:val="Heading2"/>
+      </w:pPr>
+      <w:r>
+        <w:t>Fridlysta arter</w:t>
+      </w:r>
+    </w:p>
+    <w:p>
+      <w:r>
+        <w:t>Följande fridlysta arter har sina livsmiljöer och växtplatser i den avverkningsanmälda skogen: talltita (NT, §4), tretåig hackspett (NT, T, §4), järpe (T, §4), spillkråka (T, §4) och tjäder (T, §4).</w:t>
+      </w:r>
+    </w:p>
+    <w:p>
+      <w:r>
+        <w:t xml:space="preserve">Observera att medlemsländerna är skyldiga att agera i enlighet med EU:s fågeldirektiv där det uttryckligen står att direktivet gäller för fåglar samt för deras ägg, bon och </w:t>
+      </w:r>
+      <w:r>
+        <w:rPr>
+          <w:b/>
+        </w:rPr>
+        <w:t xml:space="preserve">livsmiljöer </w:t>
+      </w:r>
+      <w:r>
+        <w:t>(artikel 1). Vidare att de åtgärder som vidtas inte får leda till en försämring av den nuvarande situationen beträffande bevarandet av de fågelarter som avses i artikel 1 (artikel 13). Fågeldirektivet är styrande för tillsynsansvariga myndigheters ärendehantering, ställningstaganden och beslutsfattande.</w:t>
+      </w:r>
+    </w:p>
+    <w:p>
+      <w:r>
+        <w:rPr>
+          <w:b/>
+        </w:rPr>
+        <w:t>Järpe (§4)</w:t>
+      </w:r>
+      <w:r>
+        <w:t xml:space="preserve">, som är upptagen i bilaga 1 och 2 EU:s fågeldirektiv, är mycket stationär inom sitt revir som är minst 25 hektar stort. Livsmiljöerna utgörs av tät barrskog med inblandning av lövträd och en väl utvecklad flerskiktad struktur med bärris och yngre eller undertryckta, täta granar i ett lägre skikt, ofta utmed bäckar och åar inne i den skyddande granskogen. Den överlever inte om dess livsmiljö kalavverkas och är även känslig för röjning, gallring och avverkning där unga granar och lövträd inte sparas i tillräcklig omfattning. Arten finns i sammanhängande grandominerad skog över hela Sverige men förekomsterna är betydligt glesare i Götaland än i övriga landet. Järpe är typisk art för </w:t>
+      </w:r>
+      <w:r>
+        <w:rPr>
+          <w:i/>
+        </w:rPr>
+        <w:t xml:space="preserve">9010 Taiga, 9080 Lövsumpskog </w:t>
+      </w:r>
+      <w:r>
+        <w:t xml:space="preserve">och </w:t>
+      </w:r>
+      <w:r>
+        <w:rPr>
+          <w:i/>
+        </w:rPr>
+        <w:t xml:space="preserve">9740 Skogsbevuxen myr </w:t>
+      </w:r>
+      <w:r>
+        <w:t>(SLU Artdatabanken, 2026).</w:t>
+      </w:r>
+    </w:p>
+    <w:p>
+      <w:r>
+        <w:rPr>
+          <w:b/>
+        </w:rPr>
+        <w:t>Spillkråka (§4)</w:t>
+      </w:r>
+      <w:r>
+        <w:t xml:space="preserve"> omfattas av bilaga 1 i EU:s fågeldirektiv och är typisk art för </w:t>
+      </w:r>
+      <w:r>
+        <w:rPr>
+          <w:i/>
+        </w:rPr>
+        <w:t xml:space="preserve">9010 Taiga </w:t>
+      </w:r>
+      <w:r>
+        <w:t>och</w:t>
+      </w:r>
+      <w:r>
+        <w:rPr>
+          <w:i/>
+        </w:rPr>
+        <w:t xml:space="preserve"> 9740 Skogsbevuxen myr</w:t>
+      </w:r>
+      <w:r>
+        <w:t>. Den behöver grova träd, främst tall, asp och bok som boträd. Skogsbruk med korta omloppstider och täta, homogena ungskogar utgör det största hotet. Spillkråka är en nyckelart i skogliga miljöer vars övergivna bohål utnyttjas av flera andra hålhäckande fågelarter och fladdermöss, däribland pärluggla (EN, §4), knipa (§4), salskrake (§4) och skogsduva (§4). Hökuggla (VU, §4) och slaguggla (§4) häckar ofta i högstubbar som brutits av i höjd med ett gammalt spillkråkebo (SLU Artdatabanken, 2026; Skogsstyrelsen, 2016).</w:t>
+      </w:r>
+    </w:p>
+    <w:p>
+      <w:r>
+        <w:rPr>
+          <w:b/>
+        </w:rPr>
+        <w:t>Talltita (NT, §4)</w:t>
+      </w:r>
+      <w:r>
+        <w:t>, rödlistad som nära hotad och prioriterad art i Skogsvårdslagen, har häckningsrevir i anmälan. Arten har minskat kraftigt de senaste 30 åren och minskningstakten innevarande 10-årsperiod beräknas till 20 (10–30) %. Talltitan är synnerligen trogen sitt cirka 15 hektar stora revir och är beroende av flerskiktade olikåldriga skogar för att kunna föda upp sina ungar. Talltitan försvinner om dess livsmiljö kalavverkas (Eggers &amp; Low, 2014; Ekman, 1979; Griesser et al, 2007; Klein, 2020; Siffczyk et al, 2003; SLU Artdatabanken, 2021).</w:t>
+      </w:r>
+    </w:p>
+    <w:p>
+      <w:r>
+        <w:rPr>
+          <w:b/>
+        </w:rPr>
+        <w:t>Tjäder (§4)</w:t>
+      </w:r>
+      <w:r>
+        <w:t xml:space="preserve"> omfattas av bilaga 1 och 2 EU:s fågeldirektiv och är typisk art för </w:t>
+      </w:r>
+      <w:r>
+        <w:rPr>
+          <w:i/>
+        </w:rPr>
+        <w:t xml:space="preserve">9010 Taiga </w:t>
+      </w:r>
+      <w:r>
+        <w:t xml:space="preserve">och </w:t>
+      </w:r>
+      <w:r>
+        <w:rPr>
+          <w:i/>
+        </w:rPr>
+        <w:t>9740 Skogsbevuxen myr</w:t>
+      </w:r>
+      <w:r>
+        <w:t>. Tjädern är en utpräglad skogsfågel knuten till större sammanhängande barrskogsområden. Tupparna och hönorna utnyttjar till viss del olika miljöer, och habitatvalet varierar dessutom mellan olika delar av året. För att det ska finnas livskraftiga tjäderbestånd krävs funktionella skogslandskap med en blandning av uppvuxen, gles och luckig skog, täta sumpskogar, myrar och andra små våtmarker. Arten försvinner när skogen fragmenteras och den sammanlagda arealen hyggen och andra öppna områden blir för stor. Ett småskaligt och försiktigt virkesuttag genom hyggesfria metoder kan i vissa fall vara möjligt i området inom 200 m från lekcentrum. Längre ut från lekcentrum, inom 200–500 m bör den avverkade ytan inte överskrida 1 hektar för att undvika alltför stora och snabba förändringar (Skogsstyrelsen, 2019; SLU Artdatabanken, 2024).</w:t>
+      </w:r>
+    </w:p>
+    <w:p>
+      <w:r>
+        <w:rPr>
+          <w:b/>
+        </w:rPr>
+        <w:t>Tretåig hackspett (NT, §4)</w:t>
+      </w:r>
+      <w:r>
+        <w:t xml:space="preserve"> är rödlistad som nära hotad och ingår i bilaga 1 i EU:s fågeldirektiv. Tretåig hackspett är för sin överlevnad beroende av kontinuerlig tillförsel av äldre döende och död ved, som sker genom naturliga självgallringsprocesser i äldre grannaturskogar och barrblandade naturskogar. Om en skog genom skogsbruk gallras eller glesas ur så upphör och uteblir i stort sett den naturliga självgallringsprocessen för mycket lång tid framöver vilket omöjliggör upprätthållandet av den kontinuerliga ekologiska funktionen i ett område. Det finns studier som visar att naturskogens självgallringsprocess som den tretåiga hackspetten är beroende av, inte kan ersättas med efterlämnad hänsyn i skogsbruket (Imbeau &amp; Desrochers, 2002). Storleken på häckningsreviret varierar med skogstypen, förekomsten av död ved och graden av fragmentering, men är i allmänhet i storleksordningen 25–100 hektar. Vintertid krävs ofta betydligt större områden och det finns studier som antyder att arten behöver minst 100 hektar äldre skog. I områden med låg bonitet kan det behövas över 200 hektar lämpligt habitat för att ett par ska kunna reproducera sig. Områden med dokumenterad permanent förekomst i naturskogsmiljöer har vanligen så stora naturvärden att skogsbruk är olämpligt. Tretåig hackspett är typisk art för </w:t>
+      </w:r>
+      <w:r>
+        <w:rPr>
+          <w:i/>
+        </w:rPr>
+        <w:t xml:space="preserve">9010 Taiga, 9740 Skogsbevuxen myr, 9030 Landhöjningsskog </w:t>
+      </w:r>
+      <w:r>
+        <w:t xml:space="preserve">och </w:t>
+      </w:r>
+      <w:r>
+        <w:rPr>
+          <w:i/>
+        </w:rPr>
+        <w:t>9040 Fjällbjörkskog</w:t>
+      </w:r>
+      <w:r>
+        <w:t xml:space="preserve"> (Skogsstyrelsen, 2016; SLU Artdatabanken, 2024).</w:t>
+      </w:r>
+    </w:p>
+    <w:p>
+      <w:r>
+        <w:t>I BILAGA 1 finns mer detaljerad information om ekologi samt krav på livsmiljö hos fridlysta arter.</w:t>
+      </w:r>
+    </w:p>
+    <w:p>
+      <w:pPr>
+        <w:pStyle w:val="Heading2"/>
+      </w:pPr>
+      <w:r>
+        <w:t>Övriga naturvårdsarter</w:t>
       </w:r>
     </w:p>
     <w:p>
@@ -273,44 +444,6 @@
       </w:r>
       <w:r>
         <w:t xml:space="preserve"> (SLU Artdatabanken, 2026).</w:t>
-      </w:r>
-    </w:p>
-    <w:p>
-      <w:r>
-        <w:rPr>
-          <w:b/>
-        </w:rPr>
-        <w:t>Granticka</w:t>
-      </w:r>
-      <w:r>
-        <w:t xml:space="preserve"> förekommer främst i äldre skogar med naturskogskaraktär, liksom i dimensionsavverkade och plockhuggna skogar. I äldre grannaturskog i norra Sverige är den alltjämt en förhållandevis vanlig karaktärsart, medan den längre söderut blir allt mer sällsynt. I Götaland och delar av Svealand är den en god signalart för skyddsvärda granskogsmiljöer. Arten bedöms ha minskat starkt under senare år på grund av skogsavverkningar, då den framför allt växer i äldre granskog med långvarig grankontinuitet. I urskogsliknande bestånd i norra Sverige kan ibland påträffas den mycket sällsynta tickan grantickeporing (VU), som lever på döda grantickor. Det som tidigare inbegripit grantickan har visat sig röra sig om två arter; tajgagranticka </w:t>
-      </w:r>
-      <w:r>
-        <w:rPr>
-          <w:i/>
-        </w:rPr>
-        <w:t>Porodaedalea abietis</w:t>
-      </w:r>
-      <w:r>
-        <w:t xml:space="preserve"> (LC) och </w:t>
-      </w:r>
-      <w:r>
-        <w:rPr>
-          <w:i/>
-        </w:rPr>
-        <w:t>Porodaedalea chrysoloma</w:t>
-      </w:r>
-      <w:r>
-        <w:t xml:space="preserve"> (DD). Den nordligare arten, tajgagranticka, bildar större fruktkroppar och har sin främsta förekomst i norra Sverige, medan den mer tunnköttiga arten, </w:t>
-      </w:r>
-      <w:r>
-        <w:rPr>
-          <w:i/>
-        </w:rPr>
-        <w:t>P. chrysoloma</w:t>
-      </w:r>
-      <w:r>
-        <w:t>, förekommer i sydöstra Sverige och på Gotland (SLU Artdatabanken, 2026; Nitare &amp; Skogsstyrelsen, 2019).</w:t>
       </w:r>
     </w:p>
     <w:p>
@@ -441,165 +574,6 @@
         <w:pStyle w:val="Heading1"/>
       </w:pPr>
       <w:r>
-        <w:t>Fridlysta arter</w:t>
-      </w:r>
-    </w:p>
-    <w:p>
-      <w:r>
-        <w:t>Följande fridlysta arter har sina livsmiljöer och växtplatser i den avverkningsanmälda skogen: järpe (NT, §4), spillkråka (NT, §4), talltita (NT, §4), tretåig hackspett (NT, §4) och tjäder (§4).</w:t>
-      </w:r>
-    </w:p>
-    <w:p>
-      <w:r>
-        <w:t xml:space="preserve">Observera att medlemsländerna är skyldiga att agera i enlighet med EU:s fågeldirektiv där det uttryckligen står att direktivet gäller för fåglar samt för deras ägg, bon och </w:t>
-      </w:r>
-      <w:r>
-        <w:rPr>
-          <w:b/>
-        </w:rPr>
-        <w:t xml:space="preserve">livsmiljöer </w:t>
-      </w:r>
-      <w:r>
-        <w:t>(artikel 1). Vidare att de åtgärder som vidtas inte får leda till en försämring av den nuvarande situationen beträffande bevarandet av de fågelarter som avses i artikel 1 (artikel 13). Fågeldirektivet är styrande för tillsynsansvariga myndigheters ärendehantering, ställningstaganden och beslutsfattande.</w:t>
-      </w:r>
-    </w:p>
-    <w:p>
-      <w:r>
-        <w:rPr>
-          <w:b/>
-        </w:rPr>
-        <w:t>Järpe (§4)</w:t>
-      </w:r>
-      <w:r>
-        <w:t xml:space="preserve">, som är upptagen i bilaga 1 och 2 EU:s fågeldirektiv, är mycket stationär inom sitt revir som är minst 25 hektar stort. Livsmiljöerna utgörs av tät barrskog med inblandning av lövträd och en väl utvecklad flerskiktad struktur med bärris och yngre eller undertryckta, täta granar i ett lägre skikt, ofta utmed bäckar och åar inne i den skyddande granskogen. Den överlever inte om dess livsmiljö kalavverkas och är även känslig för röjning, gallring och avverkning där unga granar och lövträd inte sparas i tillräcklig omfattning. Arten finns i sammanhängande grandominerad skog över hela Sverige men förekomsterna är betydligt glesare i Götaland än i övriga landet. Järpe är typisk art för </w:t>
-      </w:r>
-      <w:r>
-        <w:rPr>
-          <w:i/>
-        </w:rPr>
-        <w:t xml:space="preserve">9010 Taiga, 9080 Lövsumpskog </w:t>
-      </w:r>
-      <w:r>
-        <w:t xml:space="preserve">och </w:t>
-      </w:r>
-      <w:r>
-        <w:rPr>
-          <w:i/>
-        </w:rPr>
-        <w:t xml:space="preserve">9740 Skogsbevuxen myr </w:t>
-      </w:r>
-      <w:r>
-        <w:t>(SLU Artdatabanken, 2026).</w:t>
-      </w:r>
-    </w:p>
-    <w:p>
-      <w:r>
-        <w:rPr>
-          <w:b/>
-        </w:rPr>
-        <w:t>Spillkråka (§4)</w:t>
-      </w:r>
-      <w:r>
-        <w:t xml:space="preserve"> omfattas av bilaga 1 i EU:s fågeldirektiv och är typisk art för </w:t>
-      </w:r>
-      <w:r>
-        <w:rPr>
-          <w:i/>
-        </w:rPr>
-        <w:t xml:space="preserve">9010 Taiga </w:t>
-      </w:r>
-      <w:r>
-        <w:t>och</w:t>
-      </w:r>
-      <w:r>
-        <w:rPr>
-          <w:i/>
-        </w:rPr>
-        <w:t xml:space="preserve"> 9740 Skogsbevuxen myr</w:t>
-      </w:r>
-      <w:r>
-        <w:t>. Den behöver grova träd, främst tall, asp och bok som boträd. Skogsbruk med korta omloppstider och täta, homogena ungskogar utgör det största hotet. Spillkråka är en nyckelart i skogliga miljöer vars övergivna bohål utnyttjas av flera andra hålhäckande fågelarter och fladdermöss, däribland pärluggla (EN, §4), knipa (§4), salskrake (§4) och skogsduva (§4). Hökuggla (VU, §4) och slaguggla (§4) häckar ofta i högstubbar som brutits av i höjd med ett gammalt spillkråkebo (SLU Artdatabanken, 2026; Skogsstyrelsen, 2016).</w:t>
-      </w:r>
-    </w:p>
-    <w:p>
-      <w:r>
-        <w:rPr>
-          <w:b/>
-        </w:rPr>
-        <w:t>Talltita (NT, §4)</w:t>
-      </w:r>
-      <w:r>
-        <w:t>, rödlistad som nära hotad och prioriterad art i Skogsvårdslagen, har häckningsrevir i anmälan. Arten har minskat kraftigt de senaste 30 åren och minskningstakten innevarande 10-årsperiod beräknas till 20 (10–30) %. Talltitan är synnerligen trogen sitt cirka 15 hektar stora revir och är beroende av flerskiktade olikåldriga skogar för att kunna föda upp sina ungar. Talltitan försvinner om dess livsmiljö kalavverkas (Eggers &amp; Low, 2014; Ekman, 1979; Griesser et al, 2007; Klein, 2020; Siffczyk et al, 2003; SLU Artdatabanken, 2021).</w:t>
-      </w:r>
-    </w:p>
-    <w:p>
-      <w:r>
-        <w:rPr>
-          <w:b/>
-        </w:rPr>
-        <w:t>Tjäder (§4)</w:t>
-      </w:r>
-      <w:r>
-        <w:t xml:space="preserve"> omfattas av bilaga 1 och 2 EU:s fågeldirektiv och är typisk art för </w:t>
-      </w:r>
-      <w:r>
-        <w:rPr>
-          <w:i/>
-        </w:rPr>
-        <w:t xml:space="preserve">9010 Taiga </w:t>
-      </w:r>
-      <w:r>
-        <w:t xml:space="preserve">och </w:t>
-      </w:r>
-      <w:r>
-        <w:rPr>
-          <w:i/>
-        </w:rPr>
-        <w:t>9740 Skogsbevuxen myr</w:t>
-      </w:r>
-      <w:r>
-        <w:t>. Tjädern är en utpräglad skogsfågel knuten till större sammanhängande barrskogsområden. Tupparna och hönorna utnyttjar till viss del olika miljöer, och habitatvalet varierar dessutom mellan olika delar av året. För att det ska finnas livskraftiga tjäderbestånd krävs funktionella skogslandskap med en blandning av uppvuxen, gles och luckig skog, täta sumpskogar, myrar och andra små våtmarker. Arten försvinner när skogen fragmenteras och den sammanlagda arealen hyggen och andra öppna områden blir för stor. Ett småskaligt och försiktigt virkesuttag genom hyggesfria metoder kan i vissa fall vara möjligt i området inom 200 m från lekcentrum. Längre ut från lekcentrum, inom 200–500 m bör den avverkade ytan inte överskrida 1 hektar för att undvika alltför stora och snabba förändringar (Skogsstyrelsen, 2019; SLU Artdatabanken, 2024).</w:t>
-      </w:r>
-    </w:p>
-    <w:p>
-      <w:r>
-        <w:rPr>
-          <w:b/>
-        </w:rPr>
-        <w:t>Tretåig hackspett (NT, §4)</w:t>
-      </w:r>
-      <w:r>
-        <w:t xml:space="preserve"> är rödlistad som nära hotad och ingår i bilaga 1 i EU:s fågeldirektiv. Tretåig hackspett är för sin överlevnad beroende av kontinuerlig tillförsel av äldre döende och död ved, som sker genom naturliga självgallringsprocesser i äldre grannaturskogar och barrblandade naturskogar. Om en skog genom skogsbruk gallras eller glesas ur så upphör och uteblir i stort sett den naturliga självgallringsprocessen för mycket lång tid framöver vilket omöjliggör upprätthållandet av den kontinuerliga ekologiska funktionen i ett område. Det finns studier som visar att naturskogens självgallringsprocess som den tretåiga hackspetten är beroende av, inte kan ersättas med efterlämnad hänsyn i skogsbruket (Imbeau &amp; Desrochers, 2002). Storleken på häckningsreviret varierar med skogstypen, förekomsten av död ved och graden av fragmentering, men är i allmänhet i storleksordningen 25–100 hektar. Vintertid krävs ofta betydligt större områden och det finns studier som antyder att arten behöver minst 100 hektar äldre skog. I områden med låg bonitet kan det behövas över 200 hektar lämpligt habitat för att ett par ska kunna reproducera sig. Områden med dokumenterad permanent förekomst i naturskogsmiljöer har vanligen så stora naturvärden att skogsbruk är olämpligt. Tretåig hackspett är typisk art för </w:t>
-      </w:r>
-      <w:r>
-        <w:rPr>
-          <w:i/>
-        </w:rPr>
-        <w:t xml:space="preserve">9010 Taiga, 9740 Skogsbevuxen myr, 9030 Landhöjningsskog </w:t>
-      </w:r>
-      <w:r>
-        <w:t xml:space="preserve">och </w:t>
-      </w:r>
-      <w:r>
-        <w:rPr>
-          <w:i/>
-        </w:rPr>
-        <w:t>9040 Fjällbjörkskog</w:t>
-      </w:r>
-      <w:r>
-        <w:t xml:space="preserve"> (Skogsstyrelsen, 2016; SLU Artdatabanken, 2024).</w:t>
-      </w:r>
-    </w:p>
-    <w:p>
-      <w:r>
-        <w:t>I BILAGA 1 finns mer detaljerad information om ekologi samt krav på livsmiljö hos fridlysta arter.</w:t>
-      </w:r>
-    </w:p>
-    <w:p>
-      <w:pPr>
-        <w:pStyle w:val="Heading1"/>
-      </w:pPr>
-      <w:r>
         <w:t>Certifiering</w:t>
       </w:r>
     </w:p>
@@ -701,7 +675,7 @@
         <w:rPr>
           <w:i/>
         </w:rPr>
-        <w:t>I det avverkningsanmälda skogsområdet har 10 naturvårdsarter varav 8 rödlistade arter sina livsmiljöer och växtplatser.</w:t>
+        <w:t>I det avverkningsanmälda skogsområdet har 9 naturvårdsarter varav 5 rödlistade arter sina livsmiljöer och växtplatser.</w:t>
       </w:r>
     </w:p>
     <w:p>
@@ -1439,7 +1413,7 @@
 </file>
 
 <file path=word/endnotes.xml><?xml version="1.0" encoding="utf-8"?>
-<w:endnotes xmlns:wpc="http://schemas.microsoft.com/office/word/2010/wordprocessingCanvas" xmlns:cx="http://schemas.microsoft.com/office/drawing/2014/chartex" xmlns:cx1="http://schemas.microsoft.com/office/drawing/2015/9/8/chartex" xmlns:cx2="http://schemas.microsoft.com/office/drawing/2015/10/21/chartex" xmlns:cx3="http://schemas.microsoft.com/office/drawing/2016/5/9/chartex" xmlns:cx4="http://schemas.microsoft.com/office/drawing/2016/5/10/chartex" xmlns:cx5="http://schemas.microsoft.com/office/drawing/2016/5/11/chartex" xmlns:cx6="http://schemas.microsoft.com/office/drawing/2016/5/12/chartex" xmlns:cx7="http://schemas.microsoft.com/office/drawing/2016/5/13/chartex" xmlns:cx8="http://schemas.microsoft.com/office/drawing/2016/5/14/chartex" xmlns:mc="http://schemas.openxmlformats.org/markup-compatibility/2006" xmlns:aink="http://schemas.microsoft.com/office/drawing/2016/ink" xmlns:am3d="http://schemas.microsoft.com/office/drawing/2017/model3d" xmlns:o="urn:schemas-microsoft-com:office:office" xmlns:oel="http://schemas.microsoft.com/office/2019/extlst" xmlns:r="http://schemas.openxmlformats.org/officeDocument/2006/relationships" xmlns:m="http://schemas.openxmlformats.org/officeDocument/2006/math" xmlns:v="urn:schemas-microsoft-com:vml" xmlns:wp14="http://schemas.microsoft.com/office/word/2010/wordprocessingDrawing" xmlns:wp="http://schemas.openxmlformats.org/drawingml/2006/wordprocessingDrawing" xmlns:w10="urn:schemas-microsoft-com:office:word" xmlns:w="http://schemas.openxmlformats.org/wordprocessingml/2006/main" xmlns:w14="http://schemas.microsoft.com/office/word/2010/wordml" xmlns:w15="http://schemas.microsoft.com/office/word/2012/wordml" xmlns:w16cex="http://schemas.microsoft.com/office/word/2018/wordml/cex" xmlns:w16cid="http://schemas.microsoft.com/office/word/2016/wordml/cid" xmlns:w16="http://schemas.microsoft.com/office/word/2018/wordml" xmlns:w16sdtdh="http://schemas.microsoft.com/office/word/2020/wordml/sdtdatahash" xmlns:w16se="http://schemas.microsoft.com/office/word/2015/wordml/symex" xmlns:wpg="http://schemas.microsoft.com/office/word/2010/wordprocessingGroup" xmlns:wpi="http://schemas.microsoft.com/office/word/2010/wordprocessingInk" xmlns:wne="http://schemas.microsoft.com/office/word/2006/wordml" xmlns:wps="http://schemas.microsoft.com/office/word/2010/wordprocessingShape" mc:Ignorable="w14 w15 w16se w16cid w16 w16cex w16sdtdh wp14">
+<w:endnotes xmlns:wpc="http://schemas.microsoft.com/office/word/2010/wordprocessingCanvas" xmlns:cx="http://schemas.microsoft.com/office/drawing/2014/chartex" xmlns:cx1="http://schemas.microsoft.com/office/drawing/2015/9/8/chartex" xmlns:cx2="http://schemas.microsoft.com/office/drawing/2015/10/21/chartex" xmlns:cx3="http://schemas.microsoft.com/office/drawing/2016/5/9/chartex" xmlns:cx4="http://schemas.microsoft.com/office/drawing/2016/5/10/chartex" xmlns:cx5="http://schemas.microsoft.com/office/drawing/2016/5/11/chartex" xmlns:cx6="http://schemas.microsoft.com/office/drawing/2016/5/12/chartex" xmlns:cx7="http://schemas.microsoft.com/office/drawing/2016/5/13/chartex" xmlns:cx8="http://schemas.microsoft.com/office/drawing/2016/5/14/chartex" xmlns:mc="http://schemas.openxmlformats.org/markup-compatibility/2006" xmlns:aink="http://schemas.microsoft.com/office/drawing/2016/ink" xmlns:am3d="http://schemas.microsoft.com/office/drawing/2017/model3d" xmlns:o="urn:schemas-microsoft-com:office:office" xmlns:oel="http://schemas.microsoft.com/office/2019/extlst" xmlns:r="http://schemas.openxmlformats.org/officeDocument/2006/relationships" xmlns:m="http://schemas.openxmlformats.org/officeDocument/2006/math" xmlns:v="urn:schemas-microsoft-com:vml" xmlns:wp14="http://schemas.microsoft.com/office/word/2010/wordprocessingDrawing" xmlns:wp="http://schemas.openxmlformats.org/drawingml/2006/wordprocessingDrawing" xmlns:w10="urn:schemas-microsoft-com:office:word" xmlns:w="http://schemas.openxmlformats.org/wordprocessingml/2006/main" xmlns:w14="http://schemas.microsoft.com/office/word/2010/wordml" xmlns:w15="http://schemas.microsoft.com/office/word/2012/wordml" xmlns:w16cex="http://schemas.microsoft.com/office/word/2018/wordml/cex" xmlns:w16cid="http://schemas.microsoft.com/office/word/2016/wordml/cid" xmlns:w16="http://schemas.microsoft.com/office/word/2018/wordml" xmlns:w16du="http://schemas.microsoft.com/office/word/2023/wordml/word16du" xmlns:w16sdtdh="http://schemas.microsoft.com/office/word/2020/wordml/sdtdatahash" xmlns:w16sdtfl="http://schemas.microsoft.com/office/word/2024/wordml/sdtformatlock" xmlns:w16se="http://schemas.microsoft.com/office/word/2015/wordml/symex" xmlns:wpg="http://schemas.microsoft.com/office/word/2010/wordprocessingGroup" xmlns:wpi="http://schemas.microsoft.com/office/word/2010/wordprocessingInk" xmlns:wne="http://schemas.microsoft.com/office/word/2006/wordml" xmlns:wps="http://schemas.microsoft.com/office/word/2010/wordprocessingShape" mc:Ignorable="w14 w15 w16se w16cid w16 w16cex w16sdtdh w16sdtfl w16du wp14">
   <w:endnote w:type="separator" w:id="-1">
     <w:p>
       <w:pPr>
@@ -1464,7 +1438,7 @@
 </file>
 
 <file path=word/footer1.xml><?xml version="1.0" encoding="utf-8"?>
-<w:ftr xmlns:wpc="http://schemas.microsoft.com/office/word/2010/wordprocessingCanvas" xmlns:cx="http://schemas.microsoft.com/office/drawing/2014/chartex" xmlns:cx1="http://schemas.microsoft.com/office/drawing/2015/9/8/chartex" xmlns:cx2="http://schemas.microsoft.com/office/drawing/2015/10/21/chartex" xmlns:cx3="http://schemas.microsoft.com/office/drawing/2016/5/9/chartex" xmlns:cx4="http://schemas.microsoft.com/office/drawing/2016/5/10/chartex" xmlns:cx5="http://schemas.microsoft.com/office/drawing/2016/5/11/chartex" xmlns:cx6="http://schemas.microsoft.com/office/drawing/2016/5/12/chartex" xmlns:cx7="http://schemas.microsoft.com/office/drawing/2016/5/13/chartex" xmlns:cx8="http://schemas.microsoft.com/office/drawing/2016/5/14/chartex" xmlns:mc="http://schemas.openxmlformats.org/markup-compatibility/2006" xmlns:aink="http://schemas.microsoft.com/office/drawing/2016/ink" xmlns:am3d="http://schemas.microsoft.com/office/drawing/2017/model3d" xmlns:o="urn:schemas-microsoft-com:office:office" xmlns:oel="http://schemas.microsoft.com/office/2019/extlst" xmlns:r="http://schemas.openxmlformats.org/officeDocument/2006/relationships" xmlns:m="http://schemas.openxmlformats.org/officeDocument/2006/math" xmlns:v="urn:schemas-microsoft-com:vml" xmlns:wp14="http://schemas.microsoft.com/office/word/2010/wordprocessingDrawing" xmlns:wp="http://schemas.openxmlformats.org/drawingml/2006/wordprocessingDrawing" xmlns:w10="urn:schemas-microsoft-com:office:word" xmlns:w="http://schemas.openxmlformats.org/wordprocessingml/2006/main" xmlns:w14="http://schemas.microsoft.com/office/word/2010/wordml" xmlns:w15="http://schemas.microsoft.com/office/word/2012/wordml" xmlns:w16cex="http://schemas.microsoft.com/office/word/2018/wordml/cex" xmlns:w16cid="http://schemas.microsoft.com/office/word/2016/wordml/cid" xmlns:w16="http://schemas.microsoft.com/office/word/2018/wordml" xmlns:w16sdtdh="http://schemas.microsoft.com/office/word/2020/wordml/sdtdatahash" xmlns:w16se="http://schemas.microsoft.com/office/word/2015/wordml/symex" xmlns:wpg="http://schemas.microsoft.com/office/word/2010/wordprocessingGroup" xmlns:wpi="http://schemas.microsoft.com/office/word/2010/wordprocessingInk" xmlns:wne="http://schemas.microsoft.com/office/word/2006/wordml" xmlns:wps="http://schemas.microsoft.com/office/word/2010/wordprocessingShape" mc:Ignorable="w14 w15 w16se w16cid w16 w16cex w16sdtdh wp14">
+<w:ftr xmlns:wpc="http://schemas.microsoft.com/office/word/2010/wordprocessingCanvas" xmlns:cx="http://schemas.microsoft.com/office/drawing/2014/chartex" xmlns:cx1="http://schemas.microsoft.com/office/drawing/2015/9/8/chartex" xmlns:cx2="http://schemas.microsoft.com/office/drawing/2015/10/21/chartex" xmlns:cx3="http://schemas.microsoft.com/office/drawing/2016/5/9/chartex" xmlns:cx4="http://schemas.microsoft.com/office/drawing/2016/5/10/chartex" xmlns:cx5="http://schemas.microsoft.com/office/drawing/2016/5/11/chartex" xmlns:cx6="http://schemas.microsoft.com/office/drawing/2016/5/12/chartex" xmlns:cx7="http://schemas.microsoft.com/office/drawing/2016/5/13/chartex" xmlns:cx8="http://schemas.microsoft.com/office/drawing/2016/5/14/chartex" xmlns:mc="http://schemas.openxmlformats.org/markup-compatibility/2006" xmlns:aink="http://schemas.microsoft.com/office/drawing/2016/ink" xmlns:am3d="http://schemas.microsoft.com/office/drawing/2017/model3d" xmlns:o="urn:schemas-microsoft-com:office:office" xmlns:oel="http://schemas.microsoft.com/office/2019/extlst" xmlns:r="http://schemas.openxmlformats.org/officeDocument/2006/relationships" xmlns:m="http://schemas.openxmlformats.org/officeDocument/2006/math" xmlns:v="urn:schemas-microsoft-com:vml" xmlns:wp14="http://schemas.microsoft.com/office/word/2010/wordprocessingDrawing" xmlns:wp="http://schemas.openxmlformats.org/drawingml/2006/wordprocessingDrawing" xmlns:w10="urn:schemas-microsoft-com:office:word" xmlns:w="http://schemas.openxmlformats.org/wordprocessingml/2006/main" xmlns:w14="http://schemas.microsoft.com/office/word/2010/wordml" xmlns:w15="http://schemas.microsoft.com/office/word/2012/wordml" xmlns:w16cex="http://schemas.microsoft.com/office/word/2018/wordml/cex" xmlns:w16cid="http://schemas.microsoft.com/office/word/2016/wordml/cid" xmlns:w16="http://schemas.microsoft.com/office/word/2018/wordml" xmlns:w16du="http://schemas.microsoft.com/office/word/2023/wordml/word16du" xmlns:w16sdtdh="http://schemas.microsoft.com/office/word/2020/wordml/sdtdatahash" xmlns:w16sdtfl="http://schemas.microsoft.com/office/word/2024/wordml/sdtformatlock" xmlns:w16se="http://schemas.microsoft.com/office/word/2015/wordml/symex" xmlns:wpg="http://schemas.microsoft.com/office/word/2010/wordprocessingGroup" xmlns:wpi="http://schemas.microsoft.com/office/word/2010/wordprocessingInk" xmlns:wne="http://schemas.microsoft.com/office/word/2006/wordml" xmlns:wps="http://schemas.microsoft.com/office/word/2010/wordprocessingShape" mc:Ignorable="w14 w15 w16se w16cid w16 w16cex w16sdtdh w16sdtfl w16du wp14">
   <w:p>
     <w:pPr>
       <w:pStyle w:val="Footer"/>
@@ -1474,7 +1448,7 @@
 </file>
 
 <file path=word/footer2.xml><?xml version="1.0" encoding="utf-8"?>
-<w:ftr xmlns:wpc="http://schemas.microsoft.com/office/word/2010/wordprocessingCanvas" xmlns:cx="http://schemas.microsoft.com/office/drawing/2014/chartex" xmlns:cx1="http://schemas.microsoft.com/office/drawing/2015/9/8/chartex" xmlns:cx2="http://schemas.microsoft.com/office/drawing/2015/10/21/chartex" xmlns:cx3="http://schemas.microsoft.com/office/drawing/2016/5/9/chartex" xmlns:cx4="http://schemas.microsoft.com/office/drawing/2016/5/10/chartex" xmlns:cx5="http://schemas.microsoft.com/office/drawing/2016/5/11/chartex" xmlns:cx6="http://schemas.microsoft.com/office/drawing/2016/5/12/chartex" xmlns:cx7="http://schemas.microsoft.com/office/drawing/2016/5/13/chartex" xmlns:cx8="http://schemas.microsoft.com/office/drawing/2016/5/14/chartex" xmlns:mc="http://schemas.openxmlformats.org/markup-compatibility/2006" xmlns:aink="http://schemas.microsoft.com/office/drawing/2016/ink" xmlns:am3d="http://schemas.microsoft.com/office/drawing/2017/model3d" xmlns:o="urn:schemas-microsoft-com:office:office" xmlns:oel="http://schemas.microsoft.com/office/2019/extlst" xmlns:r="http://schemas.openxmlformats.org/officeDocument/2006/relationships" xmlns:m="http://schemas.openxmlformats.org/officeDocument/2006/math" xmlns:v="urn:schemas-microsoft-com:vml" xmlns:wp14="http://schemas.microsoft.com/office/word/2010/wordprocessingDrawing" xmlns:wp="http://schemas.openxmlformats.org/drawingml/2006/wordprocessingDrawing" xmlns:w10="urn:schemas-microsoft-com:office:word" xmlns:w="http://schemas.openxmlformats.org/wordprocessingml/2006/main" xmlns:w14="http://schemas.microsoft.com/office/word/2010/wordml" xmlns:w15="http://schemas.microsoft.com/office/word/2012/wordml" xmlns:w16cex="http://schemas.microsoft.com/office/word/2018/wordml/cex" xmlns:w16cid="http://schemas.microsoft.com/office/word/2016/wordml/cid" xmlns:w16="http://schemas.microsoft.com/office/word/2018/wordml" xmlns:w16sdtdh="http://schemas.microsoft.com/office/word/2020/wordml/sdtdatahash" xmlns:w16se="http://schemas.microsoft.com/office/word/2015/wordml/symex" xmlns:wpg="http://schemas.microsoft.com/office/word/2010/wordprocessingGroup" xmlns:wpi="http://schemas.microsoft.com/office/word/2010/wordprocessingInk" xmlns:wne="http://schemas.microsoft.com/office/word/2006/wordml" xmlns:wps="http://schemas.microsoft.com/office/word/2010/wordprocessingShape" mc:Ignorable="w14 w15 w16se w16cid w16 w16cex w16sdtdh wp14">
+<w:ftr xmlns:wpc="http://schemas.microsoft.com/office/word/2010/wordprocessingCanvas" xmlns:cx="http://schemas.microsoft.com/office/drawing/2014/chartex" xmlns:cx1="http://schemas.microsoft.com/office/drawing/2015/9/8/chartex" xmlns:cx2="http://schemas.microsoft.com/office/drawing/2015/10/21/chartex" xmlns:cx3="http://schemas.microsoft.com/office/drawing/2016/5/9/chartex" xmlns:cx4="http://schemas.microsoft.com/office/drawing/2016/5/10/chartex" xmlns:cx5="http://schemas.microsoft.com/office/drawing/2016/5/11/chartex" xmlns:cx6="http://schemas.microsoft.com/office/drawing/2016/5/12/chartex" xmlns:cx7="http://schemas.microsoft.com/office/drawing/2016/5/13/chartex" xmlns:cx8="http://schemas.microsoft.com/office/drawing/2016/5/14/chartex" xmlns:mc="http://schemas.openxmlformats.org/markup-compatibility/2006" xmlns:aink="http://schemas.microsoft.com/office/drawing/2016/ink" xmlns:am3d="http://schemas.microsoft.com/office/drawing/2017/model3d" xmlns:o="urn:schemas-microsoft-com:office:office" xmlns:oel="http://schemas.microsoft.com/office/2019/extlst" xmlns:r="http://schemas.openxmlformats.org/officeDocument/2006/relationships" xmlns:m="http://schemas.openxmlformats.org/officeDocument/2006/math" xmlns:v="urn:schemas-microsoft-com:vml" xmlns:wp14="http://schemas.microsoft.com/office/word/2010/wordprocessingDrawing" xmlns:wp="http://schemas.openxmlformats.org/drawingml/2006/wordprocessingDrawing" xmlns:w10="urn:schemas-microsoft-com:office:word" xmlns:w="http://schemas.openxmlformats.org/wordprocessingml/2006/main" xmlns:w14="http://schemas.microsoft.com/office/word/2010/wordml" xmlns:w15="http://schemas.microsoft.com/office/word/2012/wordml" xmlns:w16cex="http://schemas.microsoft.com/office/word/2018/wordml/cex" xmlns:w16cid="http://schemas.microsoft.com/office/word/2016/wordml/cid" xmlns:w16="http://schemas.microsoft.com/office/word/2018/wordml" xmlns:w16du="http://schemas.microsoft.com/office/word/2023/wordml/word16du" xmlns:w16sdtdh="http://schemas.microsoft.com/office/word/2020/wordml/sdtdatahash" xmlns:w16sdtfl="http://schemas.microsoft.com/office/word/2024/wordml/sdtformatlock" xmlns:w16se="http://schemas.microsoft.com/office/word/2015/wordml/symex" xmlns:wpg="http://schemas.microsoft.com/office/word/2010/wordprocessingGroup" xmlns:wpi="http://schemas.microsoft.com/office/word/2010/wordprocessingInk" xmlns:wne="http://schemas.microsoft.com/office/word/2006/wordml" xmlns:wps="http://schemas.microsoft.com/office/word/2010/wordprocessingShape" mc:Ignorable="w14 w15 w16se w16cid w16 w16cex w16sdtdh w16sdtfl w16du wp14">
   <w:p>
     <w:pPr>
       <w:pStyle w:val="Footer"/>
@@ -1484,7 +1458,7 @@
 </file>
 
 <file path=word/footer3.xml><?xml version="1.0" encoding="utf-8"?>
-<w:ftr xmlns:wpc="http://schemas.microsoft.com/office/word/2010/wordprocessingCanvas" xmlns:cx="http://schemas.microsoft.com/office/drawing/2014/chartex" xmlns:cx1="http://schemas.microsoft.com/office/drawing/2015/9/8/chartex" xmlns:cx2="http://schemas.microsoft.com/office/drawing/2015/10/21/chartex" xmlns:cx3="http://schemas.microsoft.com/office/drawing/2016/5/9/chartex" xmlns:cx4="http://schemas.microsoft.com/office/drawing/2016/5/10/chartex" xmlns:cx5="http://schemas.microsoft.com/office/drawing/2016/5/11/chartex" xmlns:cx6="http://schemas.microsoft.com/office/drawing/2016/5/12/chartex" xmlns:cx7="http://schemas.microsoft.com/office/drawing/2016/5/13/chartex" xmlns:cx8="http://schemas.microsoft.com/office/drawing/2016/5/14/chartex" xmlns:mc="http://schemas.openxmlformats.org/markup-compatibility/2006" xmlns:aink="http://schemas.microsoft.com/office/drawing/2016/ink" xmlns:am3d="http://schemas.microsoft.com/office/drawing/2017/model3d" xmlns:o="urn:schemas-microsoft-com:office:office" xmlns:oel="http://schemas.microsoft.com/office/2019/extlst" xmlns:r="http://schemas.openxmlformats.org/officeDocument/2006/relationships" xmlns:m="http://schemas.openxmlformats.org/officeDocument/2006/math" xmlns:v="urn:schemas-microsoft-com:vml" xmlns:wp14="http://schemas.microsoft.com/office/word/2010/wordprocessingDrawing" xmlns:wp="http://schemas.openxmlformats.org/drawingml/2006/wordprocessingDrawing" xmlns:w10="urn:schemas-microsoft-com:office:word" xmlns:w="http://schemas.openxmlformats.org/wordprocessingml/2006/main" xmlns:w14="http://schemas.microsoft.com/office/word/2010/wordml" xmlns:w15="http://schemas.microsoft.com/office/word/2012/wordml" xmlns:w16cex="http://schemas.microsoft.com/office/word/2018/wordml/cex" xmlns:w16cid="http://schemas.microsoft.com/office/word/2016/wordml/cid" xmlns:w16="http://schemas.microsoft.com/office/word/2018/wordml" xmlns:w16sdtdh="http://schemas.microsoft.com/office/word/2020/wordml/sdtdatahash" xmlns:w16se="http://schemas.microsoft.com/office/word/2015/wordml/symex" xmlns:wpg="http://schemas.microsoft.com/office/word/2010/wordprocessingGroup" xmlns:wpi="http://schemas.microsoft.com/office/word/2010/wordprocessingInk" xmlns:wne="http://schemas.microsoft.com/office/word/2006/wordml" xmlns:wps="http://schemas.microsoft.com/office/word/2010/wordprocessingShape" mc:Ignorable="w14 w15 w16se w16cid w16 w16cex w16sdtdh wp14">
+<w:ftr xmlns:wpc="http://schemas.microsoft.com/office/word/2010/wordprocessingCanvas" xmlns:cx="http://schemas.microsoft.com/office/drawing/2014/chartex" xmlns:cx1="http://schemas.microsoft.com/office/drawing/2015/9/8/chartex" xmlns:cx2="http://schemas.microsoft.com/office/drawing/2015/10/21/chartex" xmlns:cx3="http://schemas.microsoft.com/office/drawing/2016/5/9/chartex" xmlns:cx4="http://schemas.microsoft.com/office/drawing/2016/5/10/chartex" xmlns:cx5="http://schemas.microsoft.com/office/drawing/2016/5/11/chartex" xmlns:cx6="http://schemas.microsoft.com/office/drawing/2016/5/12/chartex" xmlns:cx7="http://schemas.microsoft.com/office/drawing/2016/5/13/chartex" xmlns:cx8="http://schemas.microsoft.com/office/drawing/2016/5/14/chartex" xmlns:mc="http://schemas.openxmlformats.org/markup-compatibility/2006" xmlns:aink="http://schemas.microsoft.com/office/drawing/2016/ink" xmlns:am3d="http://schemas.microsoft.com/office/drawing/2017/model3d" xmlns:o="urn:schemas-microsoft-com:office:office" xmlns:oel="http://schemas.microsoft.com/office/2019/extlst" xmlns:r="http://schemas.openxmlformats.org/officeDocument/2006/relationships" xmlns:m="http://schemas.openxmlformats.org/officeDocument/2006/math" xmlns:v="urn:schemas-microsoft-com:vml" xmlns:wp14="http://schemas.microsoft.com/office/word/2010/wordprocessingDrawing" xmlns:wp="http://schemas.openxmlformats.org/drawingml/2006/wordprocessingDrawing" xmlns:w10="urn:schemas-microsoft-com:office:word" xmlns:w="http://schemas.openxmlformats.org/wordprocessingml/2006/main" xmlns:w14="http://schemas.microsoft.com/office/word/2010/wordml" xmlns:w15="http://schemas.microsoft.com/office/word/2012/wordml" xmlns:w16cex="http://schemas.microsoft.com/office/word/2018/wordml/cex" xmlns:w16cid="http://schemas.microsoft.com/office/word/2016/wordml/cid" xmlns:w16="http://schemas.microsoft.com/office/word/2018/wordml" xmlns:w16du="http://schemas.microsoft.com/office/word/2023/wordml/word16du" xmlns:w16sdtdh="http://schemas.microsoft.com/office/word/2020/wordml/sdtdatahash" xmlns:w16sdtfl="http://schemas.microsoft.com/office/word/2024/wordml/sdtformatlock" xmlns:w16se="http://schemas.microsoft.com/office/word/2015/wordml/symex" xmlns:wpg="http://schemas.microsoft.com/office/word/2010/wordprocessingGroup" xmlns:wpi="http://schemas.microsoft.com/office/word/2010/wordprocessingInk" xmlns:wne="http://schemas.microsoft.com/office/word/2006/wordml" xmlns:wps="http://schemas.microsoft.com/office/word/2010/wordprocessingShape" mc:Ignorable="w14 w15 w16se w16cid w16 w16cex w16sdtdh w16sdtfl w16du wp14">
   <w:p>
     <w:pPr>
       <w:pStyle w:val="Footer"/>
@@ -1494,7 +1468,7 @@
 </file>
 
 <file path=word/footnotes.xml><?xml version="1.0" encoding="utf-8"?>
-<w:footnotes xmlns:wpc="http://schemas.microsoft.com/office/word/2010/wordprocessingCanvas" xmlns:cx="http://schemas.microsoft.com/office/drawing/2014/chartex" xmlns:cx1="http://schemas.microsoft.com/office/drawing/2015/9/8/chartex" xmlns:cx2="http://schemas.microsoft.com/office/drawing/2015/10/21/chartex" xmlns:cx3="http://schemas.microsoft.com/office/drawing/2016/5/9/chartex" xmlns:cx4="http://schemas.microsoft.com/office/drawing/2016/5/10/chartex" xmlns:cx5="http://schemas.microsoft.com/office/drawing/2016/5/11/chartex" xmlns:cx6="http://schemas.microsoft.com/office/drawing/2016/5/12/chartex" xmlns:cx7="http://schemas.microsoft.com/office/drawing/2016/5/13/chartex" xmlns:cx8="http://schemas.microsoft.com/office/drawing/2016/5/14/chartex" xmlns:mc="http://schemas.openxmlformats.org/markup-compatibility/2006" xmlns:aink="http://schemas.microsoft.com/office/drawing/2016/ink" xmlns:am3d="http://schemas.microsoft.com/office/drawing/2017/model3d" xmlns:o="urn:schemas-microsoft-com:office:office" xmlns:oel="http://schemas.microsoft.com/office/2019/extlst" xmlns:r="http://schemas.openxmlformats.org/officeDocument/2006/relationships" xmlns:m="http://schemas.openxmlformats.org/officeDocument/2006/math" xmlns:v="urn:schemas-microsoft-com:vml" xmlns:wp14="http://schemas.microsoft.com/office/word/2010/wordprocessingDrawing" xmlns:wp="http://schemas.openxmlformats.org/drawingml/2006/wordprocessingDrawing" xmlns:w10="urn:schemas-microsoft-com:office:word" xmlns:w="http://schemas.openxmlformats.org/wordprocessingml/2006/main" xmlns:w14="http://schemas.microsoft.com/office/word/2010/wordml" xmlns:w15="http://schemas.microsoft.com/office/word/2012/wordml" xmlns:w16cex="http://schemas.microsoft.com/office/word/2018/wordml/cex" xmlns:w16cid="http://schemas.microsoft.com/office/word/2016/wordml/cid" xmlns:w16="http://schemas.microsoft.com/office/word/2018/wordml" xmlns:w16sdtdh="http://schemas.microsoft.com/office/word/2020/wordml/sdtdatahash" xmlns:w16se="http://schemas.microsoft.com/office/word/2015/wordml/symex" xmlns:wpg="http://schemas.microsoft.com/office/word/2010/wordprocessingGroup" xmlns:wpi="http://schemas.microsoft.com/office/word/2010/wordprocessingInk" xmlns:wne="http://schemas.microsoft.com/office/word/2006/wordml" xmlns:wps="http://schemas.microsoft.com/office/word/2010/wordprocessingShape" mc:Ignorable="w14 w15 w16se w16cid w16 w16cex w16sdtdh wp14">
+<w:footnotes xmlns:wpc="http://schemas.microsoft.com/office/word/2010/wordprocessingCanvas" xmlns:cx="http://schemas.microsoft.com/office/drawing/2014/chartex" xmlns:cx1="http://schemas.microsoft.com/office/drawing/2015/9/8/chartex" xmlns:cx2="http://schemas.microsoft.com/office/drawing/2015/10/21/chartex" xmlns:cx3="http://schemas.microsoft.com/office/drawing/2016/5/9/chartex" xmlns:cx4="http://schemas.microsoft.com/office/drawing/2016/5/10/chartex" xmlns:cx5="http://schemas.microsoft.com/office/drawing/2016/5/11/chartex" xmlns:cx6="http://schemas.microsoft.com/office/drawing/2016/5/12/chartex" xmlns:cx7="http://schemas.microsoft.com/office/drawing/2016/5/13/chartex" xmlns:cx8="http://schemas.microsoft.com/office/drawing/2016/5/14/chartex" xmlns:mc="http://schemas.openxmlformats.org/markup-compatibility/2006" xmlns:aink="http://schemas.microsoft.com/office/drawing/2016/ink" xmlns:am3d="http://schemas.microsoft.com/office/drawing/2017/model3d" xmlns:o="urn:schemas-microsoft-com:office:office" xmlns:oel="http://schemas.microsoft.com/office/2019/extlst" xmlns:r="http://schemas.openxmlformats.org/officeDocument/2006/relationships" xmlns:m="http://schemas.openxmlformats.org/officeDocument/2006/math" xmlns:v="urn:schemas-microsoft-com:vml" xmlns:wp14="http://schemas.microsoft.com/office/word/2010/wordprocessingDrawing" xmlns:wp="http://schemas.openxmlformats.org/drawingml/2006/wordprocessingDrawing" xmlns:w10="urn:schemas-microsoft-com:office:word" xmlns:w="http://schemas.openxmlformats.org/wordprocessingml/2006/main" xmlns:w14="http://schemas.microsoft.com/office/word/2010/wordml" xmlns:w15="http://schemas.microsoft.com/office/word/2012/wordml" xmlns:w16cex="http://schemas.microsoft.com/office/word/2018/wordml/cex" xmlns:w16cid="http://schemas.microsoft.com/office/word/2016/wordml/cid" xmlns:w16="http://schemas.microsoft.com/office/word/2018/wordml" xmlns:w16du="http://schemas.microsoft.com/office/word/2023/wordml/word16du" xmlns:w16sdtdh="http://schemas.microsoft.com/office/word/2020/wordml/sdtdatahash" xmlns:w16sdtfl="http://schemas.microsoft.com/office/word/2024/wordml/sdtformatlock" xmlns:w16se="http://schemas.microsoft.com/office/word/2015/wordml/symex" xmlns:wpg="http://schemas.microsoft.com/office/word/2010/wordprocessingGroup" xmlns:wpi="http://schemas.microsoft.com/office/word/2010/wordprocessingInk" xmlns:wne="http://schemas.microsoft.com/office/word/2006/wordml" xmlns:wps="http://schemas.microsoft.com/office/word/2010/wordprocessingShape" mc:Ignorable="w14 w15 w16se w16cid w16 w16cex w16sdtdh w16sdtfl w16du wp14">
   <w:footnote w:type="separator" w:id="-1">
     <w:p>
       <w:pPr>
@@ -1519,7 +1493,7 @@
 </file>
 
 <file path=word/header1.xml><?xml version="1.0" encoding="utf-8"?>
-<w:hdr xmlns:wpc="http://schemas.microsoft.com/office/word/2010/wordprocessingCanvas" xmlns:cx="http://schemas.microsoft.com/office/drawing/2014/chartex" xmlns:cx1="http://schemas.microsoft.com/office/drawing/2015/9/8/chartex" xmlns:cx2="http://schemas.microsoft.com/office/drawing/2015/10/21/chartex" xmlns:cx3="http://schemas.microsoft.com/office/drawing/2016/5/9/chartex" xmlns:cx4="http://schemas.microsoft.com/office/drawing/2016/5/10/chartex" xmlns:cx5="http://schemas.microsoft.com/office/drawing/2016/5/11/chartex" xmlns:cx6="http://schemas.microsoft.com/office/drawing/2016/5/12/chartex" xmlns:cx7="http://schemas.microsoft.com/office/drawing/2016/5/13/chartex" xmlns:cx8="http://schemas.microsoft.com/office/drawing/2016/5/14/chartex" xmlns:mc="http://schemas.openxmlformats.org/markup-compatibility/2006" xmlns:aink="http://schemas.microsoft.com/office/drawing/2016/ink" xmlns:am3d="http://schemas.microsoft.com/office/drawing/2017/model3d" xmlns:o="urn:schemas-microsoft-com:office:office" xmlns:oel="http://schemas.microsoft.com/office/2019/extlst" xmlns:r="http://schemas.openxmlformats.org/officeDocument/2006/relationships" xmlns:m="http://schemas.openxmlformats.org/officeDocument/2006/math" xmlns:v="urn:schemas-microsoft-com:vml" xmlns:wp14="http://schemas.microsoft.com/office/word/2010/wordprocessingDrawing" xmlns:wp="http://schemas.openxmlformats.org/drawingml/2006/wordprocessingDrawing" xmlns:w10="urn:schemas-microsoft-com:office:word" xmlns:w="http://schemas.openxmlformats.org/wordprocessingml/2006/main" xmlns:w14="http://schemas.microsoft.com/office/word/2010/wordml" xmlns:w15="http://schemas.microsoft.com/office/word/2012/wordml" xmlns:w16cex="http://schemas.microsoft.com/office/word/2018/wordml/cex" xmlns:w16cid="http://schemas.microsoft.com/office/word/2016/wordml/cid" xmlns:w16="http://schemas.microsoft.com/office/word/2018/wordml" xmlns:w16sdtdh="http://schemas.microsoft.com/office/word/2020/wordml/sdtdatahash" xmlns:w16se="http://schemas.microsoft.com/office/word/2015/wordml/symex" xmlns:wpg="http://schemas.microsoft.com/office/word/2010/wordprocessingGroup" xmlns:wpi="http://schemas.microsoft.com/office/word/2010/wordprocessingInk" xmlns:wne="http://schemas.microsoft.com/office/word/2006/wordml" xmlns:wps="http://schemas.microsoft.com/office/word/2010/wordprocessingShape" mc:Ignorable="w14 w15 w16se w16cid w16 w16cex w16sdtdh wp14">
+<w:hdr xmlns:wpc="http://schemas.microsoft.com/office/word/2010/wordprocessingCanvas" xmlns:cx="http://schemas.microsoft.com/office/drawing/2014/chartex" xmlns:cx1="http://schemas.microsoft.com/office/drawing/2015/9/8/chartex" xmlns:cx2="http://schemas.microsoft.com/office/drawing/2015/10/21/chartex" xmlns:cx3="http://schemas.microsoft.com/office/drawing/2016/5/9/chartex" xmlns:cx4="http://schemas.microsoft.com/office/drawing/2016/5/10/chartex" xmlns:cx5="http://schemas.microsoft.com/office/drawing/2016/5/11/chartex" xmlns:cx6="http://schemas.microsoft.com/office/drawing/2016/5/12/chartex" xmlns:cx7="http://schemas.microsoft.com/office/drawing/2016/5/13/chartex" xmlns:cx8="http://schemas.microsoft.com/office/drawing/2016/5/14/chartex" xmlns:mc="http://schemas.openxmlformats.org/markup-compatibility/2006" xmlns:aink="http://schemas.microsoft.com/office/drawing/2016/ink" xmlns:am3d="http://schemas.microsoft.com/office/drawing/2017/model3d" xmlns:o="urn:schemas-microsoft-com:office:office" xmlns:oel="http://schemas.microsoft.com/office/2019/extlst" xmlns:r="http://schemas.openxmlformats.org/officeDocument/2006/relationships" xmlns:m="http://schemas.openxmlformats.org/officeDocument/2006/math" xmlns:v="urn:schemas-microsoft-com:vml" xmlns:wp14="http://schemas.microsoft.com/office/word/2010/wordprocessingDrawing" xmlns:wp="http://schemas.openxmlformats.org/drawingml/2006/wordprocessingDrawing" xmlns:w10="urn:schemas-microsoft-com:office:word" xmlns:w="http://schemas.openxmlformats.org/wordprocessingml/2006/main" xmlns:w14="http://schemas.microsoft.com/office/word/2010/wordml" xmlns:w15="http://schemas.microsoft.com/office/word/2012/wordml" xmlns:w16cex="http://schemas.microsoft.com/office/word/2018/wordml/cex" xmlns:w16cid="http://schemas.microsoft.com/office/word/2016/wordml/cid" xmlns:w16="http://schemas.microsoft.com/office/word/2018/wordml" xmlns:w16du="http://schemas.microsoft.com/office/word/2023/wordml/word16du" xmlns:w16sdtdh="http://schemas.microsoft.com/office/word/2020/wordml/sdtdatahash" xmlns:w16sdtfl="http://schemas.microsoft.com/office/word/2024/wordml/sdtformatlock" xmlns:w16se="http://schemas.microsoft.com/office/word/2015/wordml/symex" xmlns:wpg="http://schemas.microsoft.com/office/word/2010/wordprocessingGroup" xmlns:wpi="http://schemas.microsoft.com/office/word/2010/wordprocessingInk" xmlns:wne="http://schemas.microsoft.com/office/word/2006/wordml" xmlns:wps="http://schemas.microsoft.com/office/word/2010/wordprocessingShape" mc:Ignorable="w14 w15 w16se w16cid w16 w16cex w16sdtdh w16sdtfl w16du wp14">
   <w:p>
     <w:pPr>
       <w:pStyle w:val="Header"/>
@@ -1529,7 +1503,7 @@
 </file>
 
 <file path=word/header2.xml><?xml version="1.0" encoding="utf-8"?>
-<w:hdr xmlns:wpc="http://schemas.microsoft.com/office/word/2010/wordprocessingCanvas" xmlns:cx="http://schemas.microsoft.com/office/drawing/2014/chartex" xmlns:cx1="http://schemas.microsoft.com/office/drawing/2015/9/8/chartex" xmlns:cx2="http://schemas.microsoft.com/office/drawing/2015/10/21/chartex" xmlns:cx3="http://schemas.microsoft.com/office/drawing/2016/5/9/chartex" xmlns:cx4="http://schemas.microsoft.com/office/drawing/2016/5/10/chartex" xmlns:cx5="http://schemas.microsoft.com/office/drawing/2016/5/11/chartex" xmlns:cx6="http://schemas.microsoft.com/office/drawing/2016/5/12/chartex" xmlns:cx7="http://schemas.microsoft.com/office/drawing/2016/5/13/chartex" xmlns:cx8="http://schemas.microsoft.com/office/drawing/2016/5/14/chartex" xmlns:mc="http://schemas.openxmlformats.org/markup-compatibility/2006" xmlns:aink="http://schemas.microsoft.com/office/drawing/2016/ink" xmlns:am3d="http://schemas.microsoft.com/office/drawing/2017/model3d" xmlns:o="urn:schemas-microsoft-com:office:office" xmlns:oel="http://schemas.microsoft.com/office/2019/extlst" xmlns:r="http://schemas.openxmlformats.org/officeDocument/2006/relationships" xmlns:m="http://schemas.openxmlformats.org/officeDocument/2006/math" xmlns:v="urn:schemas-microsoft-com:vml" xmlns:wp14="http://schemas.microsoft.com/office/word/2010/wordprocessingDrawing" xmlns:wp="http://schemas.openxmlformats.org/drawingml/2006/wordprocessingDrawing" xmlns:w10="urn:schemas-microsoft-com:office:word" xmlns:w="http://schemas.openxmlformats.org/wordprocessingml/2006/main" xmlns:w14="http://schemas.microsoft.com/office/word/2010/wordml" xmlns:w15="http://schemas.microsoft.com/office/word/2012/wordml" xmlns:w16cex="http://schemas.microsoft.com/office/word/2018/wordml/cex" xmlns:w16cid="http://schemas.microsoft.com/office/word/2016/wordml/cid" xmlns:w16="http://schemas.microsoft.com/office/word/2018/wordml" xmlns:w16sdtdh="http://schemas.microsoft.com/office/word/2020/wordml/sdtdatahash" xmlns:w16se="http://schemas.microsoft.com/office/word/2015/wordml/symex" xmlns:wpg="http://schemas.microsoft.com/office/word/2010/wordprocessingGroup" xmlns:wpi="http://schemas.microsoft.com/office/word/2010/wordprocessingInk" xmlns:wne="http://schemas.microsoft.com/office/word/2006/wordml" xmlns:wps="http://schemas.microsoft.com/office/word/2010/wordprocessingShape" mc:Ignorable="w14 w15 w16se w16cid w16 w16cex w16sdtdh wp14">
+<w:hdr xmlns:wpc="http://schemas.microsoft.com/office/word/2010/wordprocessingCanvas" xmlns:cx="http://schemas.microsoft.com/office/drawing/2014/chartex" xmlns:cx1="http://schemas.microsoft.com/office/drawing/2015/9/8/chartex" xmlns:cx2="http://schemas.microsoft.com/office/drawing/2015/10/21/chartex" xmlns:cx3="http://schemas.microsoft.com/office/drawing/2016/5/9/chartex" xmlns:cx4="http://schemas.microsoft.com/office/drawing/2016/5/10/chartex" xmlns:cx5="http://schemas.microsoft.com/office/drawing/2016/5/11/chartex" xmlns:cx6="http://schemas.microsoft.com/office/drawing/2016/5/12/chartex" xmlns:cx7="http://schemas.microsoft.com/office/drawing/2016/5/13/chartex" xmlns:cx8="http://schemas.microsoft.com/office/drawing/2016/5/14/chartex" xmlns:mc="http://schemas.openxmlformats.org/markup-compatibility/2006" xmlns:aink="http://schemas.microsoft.com/office/drawing/2016/ink" xmlns:am3d="http://schemas.microsoft.com/office/drawing/2017/model3d" xmlns:o="urn:schemas-microsoft-com:office:office" xmlns:oel="http://schemas.microsoft.com/office/2019/extlst" xmlns:r="http://schemas.openxmlformats.org/officeDocument/2006/relationships" xmlns:m="http://schemas.openxmlformats.org/officeDocument/2006/math" xmlns:v="urn:schemas-microsoft-com:vml" xmlns:wp14="http://schemas.microsoft.com/office/word/2010/wordprocessingDrawing" xmlns:wp="http://schemas.openxmlformats.org/drawingml/2006/wordprocessingDrawing" xmlns:w10="urn:schemas-microsoft-com:office:word" xmlns:w="http://schemas.openxmlformats.org/wordprocessingml/2006/main" xmlns:w14="http://schemas.microsoft.com/office/word/2010/wordml" xmlns:w15="http://schemas.microsoft.com/office/word/2012/wordml" xmlns:w16cex="http://schemas.microsoft.com/office/word/2018/wordml/cex" xmlns:w16cid="http://schemas.microsoft.com/office/word/2016/wordml/cid" xmlns:w16="http://schemas.microsoft.com/office/word/2018/wordml" xmlns:w16du="http://schemas.microsoft.com/office/word/2023/wordml/word16du" xmlns:w16sdtdh="http://schemas.microsoft.com/office/word/2020/wordml/sdtdatahash" xmlns:w16sdtfl="http://schemas.microsoft.com/office/word/2024/wordml/sdtformatlock" xmlns:w16se="http://schemas.microsoft.com/office/word/2015/wordml/symex" xmlns:wpg="http://schemas.microsoft.com/office/word/2010/wordprocessingGroup" xmlns:wpi="http://schemas.microsoft.com/office/word/2010/wordprocessingInk" xmlns:wne="http://schemas.microsoft.com/office/word/2006/wordml" xmlns:wps="http://schemas.microsoft.com/office/word/2010/wordprocessingShape" mc:Ignorable="w14 w15 w16se w16cid w16 w16cex w16sdtdh w16sdtfl w16du wp14">
   <w:p>
     <w:pPr>
       <w:pStyle w:val="Header"/>
@@ -1540,7 +1514,7 @@
 </file>
 
 <file path=word/header3.xml><?xml version="1.0" encoding="utf-8"?>
-<w:hdr xmlns:wpc="http://schemas.microsoft.com/office/word/2010/wordprocessingCanvas" xmlns:cx="http://schemas.microsoft.com/office/drawing/2014/chartex" xmlns:cx1="http://schemas.microsoft.com/office/drawing/2015/9/8/chartex" xmlns:cx2="http://schemas.microsoft.com/office/drawing/2015/10/21/chartex" xmlns:cx3="http://schemas.microsoft.com/office/drawing/2016/5/9/chartex" xmlns:cx4="http://schemas.microsoft.com/office/drawing/2016/5/10/chartex" xmlns:cx5="http://schemas.microsoft.com/office/drawing/2016/5/11/chartex" xmlns:cx6="http://schemas.microsoft.com/office/drawing/2016/5/12/chartex" xmlns:cx7="http://schemas.microsoft.com/office/drawing/2016/5/13/chartex" xmlns:cx8="http://schemas.microsoft.com/office/drawing/2016/5/14/chartex" xmlns:mc="http://schemas.openxmlformats.org/markup-compatibility/2006" xmlns:aink="http://schemas.microsoft.com/office/drawing/2016/ink" xmlns:am3d="http://schemas.microsoft.com/office/drawing/2017/model3d" xmlns:o="urn:schemas-microsoft-com:office:office" xmlns:oel="http://schemas.microsoft.com/office/2019/extlst" xmlns:r="http://schemas.openxmlformats.org/officeDocument/2006/relationships" xmlns:m="http://schemas.openxmlformats.org/officeDocument/2006/math" xmlns:v="urn:schemas-microsoft-com:vml" xmlns:wp14="http://schemas.microsoft.com/office/word/2010/wordprocessingDrawing" xmlns:wp="http://schemas.openxmlformats.org/drawingml/2006/wordprocessingDrawing" xmlns:w10="urn:schemas-microsoft-com:office:word" xmlns:w="http://schemas.openxmlformats.org/wordprocessingml/2006/main" xmlns:w14="http://schemas.microsoft.com/office/word/2010/wordml" xmlns:w15="http://schemas.microsoft.com/office/word/2012/wordml" xmlns:w16cex="http://schemas.microsoft.com/office/word/2018/wordml/cex" xmlns:w16cid="http://schemas.microsoft.com/office/word/2016/wordml/cid" xmlns:w16="http://schemas.microsoft.com/office/word/2018/wordml" xmlns:w16sdtdh="http://schemas.microsoft.com/office/word/2020/wordml/sdtdatahash" xmlns:w16se="http://schemas.microsoft.com/office/word/2015/wordml/symex" xmlns:wpg="http://schemas.microsoft.com/office/word/2010/wordprocessingGroup" xmlns:wpi="http://schemas.microsoft.com/office/word/2010/wordprocessingInk" xmlns:wne="http://schemas.microsoft.com/office/word/2006/wordml" xmlns:wps="http://schemas.microsoft.com/office/word/2010/wordprocessingShape" mc:Ignorable="w14 w15 w16se w16cid w16 w16cex w16sdtdh wp14">
+<w:hdr xmlns:wpc="http://schemas.microsoft.com/office/word/2010/wordprocessingCanvas" xmlns:cx="http://schemas.microsoft.com/office/drawing/2014/chartex" xmlns:cx1="http://schemas.microsoft.com/office/drawing/2015/9/8/chartex" xmlns:cx2="http://schemas.microsoft.com/office/drawing/2015/10/21/chartex" xmlns:cx3="http://schemas.microsoft.com/office/drawing/2016/5/9/chartex" xmlns:cx4="http://schemas.microsoft.com/office/drawing/2016/5/10/chartex" xmlns:cx5="http://schemas.microsoft.com/office/drawing/2016/5/11/chartex" xmlns:cx6="http://schemas.microsoft.com/office/drawing/2016/5/12/chartex" xmlns:cx7="http://schemas.microsoft.com/office/drawing/2016/5/13/chartex" xmlns:cx8="http://schemas.microsoft.com/office/drawing/2016/5/14/chartex" xmlns:mc="http://schemas.openxmlformats.org/markup-compatibility/2006" xmlns:aink="http://schemas.microsoft.com/office/drawing/2016/ink" xmlns:am3d="http://schemas.microsoft.com/office/drawing/2017/model3d" xmlns:o="urn:schemas-microsoft-com:office:office" xmlns:oel="http://schemas.microsoft.com/office/2019/extlst" xmlns:r="http://schemas.openxmlformats.org/officeDocument/2006/relationships" xmlns:m="http://schemas.openxmlformats.org/officeDocument/2006/math" xmlns:v="urn:schemas-microsoft-com:vml" xmlns:wp14="http://schemas.microsoft.com/office/word/2010/wordprocessingDrawing" xmlns:wp="http://schemas.openxmlformats.org/drawingml/2006/wordprocessingDrawing" xmlns:w10="urn:schemas-microsoft-com:office:word" xmlns:w="http://schemas.openxmlformats.org/wordprocessingml/2006/main" xmlns:w14="http://schemas.microsoft.com/office/word/2010/wordml" xmlns:w15="http://schemas.microsoft.com/office/word/2012/wordml" xmlns:w16cex="http://schemas.microsoft.com/office/word/2018/wordml/cex" xmlns:w16cid="http://schemas.microsoft.com/office/word/2016/wordml/cid" xmlns:w16="http://schemas.microsoft.com/office/word/2018/wordml" xmlns:w16du="http://schemas.microsoft.com/office/word/2023/wordml/word16du" xmlns:w16sdtdh="http://schemas.microsoft.com/office/word/2020/wordml/sdtdatahash" xmlns:w16sdtfl="http://schemas.microsoft.com/office/word/2024/wordml/sdtformatlock" xmlns:w16se="http://schemas.microsoft.com/office/word/2015/wordml/symex" xmlns:wpg="http://schemas.microsoft.com/office/word/2010/wordprocessingGroup" xmlns:wpi="http://schemas.microsoft.com/office/word/2010/wordprocessingInk" xmlns:wne="http://schemas.microsoft.com/office/word/2006/wordml" xmlns:wps="http://schemas.microsoft.com/office/word/2010/wordprocessingShape" mc:Ignorable="w14 w15 w16se w16cid w16 w16cex w16sdtdh w16sdtfl w16du wp14">
   <w:p>
     <w:pPr>
       <w:pStyle w:val="Header"/>
@@ -1549,7 +1523,7 @@
     <w:r>
       <w:tab/>
       <w:tab/>
-      <w:t>2026-06-17</w:t>
+      <w:t>2026-06-18</w:t>
       <w:br/>
       <w:br/>
     </w:r>
@@ -1566,7 +1540,7 @@
 </file>
 
 <file path=word/numbering.xml><?xml version="1.0" encoding="utf-8"?>
-<w:numbering xmlns:wpc="http://schemas.microsoft.com/office/word/2010/wordprocessingCanvas" xmlns:cx="http://schemas.microsoft.com/office/drawing/2014/chartex" xmlns:cx1="http://schemas.microsoft.com/office/drawing/2015/9/8/chartex" xmlns:cx2="http://schemas.microsoft.com/office/drawing/2015/10/21/chartex" xmlns:cx3="http://schemas.microsoft.com/office/drawing/2016/5/9/chartex" xmlns:cx4="http://schemas.microsoft.com/office/drawing/2016/5/10/chartex" xmlns:cx5="http://schemas.microsoft.com/office/drawing/2016/5/11/chartex" xmlns:cx6="http://schemas.microsoft.com/office/drawing/2016/5/12/chartex" xmlns:cx7="http://schemas.microsoft.com/office/drawing/2016/5/13/chartex" xmlns:cx8="http://schemas.microsoft.com/office/drawing/2016/5/14/chartex" xmlns:mc="http://schemas.openxmlformats.org/markup-compatibility/2006" xmlns:aink="http://schemas.microsoft.com/office/drawing/2016/ink" xmlns:am3d="http://schemas.microsoft.com/office/drawing/2017/model3d" xmlns:o="urn:schemas-microsoft-com:office:office" xmlns:oel="http://schemas.microsoft.com/office/2019/extlst" xmlns:r="http://schemas.openxmlformats.org/officeDocument/2006/relationships" xmlns:m="http://schemas.openxmlformats.org/officeDocument/2006/math" xmlns:v="urn:schemas-microsoft-com:vml" xmlns:wp14="http://schemas.microsoft.com/office/word/2010/wordprocessingDrawing" xmlns:wp="http://schemas.openxmlformats.org/drawingml/2006/wordprocessingDrawing" xmlns:w10="urn:schemas-microsoft-com:office:word" xmlns:w="http://schemas.openxmlformats.org/wordprocessingml/2006/main" xmlns:w14="http://schemas.microsoft.com/office/word/2010/wordml" xmlns:w15="http://schemas.microsoft.com/office/word/2012/wordml" xmlns:w16cex="http://schemas.microsoft.com/office/word/2018/wordml/cex" xmlns:w16cid="http://schemas.microsoft.com/office/word/2016/wordml/cid" xmlns:w16="http://schemas.microsoft.com/office/word/2018/wordml" xmlns:w16sdtdh="http://schemas.microsoft.com/office/word/2020/wordml/sdtdatahash" xmlns:w16se="http://schemas.microsoft.com/office/word/2015/wordml/symex" xmlns:wpg="http://schemas.microsoft.com/office/word/2010/wordprocessingGroup" xmlns:wpi="http://schemas.microsoft.com/office/word/2010/wordprocessingInk" xmlns:wne="http://schemas.microsoft.com/office/word/2006/wordml" xmlns:wps="http://schemas.microsoft.com/office/word/2010/wordprocessingShape" mc:Ignorable="w14 w15 w16se w16cid w16 w16cex w16sdtdh wp14">
+<w:numbering xmlns:wpc="http://schemas.microsoft.com/office/word/2010/wordprocessingCanvas" xmlns:cx="http://schemas.microsoft.com/office/drawing/2014/chartex" xmlns:cx1="http://schemas.microsoft.com/office/drawing/2015/9/8/chartex" xmlns:cx2="http://schemas.microsoft.com/office/drawing/2015/10/21/chartex" xmlns:cx3="http://schemas.microsoft.com/office/drawing/2016/5/9/chartex" xmlns:cx4="http://schemas.microsoft.com/office/drawing/2016/5/10/chartex" xmlns:cx5="http://schemas.microsoft.com/office/drawing/2016/5/11/chartex" xmlns:cx6="http://schemas.microsoft.com/office/drawing/2016/5/12/chartex" xmlns:cx7="http://schemas.microsoft.com/office/drawing/2016/5/13/chartex" xmlns:cx8="http://schemas.microsoft.com/office/drawing/2016/5/14/chartex" xmlns:mc="http://schemas.openxmlformats.org/markup-compatibility/2006" xmlns:aink="http://schemas.microsoft.com/office/drawing/2016/ink" xmlns:am3d="http://schemas.microsoft.com/office/drawing/2017/model3d" xmlns:o="urn:schemas-microsoft-com:office:office" xmlns:oel="http://schemas.microsoft.com/office/2019/extlst" xmlns:r="http://schemas.openxmlformats.org/officeDocument/2006/relationships" xmlns:m="http://schemas.openxmlformats.org/officeDocument/2006/math" xmlns:v="urn:schemas-microsoft-com:vml" xmlns:wp14="http://schemas.microsoft.com/office/word/2010/wordprocessingDrawing" xmlns:wp="http://schemas.openxmlformats.org/drawingml/2006/wordprocessingDrawing" xmlns:w10="urn:schemas-microsoft-com:office:word" xmlns:w="http://schemas.openxmlformats.org/wordprocessingml/2006/main" xmlns:w14="http://schemas.microsoft.com/office/word/2010/wordml" xmlns:w15="http://schemas.microsoft.com/office/word/2012/wordml" xmlns:w16cex="http://schemas.microsoft.com/office/word/2018/wordml/cex" xmlns:w16cid="http://schemas.microsoft.com/office/word/2016/wordml/cid" xmlns:w16="http://schemas.microsoft.com/office/word/2018/wordml" xmlns:w16du="http://schemas.microsoft.com/office/word/2023/wordml/word16du" xmlns:w16sdtdh="http://schemas.microsoft.com/office/word/2020/wordml/sdtdatahash" xmlns:w16sdtfl="http://schemas.microsoft.com/office/word/2024/wordml/sdtformatlock" xmlns:w16se="http://schemas.microsoft.com/office/word/2015/wordml/symex" xmlns:wpg="http://schemas.microsoft.com/office/word/2010/wordprocessingGroup" xmlns:wpi="http://schemas.microsoft.com/office/word/2010/wordprocessingInk" xmlns:wne="http://schemas.microsoft.com/office/word/2006/wordml" xmlns:wps="http://schemas.microsoft.com/office/word/2010/wordprocessingShape" mc:Ignorable="w14 w15 w16se w16cid w16 w16cex w16sdtdh w16sdtfl w16du wp14">
   <w:abstractNum w:abstractNumId="0" w15:restartNumberingAfterBreak="0">
     <w:nsid w:val="FFFFFF7C"/>
     <w:multiLevelType w:val="singleLevel"/>
@@ -1769,7 +1743,7 @@
 </file>
 
 <file path=word/styles.xml><?xml version="1.0" encoding="utf-8"?>
-<w:styles xmlns:mc="http://schemas.openxmlformats.org/markup-compatibility/2006" xmlns:r="http://schemas.openxmlformats.org/officeDocument/2006/relationships" xmlns:w="http://schemas.openxmlformats.org/wordprocessingml/2006/main" xmlns:w14="http://schemas.microsoft.com/office/word/2010/wordml" xmlns:w15="http://schemas.microsoft.com/office/word/2012/wordml" xmlns:w16cex="http://schemas.microsoft.com/office/word/2018/wordml/cex" xmlns:w16cid="http://schemas.microsoft.com/office/word/2016/wordml/cid" xmlns:w16="http://schemas.microsoft.com/office/word/2018/wordml" xmlns:w16sdtdh="http://schemas.microsoft.com/office/word/2020/wordml/sdtdatahash" xmlns:w16se="http://schemas.microsoft.com/office/word/2015/wordml/symex" mc:Ignorable="w14 w15 w16se w16cid w16 w16cex w16sdtdh">
+<w:styles xmlns:mc="http://schemas.openxmlformats.org/markup-compatibility/2006" xmlns:r="http://schemas.openxmlformats.org/officeDocument/2006/relationships" xmlns:w="http://schemas.openxmlformats.org/wordprocessingml/2006/main" xmlns:w14="http://schemas.microsoft.com/office/word/2010/wordml" xmlns:w15="http://schemas.microsoft.com/office/word/2012/wordml" xmlns:w16cex="http://schemas.microsoft.com/office/word/2018/wordml/cex" xmlns:w16cid="http://schemas.microsoft.com/office/word/2016/wordml/cid" xmlns:w16="http://schemas.microsoft.com/office/word/2018/wordml" xmlns:w16du="http://schemas.microsoft.com/office/word/2023/wordml/word16du" xmlns:w16sdtdh="http://schemas.microsoft.com/office/word/2020/wordml/sdtdatahash" xmlns:w16sdtfl="http://schemas.microsoft.com/office/word/2024/wordml/sdtformatlock" xmlns:w16se="http://schemas.microsoft.com/office/word/2015/wordml/symex" mc:Ignorable="w14 w15 w16se w16cid w16 w16cex w16sdtdh w16sdtfl w16du">
   <w:docDefaults>
     <w:rPrDefault>
       <w:rPr>
@@ -2527,7 +2501,7 @@
     <w:link w:val="TitleChar"/>
     <w:uiPriority w:val="10"/>
     <w:qFormat/>
-    <w:rsid w:val="007106C8"/>
+    <w:rsid w:val="00E854FA"/>
     <w:pPr>
       <w:spacing w:after="300" w:line="240" w:lineRule="auto"/>
       <w:contextualSpacing/>
@@ -2537,7 +2511,7 @@
       <w:rFonts w:eastAsiaTheme="majorEastAsia" w:cstheme="majorBidi"/>
       <w:spacing w:val="5"/>
       <w:kern w:val="28"/>
-      <w:sz w:val="52"/>
+      <w:sz w:val="40"/>
       <w:szCs w:val="52"/>
       <w:lang w:val="sv-SE" w:eastAsia="en-US" w:bidi="ar-SA"/>
     </w:rPr>
@@ -2547,12 +2521,12 @@
     <w:basedOn w:val="DefaultParagraphFont"/>
     <w:link w:val="Title"/>
     <w:uiPriority w:val="10"/>
-    <w:rsid w:val="007106C8"/>
+    <w:rsid w:val="00E854FA"/>
     <w:rPr>
       <w:rFonts w:ascii="Times New Roman" w:eastAsiaTheme="majorEastAsia" w:hAnsi="Times New Roman" w:cstheme="majorBidi"/>
       <w:spacing w:val="5"/>
       <w:kern w:val="28"/>
-      <w:sz w:val="52"/>
+      <w:sz w:val="40"/>
       <w:szCs w:val="52"/>
       <w:lang w:val="sv-SE" w:eastAsia="en-US" w:bidi="ar-SA"/>
     </w:rPr>

--- a/klagomål/A 41290-2025 FSC-klagomål.docx
+++ b/klagomål/A 41290-2025 FSC-klagomål.docx
@@ -1523,7 +1523,7 @@
     <w:r>
       <w:tab/>
       <w:tab/>
-      <w:t>2026-06-18</w:t>
+      <w:t>2026-06-19</w:t>
       <w:br/>
       <w:br/>
     </w:r>

--- a/klagomål/A 41290-2025 FSC-klagomål.docx
+++ b/klagomål/A 41290-2025 FSC-klagomål.docx
@@ -1523,7 +1523,7 @@
     <w:r>
       <w:tab/>
       <w:tab/>
-      <w:t>2026-06-19</w:t>
+      <w:t>2026-06-20</w:t>
       <w:br/>
       <w:br/>
     </w:r>

--- a/klagomål/A 41290-2025 FSC-klagomål.docx
+++ b/klagomål/A 41290-2025 FSC-klagomål.docx
@@ -168,38 +168,7 @@
     </w:p>
     <w:p>
       <w:r>
-        <w:t>Detta dokument behandlar höga naturvärden i avverkningsanmälan A 41290-2025 i Krokoms kommun som inkom 2025-08-29 och omfattar 17,2 ha.</w:t>
-      </w:r>
-    </w:p>
-    <w:p>
-      <w:r>
-        <w:t>Nedan presenteras fynd av naturvårdsarter och fridlysta arter som gjorts i det avverkningsanmälda området, samt relevanta utdrag ur standarderna för FSC, Chain of Custody, Controlled Wood och PEFC. I BILAGA 1 finns artfakta om fridlysta arter.</w:t>
-      </w:r>
-    </w:p>
-    <w:p>
-      <w:r>
-        <w:t>Vi förväntar oss att ni återkommer med ett skriftligt svar på vårt klagomål och även beskriver vilka korrigerande åtgärder ni satt in för att rätta till identifierade brister i er efterlevnad av den svenska FSC standarden.</w:t>
-      </w:r>
-    </w:p>
-    <w:p>
-      <w:pPr>
-        <w:pStyle w:val="Heading1"/>
-      </w:pPr>
-      <w:r>
-        <w:t>Naturvårdsarter</w:t>
-      </w:r>
-    </w:p>
-    <w:p>
-      <w:r>
-        <w:t>I avverkningsanmälan har följande 9 naturvårdsarter hittats: garnlav (VU, T), skrovellav (NT, T), talltita (NT, §4), tretåig hackspett (NT, T, §4), ullticka (NT, T), rostfläck (S, T), järpe (T, §4), spillkråka (T, §4) och tjäder (T, §4). Av dessa är 5 rödlistade. För rödlistade arter har rödlistekategorin angivits inom parentes. Arter som är signalarter enligt Skogsstyrelsen har markerats med (S). Typiska arter inom Natura 2000 som är kopplade till skogsekosystem har markerats med (T). För fridlysta arter anges även paragrafen i Artskyddsförordningen som arten är fridlyst enligt.</w:t>
-      </w:r>
-    </w:p>
-    <w:p>
-      <w:r>
-        <w:t>De påträffade naturvårdsarterna är ett tydligt kvitto på att det rör sig om en skog med höga naturvärden.</w:t>
-      </w:r>
-      <w:r>
-        <w:t xml:space="preserve"> I Figur 1 visas fyndplatser för naturvårdsarter i området, som finns registrerade på Artportalen.</w:t>
+        <w:t>Detta klagomål behandlar höga naturvärden i avverkningsanmälan A 41290-2025 i Krokoms kommun som inkom 2025-08-29 och omfattar 17,2 ha.</w:t>
       </w:r>
     </w:p>
     <w:p>
@@ -247,7 +216,322 @@
         <w:spacing w:after="240"/>
       </w:pPr>
       <w:r>
-        <w:t>Figur 1. Fyndplatser för naturvårdsarter i avverkningsanmälan (röd linje). Markörer utan svart kant är placerade på fyndplatsen. Markörer med svart kant är placerade vid sidan av fyndplatsen och har ett svart streck som visar fyndplatsens exakta position. Kartans mittpunktskoordinat är N 7046749, E 465992 i SWEREF 99 TM.</w:t>
+        <w:t>Figur 1. Fyndplatser för naturvårdsarter i avverkningsanmälan. Markörer utan svart kant är placerade på fyndplatsen. Markörer med svart kant är placerade vid sidan av fyndplatsen har ett svart streck som visar fyndplatsens exakta position. Kartans mittpunktskoordinat är N 7046749, E 465992 i SWEREF 99 TM.</w:t>
+      </w:r>
+    </w:p>
+    <w:p>
+      <w:r>
+        <w:t>I avverkningsanmälan finns fynd av 9 naturvårdsarter, varav 5 är rödlistade, 5 är fridlysta, 8 är typiska (T) och 1 är signalart (S): garnlav (VU, T), skrovellav (NT, T), talltita (NT, §4), tretåig hackspett (NT, T, §4), ullticka (NT, T), rostfläck (S, T), järpe (T, §4), spillkråka (T, §4) och tjäder (T, §4). Se Figur 1.</w:t>
+      </w:r>
+    </w:p>
+    <w:p>
+      <w:r>
+        <w:t>Nedan presenteras relevanta utdrag ur standarderna för FSC, Chain of Custody, Controlled Wood och PEFC.</w:t>
+      </w:r>
+    </w:p>
+    <w:p>
+      <w:r>
+        <w:t>Vi förväntar oss att ni återkommer med ett skriftligt svar på vårt klagomål och även beskriver vilka korrigerande åtgärder ni satt in för att rätta till identifierade brister i er efterlevnad av den svenska FSC standarden.</w:t>
+      </w:r>
+    </w:p>
+    <w:p>
+      <w:pPr>
+        <w:pStyle w:val="Heading1"/>
+      </w:pPr>
+      <w:r>
+        <w:t>Naturvårdsarter och fridlysta arter</w:t>
+      </w:r>
+    </w:p>
+    <w:p>
+      <w:r>
+        <w:t>Nedan följer beskrivningar av de naturvårdsarter och fridlysta arter som har sina livsmiljöer och växtplatser i den avverkningsanmälda skogen. Se även ytterligare artfakta i BILAGA 1. De påträffade naturvårdsarterna är ett tydligt kvitto på att det rör sig om en skog med höga naturvärden.</w:t>
+      </w:r>
+    </w:p>
+    <w:p>
+      <w:r>
+        <w:rPr>
+          <w:b/>
+        </w:rPr>
+        <w:t>Garnlav (VU)</w:t>
+      </w:r>
+      <w:r>
+        <w:t xml:space="preserve"> är en utpräglad barrskogsart som ibland kan drapera träden i norrländska grannaturskogar med hög luftfuktighet. Den förekommer även i talldominerade bestånd där den, förutom i trädens grenverk, påträffas hängande över ojämnheter i tallbarken. Arten har minskat starkt i södra och mellersta Sverige och den minskar även i sitt nordliga utbredningsområde. Minskningstakten uppgår till 30 (20–50) % inom 50 år och överstiger gränsvärdet för Sårbar (VU). Orsaken till tillbakagången beror främst på slutavverkningar av naturskogsartade skogar. Bestånd med riklig förekomst bör regelmässigt sparas, vilket även gynnar flera andra sällsynta och rödlistade arter. Garnlav är värdväxt för den mycket sällsynta och akut hotade fjärilen barrskogslavfly (CR) som hör hemma i boreala barrskogar med riklig förekomst av värdväxten. Tidigare kunde arten konstateras årligen på flera platser vid Dala-Floda i Dalarna innan lokalerna kalavverkades. Senaste fyndet i landet av barrskogslavfly är från år 2000 då den påträffades vid Högberget i Sollefteå kommun. Garnlav är typisk art för </w:t>
+      </w:r>
+      <w:r>
+        <w:rPr>
+          <w:i/>
+        </w:rPr>
+        <w:t xml:space="preserve">9010 Taiga </w:t>
+      </w:r>
+      <w:r>
+        <w:t>och</w:t>
+      </w:r>
+      <w:r>
+        <w:rPr>
+          <w:i/>
+        </w:rPr>
+        <w:t xml:space="preserve"> 9070 Trädklädd betesmark</w:t>
+      </w:r>
+      <w:r>
+        <w:t xml:space="preserve"> (SLU Artdatabanken, 2026).</w:t>
+      </w:r>
+    </w:p>
+    <w:p>
+      <w:r>
+        <w:rPr>
+          <w:b/>
+        </w:rPr>
+        <w:t>Skrovellav (NT)</w:t>
+      </w:r>
+      <w:r>
+        <w:t xml:space="preserve"> växer på gamla lövträd och på klippor i gamla skogar med hög och jämn luftfuktighet. Slutavverkning av kontinuitetsskog utgör det största hotet och lavens fortsatta förekomst bör säkerställas genom att lokaler med äldre skog skyddas. I områden med mycket hög luftfuktighet kan man på bålen av skrovellav finna de sällsynta parasitsvamparna skrovellavsknapp (EN), </w:t>
+      </w:r>
+      <w:r>
+        <w:rPr>
+          <w:i/>
+        </w:rPr>
+        <w:t>Catillaria lobariicola</w:t>
+      </w:r>
+      <w:r>
+        <w:t xml:space="preserve"> (VU) och </w:t>
+      </w:r>
+      <w:r>
+        <w:rPr>
+          <w:i/>
+        </w:rPr>
+        <w:t>Merismatium lobariae</w:t>
+      </w:r>
+      <w:r>
+        <w:t xml:space="preserve"> (DD). Skrovellav är typisk art för </w:t>
+      </w:r>
+      <w:r>
+        <w:rPr>
+          <w:i/>
+        </w:rPr>
+        <w:t xml:space="preserve">9010 Taiga, 9020 Nordlig ädellövskog, 9040 Fjällbjörkskog, 9070 Trädklädd betesmark, 9160 Näringsrik ekskog, 9180 Ädellövskog i branter, 9190 Näringsfattig ekskog, 8210 Kalkbranter </w:t>
+      </w:r>
+      <w:r>
+        <w:t xml:space="preserve">och </w:t>
+      </w:r>
+      <w:r>
+        <w:rPr>
+          <w:i/>
+        </w:rPr>
+        <w:t>6530 Lövängar</w:t>
+      </w:r>
+      <w:r>
+        <w:t xml:space="preserve"> (SLU Artdatabanken, 2026; Nitare &amp; Skogsstyrelsen, 2019).</w:t>
+      </w:r>
+    </w:p>
+    <w:p>
+      <w:r>
+        <w:rPr>
+          <w:b/>
+        </w:rPr>
+        <w:t>Talltita (NT, §4)</w:t>
+      </w:r>
+      <w:r>
+        <w:t>, rödlistad som nära hotad och prioriterad art i Skogsvårdslagen, har häckningsrevir i anmälan. Arten har minskat kraftigt de senaste 30 åren och minskningstakten innevarande 10-årsperiod beräknas till 20 (10–30) %. Talltitan är synnerligen trogen sitt cirka 15 hektar stora revir och är beroende av flerskiktade olikåldriga skogar för att kunna föda upp sina ungar. Talltitan försvinner om dess livsmiljö kalavverkas (Eggers &amp; Low, 2014; Ekman, 1979; Griesser et al, 2007; Klein, 2020; Siffczyk et al, 2003; SLU Artdatabanken, 2021).</w:t>
+      </w:r>
+    </w:p>
+    <w:p>
+      <w:r>
+        <w:rPr>
+          <w:b/>
+        </w:rPr>
+        <w:t>Tretåig hackspett (NT, §4)</w:t>
+      </w:r>
+      <w:r>
+        <w:t xml:space="preserve"> är rödlistad som nära hotad och ingår i bilaga 1 i EU:s fågeldirektiv. Tretåig hackspett är för sin överlevnad beroende av kontinuerlig tillförsel av äldre döende och död ved, som sker genom naturliga självgallringsprocesser i äldre grannaturskogar och barrblandade naturskogar. Om en skog genom skogsbruk gallras eller glesas ur så upphör och uteblir i stort sett den naturliga självgallringsprocessen för mycket lång tid framöver vilket omöjliggör upprätthållandet av den kontinuerliga ekologiska funktionen i ett område. Det finns studier som visar att naturskogens självgallringsprocess som den tretåiga hackspetten är beroende av, inte kan ersättas med efterlämnad hänsyn i skogsbruket (Imbeau &amp; Desrochers, 2002). Storleken på häckningsreviret varierar med skogstypen, förekomsten av död ved och graden av fragmentering, men är i allmänhet i storleksordningen 25–100 hektar. Vintertid krävs ofta betydligt större områden och det finns studier som antyder att arten behöver minst 100 hektar äldre skog. I områden med låg bonitet kan det behövas över 200 hektar lämpligt habitat för att ett par ska kunna reproducera sig. Områden med dokumenterad permanent förekomst i naturskogsmiljöer har vanligen så stora naturvärden att skogsbruk är olämpligt. Tretåig hackspett är typisk art för </w:t>
+      </w:r>
+      <w:r>
+        <w:rPr>
+          <w:i/>
+        </w:rPr>
+        <w:t xml:space="preserve">9010 Taiga, 9740 Skogsbevuxen myr, 9030 Landhöjningsskog </w:t>
+      </w:r>
+      <w:r>
+        <w:t xml:space="preserve">och </w:t>
+      </w:r>
+      <w:r>
+        <w:rPr>
+          <w:i/>
+        </w:rPr>
+        <w:t>9040 Fjällbjörkskog</w:t>
+      </w:r>
+      <w:r>
+        <w:t xml:space="preserve"> (Skogsstyrelsen, 2016; SLU Artdatabanken, 2024).</w:t>
+      </w:r>
+    </w:p>
+    <w:p>
+      <w:r>
+        <w:rPr>
+          <w:b/>
+        </w:rPr>
+        <w:t>Ullticka (NT)</w:t>
+      </w:r>
+      <w:r>
+        <w:t xml:space="preserve"> är knuten till restbestånd av barrnaturskog och förekommer med ett tydligt optimum i orörda eller måttligt påverkade gamla granskogar där det föreligger viss kontinuitet av grov död ved. Ullticka är en bra signalart inom hela sitt utbredningsområde och i södra Sverige är den sällsynt och en god signalart för skyddsvärda granskogsmiljöer. Den hotas av avverkning och fragmentering av naturskog och äldre granskog med lång trädkontinuitet. På ullticka kan ibland ulltickeporing (VU) påträffas - det är en sällsynt ticka som nyligen delats upp i de tre olika arterna ulltickeporing </w:t>
+      </w:r>
+      <w:r>
+        <w:rPr>
+          <w:i/>
+        </w:rPr>
+        <w:t xml:space="preserve">Skeletocutis brevispora </w:t>
+      </w:r>
+      <w:r>
+        <w:t>(VU)</w:t>
+      </w:r>
+      <w:r>
+        <w:rPr>
+          <w:i/>
+        </w:rPr>
+        <w:t>, Skeletocutis delicata</w:t>
+      </w:r>
+      <w:r>
+        <w:t xml:space="preserve"> (VU)</w:t>
+      </w:r>
+      <w:r>
+        <w:rPr>
+          <w:i/>
+        </w:rPr>
+        <w:t xml:space="preserve"> och Skeletocutis exilis</w:t>
+      </w:r>
+      <w:r>
+        <w:t xml:space="preserve"> (NT). Ullticka är typisk art för </w:t>
+      </w:r>
+      <w:r>
+        <w:rPr>
+          <w:i/>
+        </w:rPr>
+        <w:t xml:space="preserve">9010 Taiga, 9050 Näringsrik granskog </w:t>
+      </w:r>
+      <w:r>
+        <w:t xml:space="preserve">och </w:t>
+      </w:r>
+      <w:r>
+        <w:rPr>
+          <w:i/>
+        </w:rPr>
+        <w:t>9030 Landhöjningsskog</w:t>
+      </w:r>
+      <w:r>
+        <w:t xml:space="preserve"> (SLU Artdatabanken, 2026; Nitare &amp; Skogsstyrelsen, 2019; Miettinen &amp; Niemelä, 2018).</w:t>
+      </w:r>
+    </w:p>
+    <w:p>
+      <w:r>
+        <w:rPr>
+          <w:b/>
+        </w:rPr>
+        <w:t xml:space="preserve">Rostfläck </w:t>
+      </w:r>
+      <w:r>
+        <w:t xml:space="preserve">signalerar framför allt höga naturvärden i östra Sverige samt norr om den naturliga norrlandsgränsen. Arten indikerar här skogsmiljöer som under lång tid haft ett konstant fuktigt mikroklimat. Rika förekomster i Norrland visar sannolikt på bestånd med långvarig kontinuitet av gamla träd. När laven påträffas i alkärr signalerar den höga naturvärden inom hela sitt utbredningsområde. Rostfläck är typisk art för </w:t>
+      </w:r>
+      <w:r>
+        <w:rPr>
+          <w:i/>
+        </w:rPr>
+        <w:t xml:space="preserve">9190 Näringsfattig ekskog </w:t>
+      </w:r>
+      <w:r>
+        <w:t>(Nitare &amp; Skogsstyrelsen, 2019; SLU Artdatabanken, 2025).</w:t>
+      </w:r>
+    </w:p>
+    <w:p>
+      <w:r>
+        <w:rPr>
+          <w:b/>
+        </w:rPr>
+        <w:t>Järpe (§4)</w:t>
+      </w:r>
+      <w:r>
+        <w:t xml:space="preserve">, som är upptagen i bilaga 1 och 2 EU:s fågeldirektiv, är mycket stationär inom sitt revir som är minst 25 hektar stort. Livsmiljöerna utgörs av tät barrskog med inblandning av lövträd och en väl utvecklad flerskiktad struktur med bärris och yngre eller undertryckta, täta granar i ett lägre skikt, ofta utmed bäckar och åar inne i den skyddande granskogen. Den överlever inte om dess livsmiljö kalavverkas och är även känslig för röjning, gallring och avverkning där unga granar och lövträd inte sparas i tillräcklig omfattning. Arten finns i sammanhängande grandominerad skog över hela Sverige men förekomsterna är betydligt glesare i Götaland än i övriga landet. Järpe är typisk art för </w:t>
+      </w:r>
+      <w:r>
+        <w:rPr>
+          <w:i/>
+        </w:rPr>
+        <w:t xml:space="preserve">9010 Taiga, 9080 Lövsumpskog </w:t>
+      </w:r>
+      <w:r>
+        <w:t xml:space="preserve">och </w:t>
+      </w:r>
+      <w:r>
+        <w:rPr>
+          <w:i/>
+        </w:rPr>
+        <w:t xml:space="preserve">9740 Skogsbevuxen myr </w:t>
+      </w:r>
+      <w:r>
+        <w:t>(SLU Artdatabanken, 2026).</w:t>
+      </w:r>
+    </w:p>
+    <w:p>
+      <w:r>
+        <w:rPr>
+          <w:b/>
+        </w:rPr>
+        <w:t>Spillkråka (§4)</w:t>
+      </w:r>
+      <w:r>
+        <w:t xml:space="preserve"> omfattas av bilaga 1 i EU:s fågeldirektiv och är typisk art för </w:t>
+      </w:r>
+      <w:r>
+        <w:rPr>
+          <w:i/>
+        </w:rPr>
+        <w:t xml:space="preserve">9010 Taiga </w:t>
+      </w:r>
+      <w:r>
+        <w:t>och</w:t>
+      </w:r>
+      <w:r>
+        <w:rPr>
+          <w:i/>
+        </w:rPr>
+        <w:t xml:space="preserve"> 9740 Skogsbevuxen myr</w:t>
+      </w:r>
+      <w:r>
+        <w:t>. Den behöver grova träd, främst tall, asp och bok som boträd. Skogsbruk med korta omloppstider och täta, homogena ungskogar utgör det största hotet. Spillkråka är en nyckelart i skogliga miljöer vars övergivna bohål utnyttjas av flera andra hålhäckande fågelarter och fladdermöss, däribland pärluggla (EN, §4), knipa (§4), salskrake (§4) och skogsduva (§4). Hökuggla (VU, §4) och slaguggla (§4) häckar ofta i högstubbar som brutits av i höjd med ett gammalt spillkråkebo (SLU Artdatabanken, 2026; Skogsstyrelsen, 2016).</w:t>
+      </w:r>
+    </w:p>
+    <w:p>
+      <w:r>
+        <w:rPr>
+          <w:b/>
+        </w:rPr>
+        <w:t>Tjäder (§4)</w:t>
+      </w:r>
+      <w:r>
+        <w:t xml:space="preserve"> omfattas av bilaga 1 och 2 EU:s fågeldirektiv och är typisk art för </w:t>
+      </w:r>
+      <w:r>
+        <w:rPr>
+          <w:i/>
+        </w:rPr>
+        <w:t xml:space="preserve">9010 Taiga </w:t>
+      </w:r>
+      <w:r>
+        <w:t xml:space="preserve">och </w:t>
+      </w:r>
+      <w:r>
+        <w:rPr>
+          <w:i/>
+        </w:rPr>
+        <w:t>9740 Skogsbevuxen myr</w:t>
+      </w:r>
+      <w:r>
+        <w:t>. Tjädern är en utpräglad skogsfågel knuten till större sammanhängande barrskogsområden. Tupparna och hönorna utnyttjar till viss del olika miljöer, och habitatvalet varierar dessutom mellan olika delar av året. För att det ska finnas livskraftiga tjäderbestånd krävs funktionella skogslandskap med en blandning av uppvuxen, gles och luckig skog, täta sumpskogar, myrar och andra små våtmarker. Arten försvinner när skogen fragmenteras och den sammanlagda arealen hyggen och andra öppna områden blir för stor. Ett småskaligt och försiktigt virkesuttag genom hyggesfria metoder kan i vissa fall vara möjligt i området inom 200 m från lekcentrum. Längre ut från lekcentrum, inom 200–500 m bör den avverkade ytan inte överskrida 1 hektar för att undvika alltför stora och snabba förändringar (Skogsstyrelsen, 2019; SLU Artdatabanken, 2024).</w:t>
+      </w:r>
+    </w:p>
+    <w:p>
+      <w:pPr>
+        <w:pStyle w:val="Heading1"/>
+      </w:pPr>
+      <w:r>
+        <w:t>Certifiering</w:t>
       </w:r>
     </w:p>
     <w:p>
@@ -255,26 +539,18 @@
         <w:pStyle w:val="Heading2"/>
       </w:pPr>
       <w:r>
-        <w:t>Fridlysta arter</w:t>
+        <w:t>Ur FSC-standarden</w:t>
       </w:r>
     </w:p>
     <w:p>
-      <w:r>
-        <w:t>Följande fridlysta arter har sina livsmiljöer och växtplatser i den avverkningsanmälda skogen: talltita (NT, §4), tretåig hackspett (NT, T, §4), järpe (T, §4), spillkråka (T, §4) och tjäder (T, §4).</w:t>
-      </w:r>
-    </w:p>
-    <w:p>
-      <w:r>
-        <w:t xml:space="preserve">Observera att medlemsländerna är skyldiga att agera i enlighet med EU:s fågeldirektiv där det uttryckligen står att direktivet gäller för fåglar samt för deras ägg, bon och </w:t>
-      </w:r>
       <w:r>
         <w:rPr>
           <w:b/>
         </w:rPr>
-        <w:t xml:space="preserve">livsmiljöer </w:t>
-      </w:r>
-      <w:r>
-        <w:t>(artikel 1). Vidare att de åtgärder som vidtas inte får leda till en försämring av den nuvarande situationen beträffande bevarandet av de fågelarter som avses i artikel 1 (artikel 13). Fågeldirektivet är styrande för tillsynsansvariga myndigheters ärendehantering, ställningstaganden och beslutsfattande.</w:t>
+        <w:t xml:space="preserve">PRINCIP 1: LAGEFTERLEVNAD: </w:t>
+      </w:r>
+      <w:r>
+        <w:t>Certifikatsinnehavaren ska följa alla tillämpliga lagar, förordningar och nationellt ratificerade internationella avtal, konventioner och överenskommelser.</w:t>
       </w:r>
     </w:p>
     <w:p>
@@ -282,131 +558,81 @@
         <w:rPr>
           <w:b/>
         </w:rPr>
-        <w:t>Järpe (§4)</w:t>
-      </w:r>
-      <w:r>
-        <w:t xml:space="preserve">, som är upptagen i bilaga 1 och 2 EU:s fågeldirektiv, är mycket stationär inom sitt revir som är minst 25 hektar stort. Livsmiljöerna utgörs av tät barrskog med inblandning av lövträd och en väl utvecklad flerskiktad struktur med bärris och yngre eller undertryckta, täta granar i ett lägre skikt, ofta utmed bäckar och åar inne i den skyddande granskogen. Den överlever inte om dess livsmiljö kalavverkas och är även känslig för röjning, gallring och avverkning där unga granar och lövträd inte sparas i tillräcklig omfattning. Arten finns i sammanhängande grandominerad skog över hela Sverige men förekomsterna är betydligt glesare i Götaland än i övriga landet. Järpe är typisk art för </w:t>
+        <w:t xml:space="preserve">1.3.1 </w:t>
+      </w:r>
+      <w:r>
+        <w:t>Tillämpliga lagar och föreskrifter för brukandet av skogen följs.</w:t>
+      </w:r>
+    </w:p>
+    <w:p>
+      <w:pPr>
+        <w:pStyle w:val="ListBullet"/>
+      </w:pPr>
+      <w:r>
+        <w:rPr>
+          <w:b/>
+          <w:i/>
+        </w:rPr>
+        <w:t xml:space="preserve">Kommentar: </w:t>
+      </w:r>
+      <w:r>
+        <w:t>I den avverkningsanmälda skogen har fridlysta arter sina livsmiljöer och växtplatser. Att skada de fridlysta arternas livsmiljöer, växtplatser eller ekologiska funktion är inte tillåtet enligt artskyddsförordningen.</w:t>
       </w:r>
       <w:r>
         <w:rPr>
           <w:i/>
         </w:rPr>
-        <w:t xml:space="preserve">9010 Taiga, 9080 Lövsumpskog </w:t>
-      </w:r>
-      <w:r>
-        <w:t xml:space="preserve">och </w:t>
+        <w:t xml:space="preserve"> EU:s medlemsländer och skogsbolag är skyldiga att agera i enlighet med EU:s fågeldirektiv där det uttryckligen står att direktivet gäller för fåglar samt för deras ägg, bon och </w:t>
+      </w:r>
+      <w:r>
+        <w:rPr>
+          <w:b/>
+          <w:i/>
+        </w:rPr>
+        <w:t xml:space="preserve">livsmiljöer </w:t>
+      </w:r>
+      <w:r>
+        <w:t>(artikel 1). Vidare att de åtgärder som vidtas inte får leda till en försämring av den nuvarande situationen beträffande bevarandet av de fågelarter som avses i artikel 1 (artikel 13).</w:t>
+      </w:r>
+    </w:p>
+    <w:p>
+      <w:r>
+        <w:rPr>
+          <w:b/>
+        </w:rPr>
+        <w:t xml:space="preserve">6.4 </w:t>
+      </w:r>
+      <w:r>
+        <w:t>Certifikatsinnehavaren ska skydda sällsynta arter och hotade arter samt deras livsmiljöer inom skogsbruksenheten. Det ska ske genom avsättningar, andra skyddade områden och genom att skapa konnektivitet och/eller genom andra direkta åtgärder som gynnar dessa arters överlevnad och livskraft. Åtgärderna ska stå i förhållande till brukandets skala, intensitet och risk, samt till sällsynta och hotade arters bevarandestatus och ekologiska krav. Certifikatsinnehavaren ska beakta den geografiska spridningen och ekologiska krav hos sällsynta och hotade arter utanför skogsbruksenhetens gränser när beslut om åtgärder inom skogsbruksenheten ska fattas.</w:t>
+      </w:r>
+    </w:p>
+    <w:p>
+      <w:r>
+        <w:rPr>
+          <w:b/>
+        </w:rPr>
+        <w:t xml:space="preserve">6.4.3 </w:t>
+      </w:r>
+      <w:r>
+        <w:t>Bevarandeåtgärder genomförs för de kända förekomster av rödlistade arter som påverkas av skogsbruk.</w:t>
+      </w:r>
+    </w:p>
+    <w:p>
+      <w:pPr>
+        <w:pStyle w:val="ListBullet"/>
+      </w:pPr>
+      <w:r>
+        <w:rPr>
+          <w:b/>
+          <w:i/>
+        </w:rPr>
+        <w:t xml:space="preserve">Kommentar: </w:t>
       </w:r>
       <w:r>
         <w:rPr>
           <w:i/>
         </w:rPr>
-        <w:t xml:space="preserve">9740 Skogsbevuxen myr </w:t>
-      </w:r>
-      <w:r>
-        <w:t>(SLU Artdatabanken, 2026).</w:t>
-      </w:r>
-    </w:p>
-    <w:p>
-      <w:r>
-        <w:rPr>
-          <w:b/>
-        </w:rPr>
-        <w:t>Spillkråka (§4)</w:t>
-      </w:r>
-      <w:r>
-        <w:t xml:space="preserve"> omfattas av bilaga 1 i EU:s fågeldirektiv och är typisk art för </w:t>
-      </w:r>
-      <w:r>
-        <w:rPr>
-          <w:i/>
-        </w:rPr>
-        <w:t xml:space="preserve">9010 Taiga </w:t>
-      </w:r>
-      <w:r>
-        <w:t>och</w:t>
-      </w:r>
-      <w:r>
-        <w:rPr>
-          <w:i/>
-        </w:rPr>
-        <w:t xml:space="preserve"> 9740 Skogsbevuxen myr</w:t>
-      </w:r>
-      <w:r>
-        <w:t>. Den behöver grova träd, främst tall, asp och bok som boträd. Skogsbruk med korta omloppstider och täta, homogena ungskogar utgör det största hotet. Spillkråka är en nyckelart i skogliga miljöer vars övergivna bohål utnyttjas av flera andra hålhäckande fågelarter och fladdermöss, däribland pärluggla (EN, §4), knipa (§4), salskrake (§4) och skogsduva (§4). Hökuggla (VU, §4) och slaguggla (§4) häckar ofta i högstubbar som brutits av i höjd med ett gammalt spillkråkebo (SLU Artdatabanken, 2026; Skogsstyrelsen, 2016).</w:t>
-      </w:r>
-    </w:p>
-    <w:p>
-      <w:r>
-        <w:rPr>
-          <w:b/>
-        </w:rPr>
-        <w:t>Talltita (NT, §4)</w:t>
-      </w:r>
-      <w:r>
-        <w:t>, rödlistad som nära hotad och prioriterad art i Skogsvårdslagen, har häckningsrevir i anmälan. Arten har minskat kraftigt de senaste 30 åren och minskningstakten innevarande 10-årsperiod beräknas till 20 (10–30) %. Talltitan är synnerligen trogen sitt cirka 15 hektar stora revir och är beroende av flerskiktade olikåldriga skogar för att kunna föda upp sina ungar. Talltitan försvinner om dess livsmiljö kalavverkas (Eggers &amp; Low, 2014; Ekman, 1979; Griesser et al, 2007; Klein, 2020; Siffczyk et al, 2003; SLU Artdatabanken, 2021).</w:t>
-      </w:r>
-    </w:p>
-    <w:p>
-      <w:r>
-        <w:rPr>
-          <w:b/>
-        </w:rPr>
-        <w:t>Tjäder (§4)</w:t>
-      </w:r>
-      <w:r>
-        <w:t xml:space="preserve"> omfattas av bilaga 1 och 2 EU:s fågeldirektiv och är typisk art för </w:t>
-      </w:r>
-      <w:r>
-        <w:rPr>
-          <w:i/>
-        </w:rPr>
-        <w:t xml:space="preserve">9010 Taiga </w:t>
-      </w:r>
-      <w:r>
-        <w:t xml:space="preserve">och </w:t>
-      </w:r>
-      <w:r>
-        <w:rPr>
-          <w:i/>
-        </w:rPr>
-        <w:t>9740 Skogsbevuxen myr</w:t>
-      </w:r>
-      <w:r>
-        <w:t>. Tjädern är en utpräglad skogsfågel knuten till större sammanhängande barrskogsområden. Tupparna och hönorna utnyttjar till viss del olika miljöer, och habitatvalet varierar dessutom mellan olika delar av året. För att det ska finnas livskraftiga tjäderbestånd krävs funktionella skogslandskap med en blandning av uppvuxen, gles och luckig skog, täta sumpskogar, myrar och andra små våtmarker. Arten försvinner när skogen fragmenteras och den sammanlagda arealen hyggen och andra öppna områden blir för stor. Ett småskaligt och försiktigt virkesuttag genom hyggesfria metoder kan i vissa fall vara möjligt i området inom 200 m från lekcentrum. Längre ut från lekcentrum, inom 200–500 m bör den avverkade ytan inte överskrida 1 hektar för att undvika alltför stora och snabba förändringar (Skogsstyrelsen, 2019; SLU Artdatabanken, 2024).</w:t>
-      </w:r>
-    </w:p>
-    <w:p>
-      <w:r>
-        <w:rPr>
-          <w:b/>
-        </w:rPr>
-        <w:t>Tretåig hackspett (NT, §4)</w:t>
-      </w:r>
-      <w:r>
-        <w:t xml:space="preserve"> är rödlistad som nära hotad och ingår i bilaga 1 i EU:s fågeldirektiv. Tretåig hackspett är för sin överlevnad beroende av kontinuerlig tillförsel av äldre döende och död ved, som sker genom naturliga självgallringsprocesser i äldre grannaturskogar och barrblandade naturskogar. Om en skog genom skogsbruk gallras eller glesas ur så upphör och uteblir i stort sett den naturliga självgallringsprocessen för mycket lång tid framöver vilket omöjliggör upprätthållandet av den kontinuerliga ekologiska funktionen i ett område. Det finns studier som visar att naturskogens självgallringsprocess som den tretåiga hackspetten är beroende av, inte kan ersättas med efterlämnad hänsyn i skogsbruket (Imbeau &amp; Desrochers, 2002). Storleken på häckningsreviret varierar med skogstypen, förekomsten av död ved och graden av fragmentering, men är i allmänhet i storleksordningen 25–100 hektar. Vintertid krävs ofta betydligt större områden och det finns studier som antyder att arten behöver minst 100 hektar äldre skog. I områden med låg bonitet kan det behövas över 200 hektar lämpligt habitat för att ett par ska kunna reproducera sig. Områden med dokumenterad permanent förekomst i naturskogsmiljöer har vanligen så stora naturvärden att skogsbruk är olämpligt. Tretåig hackspett är typisk art för </w:t>
-      </w:r>
-      <w:r>
-        <w:rPr>
-          <w:i/>
-        </w:rPr>
-        <w:t xml:space="preserve">9010 Taiga, 9740 Skogsbevuxen myr, 9030 Landhöjningsskog </w:t>
-      </w:r>
-      <w:r>
-        <w:t xml:space="preserve">och </w:t>
-      </w:r>
-      <w:r>
-        <w:rPr>
-          <w:i/>
-        </w:rPr>
-        <w:t>9040 Fjällbjörkskog</w:t>
-      </w:r>
-      <w:r>
-        <w:t xml:space="preserve"> (Skogsstyrelsen, 2016; SLU Artdatabanken, 2024).</w:t>
-      </w:r>
-    </w:p>
-    <w:p>
-      <w:r>
-        <w:t>I BILAGA 1 finns mer detaljerad information om ekologi samt krav på livsmiljö hos fridlysta arter.</w:t>
+        <w:t>I det avverkningsanmälda skogsområdet har 9 naturvårdsarter varav 5 rödlistade arter sina livsmiljöer och växtplatser.</w:t>
       </w:r>
     </w:p>
     <w:p>
@@ -414,7 +640,7 @@
         <w:pStyle w:val="Heading2"/>
       </w:pPr>
       <w:r>
-        <w:t>Övriga naturvårdsarter</w:t>
+        <w:t>Ur Chain of Custody Certification (FSC-STD-40-004 ver 3.0)</w:t>
       </w:r>
     </w:p>
     <w:p>
@@ -422,151 +648,144 @@
         <w:rPr>
           <w:b/>
         </w:rPr>
-        <w:t>Garnlav (VU)</w:t>
-      </w:r>
-      <w:r>
-        <w:t xml:space="preserve"> är en utpräglad barrskogsart som ibland kan drapera träden i norrländska grannaturskogar med hög luftfuktighet. Den förekommer även i talldominerade bestånd där den, förutom i trädens grenverk, påträffas hängande över ojämnheter i tallbarken. Arten har minskat starkt i södra och mellersta Sverige och den minskar även i sitt nordliga utbredningsområde. Minskningstakten uppgår till 30 (20–50) % inom 50 år och överstiger gränsvärdet för Sårbar (VU). Orsaken till tillbakagången beror främst på slutavverkningar av naturskogsartade skogar. Bestånd med riklig förekomst bör regelmässigt sparas, vilket även gynnar flera andra sällsynta och rödlistade arter. Garnlav är värdväxt för den mycket sällsynta och akut hotade fjärilen barrskogslavfly (CR) som hör hemma i boreala barrskogar med riklig förekomst av värdväxten. Tidigare kunde arten konstateras årligen på flera platser vid Dala-Floda i Dalarna innan lokalerna kalavverkades. Senaste fyndet i landet av barrskogslavfly är från år 2000 då den påträffades vid Högberget i Sollefteå kommun. Garnlav är typisk art för </w:t>
+        <w:t xml:space="preserve">1.3 </w:t>
+      </w:r>
+      <w:r>
+        <w:t xml:space="preserve">The organization shall commit to the FSC values as defined in FSC-POL-01-004 Policy for the Association of Organizations with FSC. </w:t>
+      </w:r>
+    </w:p>
+    <w:p>
+      <w:pPr>
+        <w:pStyle w:val="Heading2"/>
+      </w:pPr>
+      <w:r>
+        <w:t>Ur FSC:s policy för associerade organisationer (FSC-POL-01-004)</w:t>
+      </w:r>
+    </w:p>
+    <w:p>
+      <w:r>
+        <w:t xml:space="preserve">Som “Chain of Custody”-certifierad organisation är skogsbolaget bunden av de fastställda reglerna i Del 1 Punkt 1 c) i Policy för organisationer associerade med FSC (FSC-POL-01-004 V2-0 EN + SVE version 2012-03-02): </w:t>
+      </w:r>
+    </w:p>
+    <w:p>
+      <w:pPr>
+        <w:pStyle w:val="ListNumber"/>
+      </w:pPr>
+      <w:r>
+        <w:t>De organisationer FSC kan acceptera association med får inte direkt eller indirekt ha några kopplingar till nedanstående, oacceptabla aktiviteter:</w:t>
+      </w:r>
+    </w:p>
+    <w:p>
+      <w:pPr>
+        <w:ind w:left="357"/>
+      </w:pPr>
+      <w:r>
+        <w:t>a) Olaglig skogsavverkning och handel med olagligt avverkat virke eller skogsprodukter</w:t>
+      </w:r>
+    </w:p>
+    <w:p>
+      <w:pPr>
+        <w:ind w:left="357"/>
+      </w:pPr>
+      <w:r>
+        <w:t>...</w:t>
+      </w:r>
+    </w:p>
+    <w:p>
+      <w:pPr>
+        <w:ind w:left="357"/>
+      </w:pPr>
+      <w:r>
+        <w:t>c) Skogsbruk som förstör höga naturvärden</w:t>
+      </w:r>
+    </w:p>
+    <w:p>
+      <w:pPr>
+        <w:ind w:left="357"/>
+      </w:pPr>
+      <w:r>
+        <w:t>d) Betydande omvandling av skog till plantager eller annan, icke skoglig, markanvändning</w:t>
+      </w:r>
+    </w:p>
+    <w:p>
+      <w:pPr>
+        <w:pStyle w:val="ListBullet"/>
+      </w:pPr>
+      <w:r>
+        <w:rPr>
+          <w:b/>
+          <w:i/>
+        </w:rPr>
+        <w:t xml:space="preserve">Kommentar: </w:t>
       </w:r>
       <w:r>
         <w:rPr>
           <w:i/>
         </w:rPr>
-        <w:t xml:space="preserve">9010 Taiga </w:t>
-      </w:r>
-      <w:r>
-        <w:t>och</w:t>
+        <w:t>Avverkning av skog med höga naturvärden samt skada på fridlysta arter strider både mot FSC Controlled Wood-standarden och FSC:s policy for associerade organisationer.</w:t>
+      </w:r>
+    </w:p>
+    <w:p>
+      <w:pPr>
+        <w:pStyle w:val="Heading2"/>
+      </w:pPr>
+      <w:r>
+        <w:t>Ur FSC Controlled Wood (FSC-STD-40-005)</w:t>
+      </w:r>
+    </w:p>
+    <w:p>
+      <w:r>
+        <w:t>Virke som inte accepteras i FSC-märkta produkter (oacceptabelt ursprung) enligt FSC Controlled Wood (FSC-STD-40-005):</w:t>
+      </w:r>
+    </w:p>
+    <w:p>
+      <w:pPr>
+        <w:pStyle w:val="ListNumber"/>
+      </w:pPr>
+      <w:r>
+        <w:t>Illegalt avverkat virke.</w:t>
+      </w:r>
+    </w:p>
+    <w:p>
+      <w:pPr>
+        <w:pStyle w:val="ListNumber"/>
+      </w:pPr>
+      <w:r>
+        <w:t>...</w:t>
+      </w:r>
+    </w:p>
+    <w:p>
+      <w:pPr>
+        <w:pStyle w:val="ListNumber"/>
+      </w:pPr>
+      <w:r>
+        <w:t>Virke från avverkningar som hotar höga naturvärden.</w:t>
+      </w:r>
+    </w:p>
+    <w:p>
+      <w:pPr>
+        <w:pStyle w:val="ListNumber"/>
+      </w:pPr>
+      <w:r>
+        <w:t>Virke från skog som konverteras till plantager eller icke-skogligt bruk.</w:t>
+      </w:r>
+    </w:p>
+    <w:p>
+      <w:pPr>
+        <w:pStyle w:val="ListBullet"/>
+      </w:pPr>
+      <w:r>
+        <w:rPr>
+          <w:b/>
+          <w:i/>
+        </w:rPr>
+        <w:t xml:space="preserve">Kommentar: </w:t>
       </w:r>
       <w:r>
         <w:rPr>
           <w:i/>
         </w:rPr>
-        <w:t xml:space="preserve"> 9070 Trädklädd betesmark</w:t>
-      </w:r>
-      <w:r>
-        <w:t xml:space="preserve"> (SLU Artdatabanken, 2026).</w:t>
-      </w:r>
-    </w:p>
-    <w:p>
-      <w:r>
-        <w:rPr>
-          <w:b/>
-        </w:rPr>
-        <w:t xml:space="preserve">Rostfläck </w:t>
-      </w:r>
-      <w:r>
-        <w:t xml:space="preserve">signalerar framför allt höga naturvärden i östra Sverige samt norr om den naturliga norrlandsgränsen. Arten indikerar här skogsmiljöer som under lång tid haft ett konstant fuktigt mikroklimat. Rika förekomster i Norrland visar sannolikt på bestånd med långvarig kontinuitet av gamla träd. När laven påträffas i alkärr signalerar den höga naturvärden inom hela sitt utbredningsområde. Rostfläck är typisk art för </w:t>
-      </w:r>
-      <w:r>
-        <w:rPr>
-          <w:i/>
-        </w:rPr>
-        <w:t xml:space="preserve">9190 Näringsfattig ekskog </w:t>
-      </w:r>
-      <w:r>
-        <w:t>(Nitare &amp; Skogsstyrelsen, 2019; SLU Artdatabanken, 2025).</w:t>
-      </w:r>
-    </w:p>
-    <w:p>
-      <w:r>
-        <w:rPr>
-          <w:b/>
-        </w:rPr>
-        <w:t>Skrovellav (NT)</w:t>
-      </w:r>
-      <w:r>
-        <w:t xml:space="preserve"> växer på gamla lövträd och på klippor i gamla skogar med hög och jämn luftfuktighet. Slutavverkning av kontinuitetsskog utgör det största hotet och lavens fortsatta förekomst bör säkerställas genom att lokaler med äldre skog skyddas. I områden med mycket hög luftfuktighet kan man på bålen av skrovellav finna de sällsynta parasitsvamparna skrovellavsknapp (EN), </w:t>
-      </w:r>
-      <w:r>
-        <w:rPr>
-          <w:i/>
-        </w:rPr>
-        <w:t>Catillaria lobariicola</w:t>
-      </w:r>
-      <w:r>
-        <w:t xml:space="preserve"> (VU) och </w:t>
-      </w:r>
-      <w:r>
-        <w:rPr>
-          <w:i/>
-        </w:rPr>
-        <w:t>Merismatium lobariae</w:t>
-      </w:r>
-      <w:r>
-        <w:t xml:space="preserve"> (DD). Skrovellav är typisk art för </w:t>
-      </w:r>
-      <w:r>
-        <w:rPr>
-          <w:i/>
-        </w:rPr>
-        <w:t xml:space="preserve">9010 Taiga, 9020 Nordlig ädellövskog, 9040 Fjällbjörkskog, 9070 Trädklädd betesmark, 9160 Näringsrik ekskog, 9180 Ädellövskog i branter, 9190 Näringsfattig ekskog, 8210 Kalkbranter </w:t>
-      </w:r>
-      <w:r>
-        <w:t xml:space="preserve">och </w:t>
-      </w:r>
-      <w:r>
-        <w:rPr>
-          <w:i/>
-        </w:rPr>
-        <w:t>6530 Lövängar</w:t>
-      </w:r>
-      <w:r>
-        <w:t xml:space="preserve"> (SLU Artdatabanken, 2026; Nitare &amp; Skogsstyrelsen, 2019).</w:t>
-      </w:r>
-    </w:p>
-    <w:p>
-      <w:r>
-        <w:rPr>
-          <w:b/>
-        </w:rPr>
-        <w:t>Ullticka (NT)</w:t>
-      </w:r>
-      <w:r>
-        <w:t xml:space="preserve"> är knuten till restbestånd av barrnaturskog och förekommer med ett tydligt optimum i orörda eller måttligt påverkade gamla granskogar där det föreligger viss kontinuitet av grov död ved. Ullticka är en bra signalart inom hela sitt utbredningsområde och i södra Sverige är den sällsynt och en god signalart för skyddsvärda granskogsmiljöer. Den hotas av avverkning och fragmentering av naturskog och äldre granskog med lång trädkontinuitet. På ullticka kan ibland ulltickeporing (VU) påträffas - det är en sällsynt ticka som nyligen delats upp i de tre olika arterna ulltickeporing </w:t>
-      </w:r>
-      <w:r>
-        <w:rPr>
-          <w:i/>
-        </w:rPr>
-        <w:t xml:space="preserve">Skeletocutis brevispora </w:t>
-      </w:r>
-      <w:r>
-        <w:t>(VU)</w:t>
-      </w:r>
-      <w:r>
-        <w:rPr>
-          <w:i/>
-        </w:rPr>
-        <w:t>, Skeletocutis delicata</w:t>
-      </w:r>
-      <w:r>
-        <w:t xml:space="preserve"> (VU)</w:t>
-      </w:r>
-      <w:r>
-        <w:rPr>
-          <w:i/>
-        </w:rPr>
-        <w:t xml:space="preserve"> och Skeletocutis exilis</w:t>
-      </w:r>
-      <w:r>
-        <w:t xml:space="preserve"> (NT). Ullticka är typisk art för </w:t>
-      </w:r>
-      <w:r>
-        <w:rPr>
-          <w:i/>
-        </w:rPr>
-        <w:t xml:space="preserve">9010 Taiga, 9050 Näringsrik granskog </w:t>
-      </w:r>
-      <w:r>
-        <w:t xml:space="preserve">och </w:t>
-      </w:r>
-      <w:r>
-        <w:rPr>
-          <w:i/>
-        </w:rPr>
-        <w:t>9030 Landhöjningsskog</w:t>
-      </w:r>
-      <w:r>
-        <w:t xml:space="preserve"> (SLU Artdatabanken, 2026; Nitare &amp; Skogsstyrelsen, 2019; Miettinen &amp; Niemelä, 2018).</w:t>
+        <w:t>Avverkning av skog med höga naturvärden samt skada på fridlysta arter strider både mot FSC Controlled Wood-standarden och FSC:s policy for associerade organisationer.</w:t>
       </w:r>
     </w:p>
     <w:p>
@@ -574,7 +793,71 @@
         <w:pStyle w:val="Heading1"/>
       </w:pPr>
       <w:r>
-        <w:t>Certifiering</w:t>
+        <w:t>Ur PEFC-standarden gällande lagefterlevnad</w:t>
+      </w:r>
+    </w:p>
+    <w:p>
+      <w:r>
+        <w:t>PEFC-standarden förutsätter att tillämplig svensk lagstiftning följs. Det är utsedd tillsynsmyndighet som ansvarar för tillsyn av lagens efterlevnad. PEFC-standarden återger innehållet i vissa certifieringskritiska lag- och föreskriftskrav vilka ska ingå i granskning av PEFC-systemets efterlevnad.</w:t>
+      </w:r>
+    </w:p>
+    <w:p>
+      <w:pPr>
+        <w:pStyle w:val="ListBullet"/>
+      </w:pPr>
+      <w:r>
+        <w:rPr>
+          <w:b/>
+          <w:i/>
+        </w:rPr>
+        <w:t xml:space="preserve">Kommentar: </w:t>
+      </w:r>
+      <w:r>
+        <w:rPr>
+          <w:i/>
+        </w:rPr>
+        <w:t>I den avverkningsanmälda skogen har fridlysta arter sina livsmiljöer och växtplatser. Att skada de fridlysta arternas livsmiljöer, växtplatser eller ekologiska funktion är inte tillåtet enligt artskyddsförordningen</w:t>
+      </w:r>
+    </w:p>
+    <w:p>
+      <w:r>
+        <w:br w:type="page"/>
+      </w:r>
+    </w:p>
+    <w:p>
+      <w:pPr>
+        <w:pStyle w:val="Title"/>
+      </w:pPr>
+      <w:r>
+        <w:t>BILAGA 1 – Fridlysta arter</w:t>
+      </w:r>
+    </w:p>
+    <w:p>
+      <w:pPr>
+        <w:pStyle w:val="Heading1"/>
+      </w:pPr>
+      <w:r>
+        <w:t>Talltita – ekologi samt krav på livsmiljön</w:t>
+      </w:r>
+    </w:p>
+    <w:p>
+      <w:r>
+        <w:t>Talltita är rödlistad som NT, fridlyst och prioriterad art i Skogsvårdslagen. Den omfattas av EU:s fågeldirektiv. Arten har minskat kraftigt de senaste 30 åren och minskningstakten innevarande 10-årsperiod beräknas till 20 (10–30) % (SLU Artdatabanken, 2022).</w:t>
+      </w:r>
+    </w:p>
+    <w:p>
+      <w:r>
+        <w:t>Talltita föredrar större sammanhängande barrskogar, och finns såväl i tallskog som granskog och i lövblandad barrskog. Skogens struktur är viktig och ska helst vara flerskiktad med riklig underväxt av mindre granar, björk och andra lövträd och buskar. Tillgång på murknande högstubbar är särskilt viktig, eftersom talltitan helst själv hackar ut sitt bohål (SLU Artdatabanken, 2022).</w:t>
+      </w:r>
+    </w:p>
+    <w:p>
+      <w:r>
+        <w:t>Det finns flera studier som visar att talltita är känslig för gallring och inte överlever när dess livsmiljö kalavverkas (Eggers and Low, 2014; Griesser et al., 2007; Klein, 2020). Talltitans revir är förhållandevis stora, 10–20 hektar och arten missgynnas när skogen fragmenteras. Kalavverkning av större delar av reviret innebär att det överges (Artdatabanken, 2021).</w:t>
+      </w:r>
+    </w:p>
+    <w:p>
+      <w:r>
+        <w:t>Talltitan är synnerligen trogen sitt revir så länge paret lever och biotopen förblir intakt. Paret stannar i sitt revir året om. En förlust av ett revir har därför en stor inverkan på den lokala populationen och trakthyggesbruket anses vara orsak till den svenska populationens kraftiga minskning. Talltiteparets revirtrohet innebär att närhelst under året man observerar en adult talltita så ingår denna plats i reviret (Siffczyk et al., 2003; Ekman, 1979).</w:t>
       </w:r>
     </w:p>
     <w:p>
@@ -582,100 +865,161 @@
         <w:pStyle w:val="Heading2"/>
       </w:pPr>
       <w:r>
-        <w:t>Ur FSC-standarden</w:t>
+        <w:t>Referenser – talltita</w:t>
       </w:r>
     </w:p>
     <w:p>
       <w:r>
+        <w:t xml:space="preserve">Eggers, S., Low, M., 2014. </w:t>
+      </w:r>
+      <w:r>
         <w:rPr>
-          <w:b/>
+          <w:i/>
         </w:rPr>
-        <w:t xml:space="preserve">PRINCIP 1: LAGEFTERLEVNAD: </w:t>
-      </w:r>
-      <w:r>
-        <w:t>Certifikatsinnehavaren ska följa alla tillämpliga lagar, förordningar och nationellt ratificerade internationella avtal, konventioner och överenskommelser.</w:t>
+        <w:t xml:space="preserve">Differential demographic responses of sympatric Parids to vegetation management in boreal forest. </w:t>
+      </w:r>
+      <w:r>
+        <w:t>For. Ecol. Manage. 319, 169–175.</w:t>
       </w:r>
     </w:p>
     <w:p>
       <w:r>
+        <w:t xml:space="preserve">Ekman, J., 1979. </w:t>
+      </w:r>
+      <w:r>
         <w:rPr>
-          <w:b/>
+          <w:i/>
         </w:rPr>
-        <w:t xml:space="preserve">1.3.1 </w:t>
-      </w:r>
-      <w:r>
-        <w:t>Tillämpliga lagar och föreskrifter för brukandet av skogen följs.</w:t>
+        <w:t xml:space="preserve">Coherence, composition and territories of winter social groups of the Willow Tit Parus montanus and the Crested Tit P. cristatus. </w:t>
+      </w:r>
+      <w:r>
+        <w:t>Ornis Scandinavica, 10, pp 56–68</w:t>
+      </w:r>
+    </w:p>
+    <w:p>
+      <w:r>
+        <w:t xml:space="preserve">Griesser, M., Nystrand, M., Eggers, S., Ekman, J., 2007. </w:t>
+      </w:r>
+      <w:r>
+        <w:rPr>
+          <w:i/>
+        </w:rPr>
+        <w:t xml:space="preserve">Impact of forestry practices on fitness correlates and population productivity in an open-nesting bird species. </w:t>
+      </w:r>
+      <w:r>
+        <w:t>Conserv. Biol. 21, 767–774. https://doi.org/10.1111/j.1523- 1739.2007.00675.x</w:t>
+      </w:r>
+    </w:p>
+    <w:p>
+      <w:r>
+        <w:t xml:space="preserve">Klein, J., 2020. </w:t>
+      </w:r>
+      <w:r>
+        <w:rPr>
+          <w:i/>
+        </w:rPr>
+        <w:t xml:space="preserve">The forgotten forest – On thinning, retention, and biodiversity in the boreal forest. </w:t>
+      </w:r>
+      <w:r>
+        <w:t>Doctoral Thesis No. 2020:50</w:t>
+      </w:r>
+    </w:p>
+    <w:p>
+      <w:r>
+        <w:t xml:space="preserve">Siffczyk, C., Brotons, L., Kangas, K., Orell, M., 2003. </w:t>
+      </w:r>
+      <w:r>
+        <w:rPr>
+          <w:i/>
+        </w:rPr>
+        <w:t xml:space="preserve">Home range size of willow tits. </w:t>
+      </w:r>
+      <w:r>
+        <w:t>Oecologica, 136, 635–642 (2003)</w:t>
+      </w:r>
+    </w:p>
+    <w:p>
+      <w:r>
+        <w:t xml:space="preserve">SLU Artdatabanken, 2021. </w:t>
+      </w:r>
+      <w:r>
+        <w:rPr>
+          <w:i/>
+        </w:rPr>
+        <w:t xml:space="preserve">Artfaktablad. Naturvård – artfakta. </w:t>
+      </w:r>
+      <w:r>
+        <w:t>SLU Artdatabanken, Uppsala</w:t>
       </w:r>
     </w:p>
     <w:p>
       <w:pPr>
-        <w:pStyle w:val="ListBullet"/>
+        <w:pStyle w:val="Heading1"/>
       </w:pPr>
       <w:r>
-        <w:rPr>
-          <w:b/>
-          <w:i/>
-        </w:rPr>
-        <w:t xml:space="preserve">Kommentar: </w:t>
-      </w:r>
-      <w:r>
-        <w:t>I den avverkningsanmälda skogen har fridlysta arter sina livsmiljöer och växtplatser. Att skada de fridlysta arternas livsmiljöer, växtplatser eller ekologiska funktion är inte tillåtet enligt artskyddsförordningen.</w:t>
+        <w:t>Tretåig hackspett – ekologi samt krav på livsmiljön</w:t>
+      </w:r>
+    </w:p>
+    <w:p>
+      <w:r>
+        <w:t xml:space="preserve">Tretåig hackspett (NT) är fridlyst enligt §4 Artskyddsförordningen och finns med som prioriterad art i Skogsstyrelsen vägledning för skogsbruket (bilaga 4 till SVL). I vägledningen står bland annat att: </w:t>
       </w:r>
       <w:r>
         <w:rPr>
           <w:i/>
         </w:rPr>
-        <w:t xml:space="preserve"> EU:s medlemsländer och skogsbolag är skyldiga att agera i enlighet med EU:s fågeldirektiv där det uttryckligen står att direktivet gäller för fåglar samt för deras ägg, bon och </w:t>
-      </w:r>
-      <w:r>
-        <w:rPr>
-          <w:b/>
-          <w:i/>
-        </w:rPr>
-        <w:t xml:space="preserve">livsmiljöer </w:t>
-      </w:r>
-      <w:r>
-        <w:t>(artikel 1). Vidare att de åtgärder som vidtas inte får leda till en försämring av den nuvarande situationen beträffande bevarandet av de fågelarter som avses i artikel 1 (artikel 13).</w:t>
-      </w:r>
-    </w:p>
-    <w:p>
-      <w:r>
-        <w:rPr>
-          <w:b/>
-        </w:rPr>
-        <w:t xml:space="preserve">6.4 </w:t>
-      </w:r>
-      <w:r>
-        <w:t>Certifikatsinnehavaren ska skydda sällsynta arter och hotade arter samt deras livsmiljöer inom skogsbruksenheten. Det ska ske genom avsättningar, andra skyddade områden och genom att skapa konnektivitet och/eller genom andra direkta åtgärder som gynnar dessa arters överlevnad och livskraft. Åtgärderna ska stå i förhållande till brukandets skala, intensitet och risk, samt till sällsynta och hotade arters bevarandestatus och ekologiska krav. Certifikatsinnehavaren ska beakta den geografiska spridningen och ekologiska krav hos sällsynta och hotade arter utanför skogsbruksenhetens gränser när beslut om åtgärder inom skogsbruksenheten ska fattas.</w:t>
-      </w:r>
-    </w:p>
-    <w:p>
-      <w:r>
-        <w:rPr>
-          <w:b/>
-        </w:rPr>
-        <w:t xml:space="preserve">6.4.3 </w:t>
-      </w:r>
-      <w:r>
-        <w:t>Bevarandeåtgärder genomförs för de kända förekomster av rödlistade arter som påverkas av skogsbruk.</w:t>
-      </w:r>
-    </w:p>
-    <w:p>
-      <w:pPr>
-        <w:pStyle w:val="ListBullet"/>
-      </w:pPr>
-      <w:r>
-        <w:rPr>
-          <w:b/>
-          <w:i/>
-        </w:rPr>
-        <w:t xml:space="preserve">Kommentar: </w:t>
+        <w:t xml:space="preserve">“Tretåig hackspett har stora arealkrav och höga krav på sin livsmiljö. Omdaningen av naturskogar till kulturskogar medför en förlust av viktiga miljöer, något som förstärks av ökad fragmentering till följd av avverkningar.” </w:t>
+      </w:r>
+      <w:r>
+        <w:t xml:space="preserve">Vidare att: </w:t>
       </w:r>
       <w:r>
         <w:rPr>
           <w:i/>
         </w:rPr>
-        <w:t>I det avverkningsanmälda skogsområdet har 9 naturvårdsarter varav 5 rödlistade arter sina livsmiljöer och växtplatser.</w:t>
+        <w:t>“Områden med dokumenterad permanent förekomst i naturskogsmiljöer har vanligen så stora naturvärden att skogsbruk är olämpligt”</w:t>
+      </w:r>
+      <w:r>
+        <w:t xml:space="preserve"> (SLU Artdatabanken, 2024; Skogsstyrelsen, 2016)</w:t>
+      </w:r>
+      <w:r>
+        <w:rPr>
+          <w:i/>
+        </w:rPr>
+        <w:t>.</w:t>
+      </w:r>
+    </w:p>
+    <w:p>
+      <w:r>
+        <w:t>Tretåig hackspett är beroende av större sammanhängande naturskogar med kontinuerlig tillgång och nybildning av död ved och fragmentering av livsmiljöerna utgör ett stort hot mot arten (se exempelvis Stachura-Skierczynska et al., 2009; Wesolowski et al., 2005; Butler et al., 2004; Pakkala et al., 2002; Amcoff et al., 1996; Virkkala, 1991). Det finns studier som visar att naturskogens självgallringsprocess som den tretåiga hackspetten är beroende av, inte kan ersättas med efterlämnad hänsyn i skogsbruket (Imbeau &amp; Desrochers, 2002).</w:t>
+      </w:r>
+    </w:p>
+    <w:p>
+      <w:r>
+        <w:t>Permanenta revir av tretåig hackspett karaktäriseras ofta av artens typiska ringformigt ordnade hackmärken på framför allt gamla granar. För att säkerställa att inte revir av tretåig hackspett drabbas av avverkningsplanerna bör en inventering göras i området både under häckningstid och under vintern, då arten utnyttjar betydligt större områden än under sommarens häckningsrevir. Storleken på häckningsreviret varierar med skogstypen, förekomsten av död ved och graden av fragmentering, men är i allmänhet i storleksordningen 25–100 hektar (SLU Artdatabanken, 2024; Skogsstyrelsen, 2016).</w:t>
+      </w:r>
+    </w:p>
+    <w:p>
+      <w:r>
+        <w:t xml:space="preserve">Förutom fridlysning enligt §4 Artskyddsförordningen är tretåig hackspett även förtecknad i EU:s fågeldirektiv bilaga 1. Den är typisk art för </w:t>
+      </w:r>
+      <w:r>
+        <w:rPr>
+          <w:i/>
+        </w:rPr>
+        <w:t xml:space="preserve">9010 Taiga, 9740 Skogsbevuxen myr, 9030 Landhöjningsskog </w:t>
+      </w:r>
+      <w:r>
+        <w:t xml:space="preserve">och </w:t>
+      </w:r>
+      <w:r>
+        <w:rPr>
+          <w:i/>
+        </w:rPr>
+        <w:t>9040 Fjällbjörkskog</w:t>
+      </w:r>
+      <w:r>
+        <w:t xml:space="preserve"> samt ingår i Natura 2000 och är förtecknad i Bernkonventionen bilaga II (strikt skyddade djurarter) (SLU Artdatabanken, 2024; Skogsstyrelsen, 2016).</w:t>
       </w:r>
     </w:p>
     <w:p>
@@ -683,18 +1027,166 @@
         <w:pStyle w:val="Heading2"/>
       </w:pPr>
       <w:r>
-        <w:t>Ur Chain of Custody Certification (FSC-STD-40-004 ver 3.0)</w:t>
+        <w:t>Referenser – tretåig hackspett</w:t>
       </w:r>
     </w:p>
     <w:p>
       <w:r>
+        <w:t xml:space="preserve">Amcoff, M. &amp; Eriksson, P. 1996. </w:t>
+      </w:r>
+      <w:r>
         <w:rPr>
-          <w:b/>
+          <w:i/>
         </w:rPr>
-        <w:t xml:space="preserve">1.3 </w:t>
-      </w:r>
-      <w:r>
-        <w:t xml:space="preserve">The organization shall commit to the FSC values as defined in FSC-POL-01-004 Policy for the Association of Organizations with FSC. </w:t>
+        <w:t xml:space="preserve">Förekomst av tretåig hackspett Picoides tridactylus på bestånds- och landskapsnivå. </w:t>
+      </w:r>
+      <w:r>
+        <w:t>Ornis Svecica 6: 107–119.</w:t>
+      </w:r>
+    </w:p>
+    <w:p>
+      <w:r>
+        <w:t xml:space="preserve">Butler, R., Angelstam, P., Ekelund, P. &amp; Schlaeffer, R. 2004. </w:t>
+      </w:r>
+      <w:r>
+        <w:rPr>
+          <w:i/>
+        </w:rPr>
+        <w:t xml:space="preserve">Dead wood threshold values for the three-toed woodpecker presence in boreal and sub-Alpine forest. </w:t>
+      </w:r>
+      <w:r>
+        <w:t>Biological conservation 119(3): 305–318.</w:t>
+      </w:r>
+    </w:p>
+    <w:p>
+      <w:r>
+        <w:t xml:space="preserve">Imbeau, L. &amp; Desrochers, A. 2002. </w:t>
+      </w:r>
+      <w:r>
+        <w:rPr>
+          <w:i/>
+        </w:rPr>
+        <w:t xml:space="preserve">Foraging Ecology and Use of Drumming Trees by Three-Toed Woodpeckers. </w:t>
+      </w:r>
+      <w:r>
+        <w:t>The Journal of Wildlife Management. Vol. 66, No. 1 (Jan., 2002), pp. 222–231.</w:t>
+      </w:r>
+    </w:p>
+    <w:p>
+      <w:r>
+        <w:t xml:space="preserve">Pakkala, T., Hanski, I. &amp; Tomppo, E. 2002. </w:t>
+      </w:r>
+      <w:r>
+        <w:rPr>
+          <w:i/>
+        </w:rPr>
+        <w:t xml:space="preserve">Spatial ecology of the three-toed woodpecker in managed forest landscapes. </w:t>
+      </w:r>
+      <w:r>
+        <w:t>Silva Fennica 36(1): 279–288.</w:t>
+      </w:r>
+    </w:p>
+    <w:p>
+      <w:r>
+        <w:t xml:space="preserve">Skogsstyrelsen, 2016. </w:t>
+      </w:r>
+      <w:r>
+        <w:rPr>
+          <w:i/>
+        </w:rPr>
+        <w:t>Vägledning för hänsyn till fåglar – Tretåig hackspett.</w:t>
+      </w:r>
+    </w:p>
+    <w:p>
+      <w:r>
+        <w:t xml:space="preserve">SLU Artdatabanken, 2024. </w:t>
+      </w:r>
+      <w:r>
+        <w:rPr>
+          <w:i/>
+        </w:rPr>
+        <w:t xml:space="preserve">Artfaktablad. Naturvård – artfakta. </w:t>
+      </w:r>
+      <w:r>
+        <w:t>SLU Artdatabanken, Uppsala.</w:t>
+      </w:r>
+    </w:p>
+    <w:p>
+      <w:r>
+        <w:t xml:space="preserve">Stachura-Skierczynska, K., Tumiel, T. &amp; Skierczynski, M. 2009. </w:t>
+      </w:r>
+      <w:r>
+        <w:rPr>
+          <w:i/>
+        </w:rPr>
+        <w:t xml:space="preserve">Habitat prediction model for three-toed woodpecker and its implications for the conservation of biologically valuable forests. </w:t>
+      </w:r>
+      <w:r>
+        <w:t>Forest Ecology and Management 258(5): 697–703.</w:t>
+      </w:r>
+    </w:p>
+    <w:p>
+      <w:r>
+        <w:t xml:space="preserve">Virkkala, R. 1991. </w:t>
+      </w:r>
+      <w:r>
+        <w:rPr>
+          <w:i/>
+        </w:rPr>
+        <w:t xml:space="preserve">Population trends of forest birds in a Finnish Lapland landscape of large habitat blocks – Consequences of stochastic environmental variation or regional habitat alteration. </w:t>
+      </w:r>
+      <w:r>
+        <w:t>Biological conservation 56(2): 223–240.</w:t>
+      </w:r>
+    </w:p>
+    <w:p>
+      <w:r>
+        <w:t xml:space="preserve">Wesolowski, T., Czeszczewik, D. &amp; Rowinski, P. 2005. </w:t>
+      </w:r>
+      <w:r>
+        <w:rPr>
+          <w:i/>
+        </w:rPr>
+        <w:t xml:space="preserve">Effects of forest management on Three-toed Woodpecker Picoides tridactylus distribution in the Bialowieza Forest (NE Poland): conservation implications. </w:t>
+      </w:r>
+      <w:r>
+        <w:t>Acta Ornithologica 40(1): 53–60.</w:t>
+      </w:r>
+    </w:p>
+    <w:p>
+      <w:pPr>
+        <w:pStyle w:val="Heading1"/>
+      </w:pPr>
+      <w:r>
+        <w:t>Järpe – ekologi samt krav på livsmiljön</w:t>
+      </w:r>
+    </w:p>
+    <w:p>
+      <w:r>
+        <w:t>Järpe är fridlyst enligt 4§ artskyddsförordningen och upptagen i bilaga 1 och 2 EU:s fågeldirektiv. Den finns i sammanhängande grandominerad skog över hela Sverige men förekomsterna är betydligt glesare i Götaland än i övriga landet. Järpen har sina livsmiljöer i tät barrskog med inblandning av lövträd och en väl utvecklad flerskiktad struktur med bärris och yngre eller undertryckta, täta granar i ett lägre skikt, ofta utmed bäckar och åar inne i den skyddande granskogen (SLU Artdatabanken, 2026).</w:t>
+      </w:r>
+    </w:p>
+    <w:p>
+      <w:r>
+        <w:t xml:space="preserve">Arten behöver lämpliga skogsbestånd om sammanlagt minst 25 hektar. Den är mycket stationär inom sitt revir och när ett par etablerat sig stannar de så länge miljön är intakt. Den undviker öppen mark och förﬂyttar sig sällan över större öppna myrar eller åkermark, och är därför känslig för fragmentering. Järpen överlever inte om dess livsmiljö kalavverkas och är även känslig för röjning, gallring och avverkning där unga granar och lövträd inte sparas i tillräcklig omfattning.  Järpe är typisk art för </w:t>
+      </w:r>
+      <w:r>
+        <w:rPr>
+          <w:i/>
+        </w:rPr>
+        <w:t>9010 Taiga, 9740 Skogsbevuxen myr</w:t>
+      </w:r>
+      <w:r>
+        <w:t xml:space="preserve"> och </w:t>
+      </w:r>
+      <w:r>
+        <w:rPr>
+          <w:i/>
+        </w:rPr>
+        <w:t>9080 Lövsumpskog</w:t>
+      </w:r>
+      <w:r>
+        <w:t xml:space="preserve"> (SLU Artdatabanken, 2026).</w:t>
       </w:r>
     </w:p>
     <w:p>
@@ -702,70 +1194,57 @@
         <w:pStyle w:val="Heading2"/>
       </w:pPr>
       <w:r>
-        <w:t>Ur FSC:s policy för associerade organisationer (FSC-POL-01-004)</w:t>
+        <w:t>Referenser – järpe</w:t>
       </w:r>
     </w:p>
     <w:p>
       <w:r>
-        <w:t xml:space="preserve">Som “Chain of Custody”-certifierad organisation är skogsbolaget bunden av de fastställda reglerna i Del 1 Punkt 1 c) i Policy för organisationer associerade med FSC (FSC-POL-01-004 V2-0 EN + SVE version 2012-03-02): </w:t>
+        <w:t xml:space="preserve">SLU Artdatabanken, 2026. </w:t>
+      </w:r>
+      <w:r>
+        <w:rPr>
+          <w:i/>
+        </w:rPr>
+        <w:t xml:space="preserve">Artfaktablad. Naturvård – artfakta. </w:t>
+      </w:r>
+      <w:r>
+        <w:t>SLU Artdatabanken, Uppsala</w:t>
       </w:r>
     </w:p>
     <w:p>
       <w:pPr>
-        <w:pStyle w:val="ListNumber"/>
+        <w:pStyle w:val="Heading1"/>
       </w:pPr>
       <w:r>
-        <w:t>De organisationer FSC kan acceptera association med får inte direkt eller indirekt ha några kopplingar till nedanstående, oacceptabla aktiviteter:</w:t>
+        <w:t>Spillkråka – ekologi samt krav på livsmiljön</w:t>
       </w:r>
     </w:p>
     <w:p>
-      <w:pPr>
-        <w:ind w:left="357"/>
-      </w:pPr>
-      <w:r>
-        <w:t>a) Olaglig skogsavverkning och handel med olagligt avverkat virke eller skogsprodukter</w:t>
-      </w:r>
-    </w:p>
-    <w:p>
-      <w:pPr>
-        <w:ind w:left="357"/>
-      </w:pPr>
-      <w:r>
-        <w:t>...</w:t>
-      </w:r>
-    </w:p>
-    <w:p>
-      <w:pPr>
-        <w:ind w:left="357"/>
-      </w:pPr>
-      <w:r>
-        <w:t>c) Skogsbruk som förstör höga naturvärden</w:t>
-      </w:r>
-    </w:p>
-    <w:p>
-      <w:pPr>
-        <w:ind w:left="357"/>
-      </w:pPr>
-      <w:r>
-        <w:t>d) Betydande omvandling av skog till plantager eller annan, icke skoglig, markanvändning</w:t>
-      </w:r>
-    </w:p>
-    <w:p>
-      <w:pPr>
-        <w:pStyle w:val="ListBullet"/>
-      </w:pPr>
-      <w:r>
-        <w:rPr>
-          <w:b/>
-          <w:i/>
-        </w:rPr>
-        <w:t xml:space="preserve">Kommentar: </w:t>
+      <w:r>
+        <w:t xml:space="preserve">Spillkråka (§4) ingår i bilaga 1 EU:s fågeldirektiv och är typisk art för </w:t>
       </w:r>
       <w:r>
         <w:rPr>
           <w:i/>
         </w:rPr>
-        <w:t>Avverkning av skog med höga naturvärden samt skada på fridlysta arter strider både mot FSC Controlled Wood-standarden och FSC:s policy for associerade organisationer.</w:t>
+        <w:t xml:space="preserve">9010 Taiga </w:t>
+      </w:r>
+      <w:r>
+        <w:t>och</w:t>
+      </w:r>
+      <w:r>
+        <w:rPr>
+          <w:i/>
+        </w:rPr>
+        <w:t xml:space="preserve"> 9740 Skogsbevuxen myr</w:t>
+      </w:r>
+      <w:r>
+        <w:t>. Den lever i både barr- och blandskog liksom i ren lövskog. De tätaste populationerna tenderar att finnas i äldre, variationsrik blandskog med gott om död ved och gamla träd. Varje par utnyttjar 400–1000 hektar skog beroende på skogens kvalitet. Skogsbruk med korta omloppstider och täta, homogena ungskogar utgör det största hotet (SLU Artdatabanken, 2026).</w:t>
+      </w:r>
+    </w:p>
+    <w:p>
+      <w:r>
+        <w:t>Spillkråka är en nyckelart i skogliga miljöer vars övergivna bohål utnyttjas av flera andra hålhäckande fågelarter och fladdermöss, däribland pärluggla (EN, §4), knipa (§4), salskrake (§4) och skogsduva (§4). Hökuggla (VU, §4) och slaguggla (§4) häckar ofta i högstubbar som brutits av i höjd med ett gammalt spillkråkebo (Skogsstyrelsen, 2016).</w:t>
       </w:r>
     </w:p>
     <w:p>
@@ -773,62 +1252,35 @@
         <w:pStyle w:val="Heading2"/>
       </w:pPr>
       <w:r>
-        <w:t>Ur FSC Controlled Wood (FSC-STD-40-005)</w:t>
+        <w:t>Referenser – spillkråka</w:t>
       </w:r>
     </w:p>
     <w:p>
       <w:r>
-        <w:t>Virke som inte accepteras i FSC-märkta produkter (oacceptabelt ursprung) enligt FSC Controlled Wood (FSC-STD-40-005):</w:t>
-      </w:r>
-    </w:p>
-    <w:p>
-      <w:pPr>
-        <w:pStyle w:val="ListNumber"/>
-      </w:pPr>
-      <w:r>
-        <w:t>Illegalt avverkat virke.</w:t>
-      </w:r>
-    </w:p>
-    <w:p>
-      <w:pPr>
-        <w:pStyle w:val="ListNumber"/>
-      </w:pPr>
-      <w:r>
-        <w:t>...</w:t>
-      </w:r>
-    </w:p>
-    <w:p>
-      <w:pPr>
-        <w:pStyle w:val="ListNumber"/>
-      </w:pPr>
-      <w:r>
-        <w:t>Virke från avverkningar som hotar höga naturvärden.</w:t>
-      </w:r>
-    </w:p>
-    <w:p>
-      <w:pPr>
-        <w:pStyle w:val="ListNumber"/>
-      </w:pPr>
-      <w:r>
-        <w:t>Virke från skog som konverteras till plantager eller icke-skogligt bruk.</w:t>
-      </w:r>
-    </w:p>
-    <w:p>
-      <w:pPr>
-        <w:pStyle w:val="ListBullet"/>
-      </w:pPr>
-      <w:r>
-        <w:rPr>
-          <w:b/>
-          <w:i/>
-        </w:rPr>
-        <w:t xml:space="preserve">Kommentar: </w:t>
+        <w:t xml:space="preserve">Skogsstyrelsen, 2016. </w:t>
       </w:r>
       <w:r>
         <w:rPr>
           <w:i/>
         </w:rPr>
-        <w:t>Avverkning av skog med höga naturvärden samt skada på fridlysta arter strider både mot FSC Controlled Wood-standarden och FSC:s policy for associerade organisationer.</w:t>
+        <w:t xml:space="preserve">Vägledning för hänsyn till spillkråka. </w:t>
+      </w:r>
+      <w:r>
+        <w:t>Vägledningar och kunskapsstöd artskydd – Skogsstyrelsen.</w:t>
+      </w:r>
+    </w:p>
+    <w:p>
+      <w:r>
+        <w:t xml:space="preserve">SLU Artdatabanken, 2026. </w:t>
+      </w:r>
+      <w:r>
+        <w:rPr>
+          <w:i/>
+        </w:rPr>
+        <w:t xml:space="preserve">Artfaktablad. Naturvård – artfakta. </w:t>
+      </w:r>
+      <w:r>
+        <w:t>SLU Artdatabanken, Uppsala.</w:t>
       </w:r>
     </w:p>
     <w:p>
@@ -836,79 +1288,35 @@
         <w:pStyle w:val="Heading1"/>
       </w:pPr>
       <w:r>
-        <w:t>Ur PEFC-standarden gällande lagefterlevnad</w:t>
+        <w:t>Tjäder – ekologi samt krav på livsmiljön</w:t>
       </w:r>
     </w:p>
     <w:p>
       <w:r>
-        <w:t>PEFC-standarden förutsätter att tillämplig svensk lagstiftning följs. Det är utsedd tillsynsmyndighet som ansvarar för tillsyn av lagens efterlevnad. PEFC-standarden återger innehållet i vissa certifieringskritiska lag- och föreskriftskrav vilka ska ingå i granskning av PEFC-systemets efterlevnad.</w:t>
-      </w:r>
-    </w:p>
-    <w:p>
-      <w:pPr>
-        <w:pStyle w:val="ListBullet"/>
-      </w:pPr>
-      <w:r>
-        <w:rPr>
-          <w:b/>
-          <w:i/>
-        </w:rPr>
-        <w:t xml:space="preserve">Kommentar: </w:t>
+        <w:t xml:space="preserve">Tjäder (§4) omfattas av bilaga 1 och 2 EU:s fågeldirektiv och är typisk art för </w:t>
       </w:r>
       <w:r>
         <w:rPr>
           <w:i/>
         </w:rPr>
-        <w:t>I den avverkningsanmälda skogen har fridlysta arter sina livsmiljöer och växtplatser. Att skada de fridlysta arternas livsmiljöer, växtplatser eller ekologiska funktion är inte tillåtet enligt artskyddsförordningen</w:t>
-      </w:r>
-    </w:p>
-    <w:p>
-      <w:r>
-        <w:br w:type="page"/>
-      </w:r>
-    </w:p>
-    <w:p>
-      <w:pPr>
-        <w:pStyle w:val="Title"/>
-      </w:pPr>
-      <w:r>
-        <w:t>BILAGA 1 – Fridlysta arter</w:t>
-      </w:r>
-    </w:p>
-    <w:p>
-      <w:pPr>
-        <w:pStyle w:val="Heading1"/>
-      </w:pPr>
-      <w:r>
-        <w:t>Järpe – ekologi samt krav på livsmiljön</w:t>
-      </w:r>
-    </w:p>
-    <w:p>
-      <w:r>
-        <w:t>Järpe är fridlyst enligt 4§ artskyddsförordningen och upptagen i bilaga 1 och 2 EU:s fågeldirektiv. Den finns i sammanhängande grandominerad skog över hela Sverige men förekomsterna är betydligt glesare i Götaland än i övriga landet. Järpen har sina livsmiljöer i tät barrskog med inblandning av lövträd och en väl utvecklad flerskiktad struktur med bärris och yngre eller undertryckta, täta granar i ett lägre skikt, ofta utmed bäckar och åar inne i den skyddande granskogen (SLU Artdatabanken, 2026).</w:t>
-      </w:r>
-    </w:p>
-    <w:p>
-      <w:r>
-        <w:t xml:space="preserve">Arten behöver lämpliga skogsbestånd om sammanlagt minst 25 hektar. Den är mycket stationär inom sitt revir och när ett par etablerat sig stannar de så länge miljön är intakt. Den undviker öppen mark och förﬂyttar sig sällan över större öppna myrar eller åkermark, och är därför känslig för fragmentering. Järpen överlever inte om dess livsmiljö kalavverkas och är även känslig för röjning, gallring och avverkning där unga granar och lövträd inte sparas i tillräcklig omfattning.  Järpe är typisk art för </w:t>
+        <w:t xml:space="preserve">9010 Taiga </w:t>
+      </w:r>
+      <w:r>
+        <w:t xml:space="preserve">och </w:t>
       </w:r>
       <w:r>
         <w:rPr>
           <w:i/>
         </w:rPr>
-        <w:t>9010 Taiga, 9740 Skogsbevuxen myr</w:t>
-      </w:r>
-      <w:r>
-        <w:t xml:space="preserve"> och </w:t>
-      </w:r>
-      <w:r>
-        <w:rPr>
-          <w:i/>
-        </w:rPr>
-        <w:t>9080 Lövsumpskog</w:t>
-      </w:r>
-      <w:r>
-        <w:t xml:space="preserve"> (SLU Artdatabanken, 2026).</w:t>
+        <w:t>9740 Skogsbevuxen myr</w:t>
+      </w:r>
+      <w:r>
+        <w:t>. Tjädern är en utpräglad skogsfågel knuten till större sammanhängande barrskogsområden. Tupparna och hönorna utnyttjar till viss del olika miljöer, och habitatvalet varierar dessutom mellan olika delar av året. För att det ska finnas livskraftiga tjäderbestånd krävs funktionella skogslandskap med en blandning av uppvuxen, gles och luckig skog, täta sumpskogar, myrar och andra små våtmarker (Skogsstyrelsen, 2019; SLU Artdatabanken 2024).</w:t>
+      </w:r>
+    </w:p>
+    <w:p>
+      <w:r>
+        <w:t>Arten försvinner när skogen fragmenteras och den sammanlagda arealen hyggen och andra öppna områden blir för stor. Ett småskaligt och försiktigt virkesuttag genom hyggesfria metoder kan i vissa fall vara möjligt i området inom 200 m från lekcentrum. Längre ut från lekcentrum, inom 200–500 m bör den avverkade ytan inte överskrida 1 hektar för att undvika alltför stora och snabba förändringar (Skogsstyrelsen, 2019).</w:t>
       </w:r>
     </w:p>
     <w:p>
@@ -916,12 +1324,23 @@
         <w:pStyle w:val="Heading2"/>
       </w:pPr>
       <w:r>
-        <w:t>Referenser – järpe</w:t>
+        <w:t>Referenser – tjäder</w:t>
       </w:r>
     </w:p>
     <w:p>
       <w:r>
-        <w:t xml:space="preserve">SLU Artdatabanken, 2026. </w:t>
+        <w:t xml:space="preserve">Skogsstyrelsen, 2019. </w:t>
+      </w:r>
+      <w:r>
+        <w:rPr>
+          <w:i/>
+        </w:rPr>
+        <w:t>Vägledning för hänsyn till fåglar – tjäder.</w:t>
+      </w:r>
+    </w:p>
+    <w:p>
+      <w:r>
+        <w:t xml:space="preserve">SLU Artdatabanken, 2024. </w:t>
       </w:r>
       <w:r>
         <w:rPr>
@@ -931,468 +1350,6 @@
       </w:r>
       <w:r>
         <w:t>SLU Artdatabanken, Uppsala</w:t>
-      </w:r>
-    </w:p>
-    <w:p>
-      <w:pPr>
-        <w:pStyle w:val="Heading1"/>
-      </w:pPr>
-      <w:r>
-        <w:t>Spillkråka – ekologi samt krav på livsmiljön</w:t>
-      </w:r>
-    </w:p>
-    <w:p>
-      <w:r>
-        <w:t xml:space="preserve">Spillkråka (§4) ingår i bilaga 1 EU:s fågeldirektiv och är typisk art för </w:t>
-      </w:r>
-      <w:r>
-        <w:rPr>
-          <w:i/>
-        </w:rPr>
-        <w:t xml:space="preserve">9010 Taiga </w:t>
-      </w:r>
-      <w:r>
-        <w:t>och</w:t>
-      </w:r>
-      <w:r>
-        <w:rPr>
-          <w:i/>
-        </w:rPr>
-        <w:t xml:space="preserve"> 9740 Skogsbevuxen myr</w:t>
-      </w:r>
-      <w:r>
-        <w:t>. Den lever i både barr- och blandskog liksom i ren lövskog. De tätaste populationerna tenderar att finnas i äldre, variationsrik blandskog med gott om död ved och gamla träd. Varje par utnyttjar 400–1000 hektar skog beroende på skogens kvalitet. Skogsbruk med korta omloppstider och täta, homogena ungskogar utgör det största hotet (SLU Artdatabanken, 2026).</w:t>
-      </w:r>
-    </w:p>
-    <w:p>
-      <w:r>
-        <w:t>Spillkråka är en nyckelart i skogliga miljöer vars övergivna bohål utnyttjas av flera andra hålhäckande fågelarter och fladdermöss, däribland pärluggla (EN, §4), knipa (§4), salskrake (§4) och skogsduva (§4). Hökuggla (VU, §4) och slaguggla (§4) häckar ofta i högstubbar som brutits av i höjd med ett gammalt spillkråkebo (Skogsstyrelsen, 2016).</w:t>
-      </w:r>
-    </w:p>
-    <w:p>
-      <w:pPr>
-        <w:pStyle w:val="Heading2"/>
-      </w:pPr>
-      <w:r>
-        <w:t>Referenser – spillkråka</w:t>
-      </w:r>
-    </w:p>
-    <w:p>
-      <w:r>
-        <w:t xml:space="preserve">Skogsstyrelsen, 2016. </w:t>
-      </w:r>
-      <w:r>
-        <w:rPr>
-          <w:i/>
-        </w:rPr>
-        <w:t xml:space="preserve">Vägledning för hänsyn till spillkråka. </w:t>
-      </w:r>
-      <w:r>
-        <w:t>Vägledningar och kunskapsstöd artskydd – Skogsstyrelsen.</w:t>
-      </w:r>
-    </w:p>
-    <w:p>
-      <w:r>
-        <w:t xml:space="preserve">SLU Artdatabanken, 2026. </w:t>
-      </w:r>
-      <w:r>
-        <w:rPr>
-          <w:i/>
-        </w:rPr>
-        <w:t xml:space="preserve">Artfaktablad. Naturvård – artfakta. </w:t>
-      </w:r>
-      <w:r>
-        <w:t>SLU Artdatabanken, Uppsala.</w:t>
-      </w:r>
-    </w:p>
-    <w:p>
-      <w:pPr>
-        <w:pStyle w:val="Heading1"/>
-      </w:pPr>
-      <w:r>
-        <w:t>Talltita – ekologi samt krav på livsmiljön</w:t>
-      </w:r>
-    </w:p>
-    <w:p>
-      <w:r>
-        <w:t>Talltita är rödlistad som NT, fridlyst och prioriterad art i Skogsvårdslagen. Den omfattas av EU:s fågeldirektiv. Arten har minskat kraftigt de senaste 30 åren och minskningstakten innevarande 10-årsperiod beräknas till 20 (10–30) % (SLU Artdatabanken, 2022).</w:t>
-      </w:r>
-    </w:p>
-    <w:p>
-      <w:r>
-        <w:t>Talltita föredrar större sammanhängande barrskogar, och finns såväl i tallskog som granskog och i lövblandad barrskog. Skogens struktur är viktig och ska helst vara flerskiktad med riklig underväxt av mindre granar, björk och andra lövträd och buskar. Tillgång på murknande högstubbar är särskilt viktig, eftersom talltitan helst själv hackar ut sitt bohål (SLU Artdatabanken, 2022).</w:t>
-      </w:r>
-    </w:p>
-    <w:p>
-      <w:r>
-        <w:t>Det finns flera studier som visar att talltita är känslig för gallring och inte överlever när dess livsmiljö kalavverkas (Eggers and Low, 2014; Griesser et al., 2007; Klein, 2020). Talltitans revir är förhållandevis stora, 10–20 hektar och arten missgynnas när skogen fragmenteras. Kalavverkning av större delar av reviret innebär att det överges (Artdatabanken, 2021).</w:t>
-      </w:r>
-    </w:p>
-    <w:p>
-      <w:r>
-        <w:t>Talltitan är synnerligen trogen sitt revir så länge paret lever och biotopen förblir intakt. Paret stannar i sitt revir året om. En förlust av ett revir har därför en stor inverkan på den lokala populationen och trakthyggesbruket anses vara orsak till den svenska populationens kraftiga minskning. Talltiteparets revirtrohet innebär att närhelst under året man observerar en adult talltita så ingår denna plats i reviret (Siffczyk et al., 2003; Ekman, 1979).</w:t>
-      </w:r>
-    </w:p>
-    <w:p>
-      <w:pPr>
-        <w:pStyle w:val="Heading2"/>
-      </w:pPr>
-      <w:r>
-        <w:t>Referenser – talltita</w:t>
-      </w:r>
-    </w:p>
-    <w:p>
-      <w:r>
-        <w:t xml:space="preserve">Eggers, S., Low, M., 2014. </w:t>
-      </w:r>
-      <w:r>
-        <w:rPr>
-          <w:i/>
-        </w:rPr>
-        <w:t xml:space="preserve">Differential demographic responses of sympatric Parids to vegetation management in boreal forest. </w:t>
-      </w:r>
-      <w:r>
-        <w:t>For. Ecol. Manage. 319, 169–175.</w:t>
-      </w:r>
-    </w:p>
-    <w:p>
-      <w:r>
-        <w:t xml:space="preserve">Ekman, J., 1979. </w:t>
-      </w:r>
-      <w:r>
-        <w:rPr>
-          <w:i/>
-        </w:rPr>
-        <w:t xml:space="preserve">Coherence, composition and territories of winter social groups of the Willow Tit Parus montanus and the Crested Tit P. cristatus. </w:t>
-      </w:r>
-      <w:r>
-        <w:t>Ornis Scandinavica, 10, pp 56–68</w:t>
-      </w:r>
-    </w:p>
-    <w:p>
-      <w:r>
-        <w:t xml:space="preserve">Griesser, M., Nystrand, M., Eggers, S., Ekman, J., 2007. </w:t>
-      </w:r>
-      <w:r>
-        <w:rPr>
-          <w:i/>
-        </w:rPr>
-        <w:t xml:space="preserve">Impact of forestry practices on fitness correlates and population productivity in an open-nesting bird species. </w:t>
-      </w:r>
-      <w:r>
-        <w:t>Conserv. Biol. 21, 767–774. https://doi.org/10.1111/j.1523- 1739.2007.00675.x</w:t>
-      </w:r>
-    </w:p>
-    <w:p>
-      <w:r>
-        <w:t xml:space="preserve">Klein, J., 2020. </w:t>
-      </w:r>
-      <w:r>
-        <w:rPr>
-          <w:i/>
-        </w:rPr>
-        <w:t xml:space="preserve">The forgotten forest – On thinning, retention, and biodiversity in the boreal forest. </w:t>
-      </w:r>
-      <w:r>
-        <w:t>Doctoral Thesis No. 2020:50</w:t>
-      </w:r>
-    </w:p>
-    <w:p>
-      <w:r>
-        <w:t xml:space="preserve">Siffczyk, C., Brotons, L., Kangas, K., Orell, M., 2003. </w:t>
-      </w:r>
-      <w:r>
-        <w:rPr>
-          <w:i/>
-        </w:rPr>
-        <w:t xml:space="preserve">Home range size of willow tits. </w:t>
-      </w:r>
-      <w:r>
-        <w:t>Oecologica, 136, 635–642 (2003)</w:t>
-      </w:r>
-    </w:p>
-    <w:p>
-      <w:r>
-        <w:t xml:space="preserve">SLU Artdatabanken, 2021. </w:t>
-      </w:r>
-      <w:r>
-        <w:rPr>
-          <w:i/>
-        </w:rPr>
-        <w:t xml:space="preserve">Artfaktablad. Naturvård – artfakta. </w:t>
-      </w:r>
-      <w:r>
-        <w:t>SLU Artdatabanken, Uppsala</w:t>
-      </w:r>
-    </w:p>
-    <w:p>
-      <w:pPr>
-        <w:pStyle w:val="Heading1"/>
-      </w:pPr>
-      <w:r>
-        <w:t>Tjäder – ekologi samt krav på livsmiljön</w:t>
-      </w:r>
-    </w:p>
-    <w:p>
-      <w:r>
-        <w:t xml:space="preserve">Tjäder (§4) omfattas av bilaga 1 och 2 EU:s fågeldirektiv och är typisk art för </w:t>
-      </w:r>
-      <w:r>
-        <w:rPr>
-          <w:i/>
-        </w:rPr>
-        <w:t xml:space="preserve">9010 Taiga </w:t>
-      </w:r>
-      <w:r>
-        <w:t xml:space="preserve">och </w:t>
-      </w:r>
-      <w:r>
-        <w:rPr>
-          <w:i/>
-        </w:rPr>
-        <w:t>9740 Skogsbevuxen myr</w:t>
-      </w:r>
-      <w:r>
-        <w:t>. Tjädern är en utpräglad skogsfågel knuten till större sammanhängande barrskogsområden. Tupparna och hönorna utnyttjar till viss del olika miljöer, och habitatvalet varierar dessutom mellan olika delar av året. För att det ska finnas livskraftiga tjäderbestånd krävs funktionella skogslandskap med en blandning av uppvuxen, gles och luckig skog, täta sumpskogar, myrar och andra små våtmarker (Skogsstyrelsen, 2019; SLU Artdatabanken 2024).</w:t>
-      </w:r>
-    </w:p>
-    <w:p>
-      <w:r>
-        <w:t>Arten försvinner när skogen fragmenteras och den sammanlagda arealen hyggen och andra öppna områden blir för stor. Ett småskaligt och försiktigt virkesuttag genom hyggesfria metoder kan i vissa fall vara möjligt i området inom 200 m från lekcentrum. Längre ut från lekcentrum, inom 200–500 m bör den avverkade ytan inte överskrida 1 hektar för att undvika alltför stora och snabba förändringar (Skogsstyrelsen, 2019).</w:t>
-      </w:r>
-    </w:p>
-    <w:p>
-      <w:pPr>
-        <w:pStyle w:val="Heading2"/>
-      </w:pPr>
-      <w:r>
-        <w:t>Referenser – tjäder</w:t>
-      </w:r>
-    </w:p>
-    <w:p>
-      <w:r>
-        <w:t xml:space="preserve">Skogsstyrelsen, 2019. </w:t>
-      </w:r>
-      <w:r>
-        <w:rPr>
-          <w:i/>
-        </w:rPr>
-        <w:t>Vägledning för hänsyn till fåglar – tjäder.</w:t>
-      </w:r>
-    </w:p>
-    <w:p>
-      <w:r>
-        <w:t xml:space="preserve">SLU Artdatabanken, 2024. </w:t>
-      </w:r>
-      <w:r>
-        <w:rPr>
-          <w:i/>
-        </w:rPr>
-        <w:t xml:space="preserve">Artfaktablad. Naturvård – artfakta. </w:t>
-      </w:r>
-      <w:r>
-        <w:t>SLU Artdatabanken, Uppsala</w:t>
-      </w:r>
-    </w:p>
-    <w:p>
-      <w:pPr>
-        <w:pStyle w:val="Heading1"/>
-      </w:pPr>
-      <w:r>
-        <w:t>Tretåig hackspett – ekologi samt krav på livsmiljön</w:t>
-      </w:r>
-    </w:p>
-    <w:p>
-      <w:r>
-        <w:t xml:space="preserve">Tretåig hackspett (NT) är fridlyst enligt §4 Artskyddsförordningen och finns med som prioriterad art i Skogsstyrelsen vägledning för skogsbruket (bilaga 4 till SVL). I vägledningen står bland annat att: </w:t>
-      </w:r>
-      <w:r>
-        <w:rPr>
-          <w:i/>
-        </w:rPr>
-        <w:t xml:space="preserve">“Tretåig hackspett har stora arealkrav och höga krav på sin livsmiljö. Omdaningen av naturskogar till kulturskogar medför en förlust av viktiga miljöer, något som förstärks av ökad fragmentering till följd av avverkningar.” </w:t>
-      </w:r>
-      <w:r>
-        <w:t xml:space="preserve">Vidare att: </w:t>
-      </w:r>
-      <w:r>
-        <w:rPr>
-          <w:i/>
-        </w:rPr>
-        <w:t>“Områden med dokumenterad permanent förekomst i naturskogsmiljöer har vanligen så stora naturvärden att skogsbruk är olämpligt”</w:t>
-      </w:r>
-      <w:r>
-        <w:t xml:space="preserve"> (SLU Artdatabanken, 2024; Skogsstyrelsen, 2016)</w:t>
-      </w:r>
-      <w:r>
-        <w:rPr>
-          <w:i/>
-        </w:rPr>
-        <w:t>.</w:t>
-      </w:r>
-    </w:p>
-    <w:p>
-      <w:r>
-        <w:t>Tretåig hackspett är beroende av större sammanhängande naturskogar med kontinuerlig tillgång och nybildning av död ved och fragmentering av livsmiljöerna utgör ett stort hot mot arten (se exempelvis Stachura-Skierczynska et al., 2009; Wesolowski et al., 2005; Butler et al., 2004; Pakkala et al., 2002; Amcoff et al., 1996; Virkkala, 1991). Det finns studier som visar att naturskogens självgallringsprocess som den tretåiga hackspetten är beroende av, inte kan ersättas med efterlämnad hänsyn i skogsbruket (Imbeau &amp; Desrochers, 2002).</w:t>
-      </w:r>
-    </w:p>
-    <w:p>
-      <w:r>
-        <w:t>Permanenta revir av tretåig hackspett karaktäriseras ofta av artens typiska ringformigt ordnade hackmärken på framför allt gamla granar. För att säkerställa att inte revir av tretåig hackspett drabbas av avverkningsplanerna bör en inventering göras i området både under häckningstid och under vintern, då arten utnyttjar betydligt större områden än under sommarens häckningsrevir. Storleken på häckningsreviret varierar med skogstypen, förekomsten av död ved och graden av fragmentering, men är i allmänhet i storleksordningen 25–100 hektar (SLU Artdatabanken, 2024; Skogsstyrelsen, 2016).</w:t>
-      </w:r>
-    </w:p>
-    <w:p>
-      <w:r>
-        <w:t xml:space="preserve">Förutom fridlysning enligt §4 Artskyddsförordningen är tretåig hackspett även förtecknad i EU:s fågeldirektiv bilaga 1. Den är typisk art för </w:t>
-      </w:r>
-      <w:r>
-        <w:rPr>
-          <w:i/>
-        </w:rPr>
-        <w:t xml:space="preserve">9010 Taiga, 9740 Skogsbevuxen myr, 9030 Landhöjningsskog </w:t>
-      </w:r>
-      <w:r>
-        <w:t xml:space="preserve">och </w:t>
-      </w:r>
-      <w:r>
-        <w:rPr>
-          <w:i/>
-        </w:rPr>
-        <w:t>9040 Fjällbjörkskog</w:t>
-      </w:r>
-      <w:r>
-        <w:t xml:space="preserve"> samt ingår i Natura 2000 och är förtecknad i Bernkonventionen bilaga II (strikt skyddade djurarter) (SLU Artdatabanken, 2024; Skogsstyrelsen, 2016).</w:t>
-      </w:r>
-    </w:p>
-    <w:p>
-      <w:pPr>
-        <w:pStyle w:val="Heading2"/>
-      </w:pPr>
-      <w:r>
-        <w:t>Referenser – tretåig hackspett</w:t>
-      </w:r>
-    </w:p>
-    <w:p>
-      <w:r>
-        <w:t xml:space="preserve">Amcoff, M. &amp; Eriksson, P. 1996. </w:t>
-      </w:r>
-      <w:r>
-        <w:rPr>
-          <w:i/>
-        </w:rPr>
-        <w:t xml:space="preserve">Förekomst av tretåig hackspett Picoides tridactylus på bestånds- och landskapsnivå. </w:t>
-      </w:r>
-      <w:r>
-        <w:t>Ornis Svecica 6: 107–119.</w:t>
-      </w:r>
-    </w:p>
-    <w:p>
-      <w:r>
-        <w:t xml:space="preserve">Butler, R., Angelstam, P., Ekelund, P. &amp; Schlaeffer, R. 2004. </w:t>
-      </w:r>
-      <w:r>
-        <w:rPr>
-          <w:i/>
-        </w:rPr>
-        <w:t xml:space="preserve">Dead wood threshold values for the three-toed woodpecker presence in boreal and sub-Alpine forest. </w:t>
-      </w:r>
-      <w:r>
-        <w:t>Biological conservation 119(3): 305–318.</w:t>
-      </w:r>
-    </w:p>
-    <w:p>
-      <w:r>
-        <w:t xml:space="preserve">Imbeau, L. &amp; Desrochers, A. 2002. </w:t>
-      </w:r>
-      <w:r>
-        <w:rPr>
-          <w:i/>
-        </w:rPr>
-        <w:t xml:space="preserve">Foraging Ecology and Use of Drumming Trees by Three-Toed Woodpeckers. </w:t>
-      </w:r>
-      <w:r>
-        <w:t>The Journal of Wildlife Management. Vol. 66, No. 1 (Jan., 2002), pp. 222–231.</w:t>
-      </w:r>
-    </w:p>
-    <w:p>
-      <w:r>
-        <w:t xml:space="preserve">Pakkala, T., Hanski, I. &amp; Tomppo, E. 2002. </w:t>
-      </w:r>
-      <w:r>
-        <w:rPr>
-          <w:i/>
-        </w:rPr>
-        <w:t xml:space="preserve">Spatial ecology of the three-toed woodpecker in managed forest landscapes. </w:t>
-      </w:r>
-      <w:r>
-        <w:t>Silva Fennica 36(1): 279–288.</w:t>
-      </w:r>
-    </w:p>
-    <w:p>
-      <w:r>
-        <w:t xml:space="preserve">Skogsstyrelsen, 2016. </w:t>
-      </w:r>
-      <w:r>
-        <w:rPr>
-          <w:i/>
-        </w:rPr>
-        <w:t>Vägledning för hänsyn till fåglar – Tretåig hackspett.</w:t>
-      </w:r>
-    </w:p>
-    <w:p>
-      <w:r>
-        <w:t xml:space="preserve">SLU Artdatabanken, 2024. </w:t>
-      </w:r>
-      <w:r>
-        <w:rPr>
-          <w:i/>
-        </w:rPr>
-        <w:t xml:space="preserve">Artfaktablad. Naturvård – artfakta. </w:t>
-      </w:r>
-      <w:r>
-        <w:t>SLU Artdatabanken, Uppsala.</w:t>
-      </w:r>
-    </w:p>
-    <w:p>
-      <w:r>
-        <w:t xml:space="preserve">Stachura-Skierczynska, K., Tumiel, T. &amp; Skierczynski, M. 2009. </w:t>
-      </w:r>
-      <w:r>
-        <w:rPr>
-          <w:i/>
-        </w:rPr>
-        <w:t xml:space="preserve">Habitat prediction model for three-toed woodpecker and its implications for the conservation of biologically valuable forests. </w:t>
-      </w:r>
-      <w:r>
-        <w:t>Forest Ecology and Management 258(5): 697–703.</w:t>
-      </w:r>
-    </w:p>
-    <w:p>
-      <w:r>
-        <w:t xml:space="preserve">Virkkala, R. 1991. </w:t>
-      </w:r>
-      <w:r>
-        <w:rPr>
-          <w:i/>
-        </w:rPr>
-        <w:t xml:space="preserve">Population trends of forest birds in a Finnish Lapland landscape of large habitat blocks – Consequences of stochastic environmental variation or regional habitat alteration. </w:t>
-      </w:r>
-      <w:r>
-        <w:t>Biological conservation 56(2): 223–240.</w:t>
-      </w:r>
-    </w:p>
-    <w:p>
-      <w:r>
-        <w:t xml:space="preserve">Wesolowski, T., Czeszczewik, D. &amp; Rowinski, P. 2005. </w:t>
-      </w:r>
-      <w:r>
-        <w:rPr>
-          <w:i/>
-        </w:rPr>
-        <w:t xml:space="preserve">Effects of forest management on Three-toed Woodpecker Picoides tridactylus distribution in the Bialowieza Forest (NE Poland): conservation implications. </w:t>
-      </w:r>
-      <w:r>
-        <w:t>Acta Ornithologica 40(1): 53–60.</w:t>
       </w:r>
     </w:p>
     <w:sectPr>
@@ -1523,7 +1480,7 @@
     <w:r>
       <w:tab/>
       <w:tab/>
-      <w:t>2026-06-20</w:t>
+      <w:t>2026-06-21</w:t>
       <w:br/>
       <w:br/>
     </w:r>

--- a/klagomål/A 41290-2025 FSC-klagomål.docx
+++ b/klagomål/A 41290-2025 FSC-klagomål.docx
@@ -1480,7 +1480,7 @@
     <w:r>
       <w:tab/>
       <w:tab/>
-      <w:t>2026-06-21</w:t>
+      <w:t>2026-06-22</w:t>
       <w:br/>
       <w:br/>
     </w:r>

--- a/klagomål/A 41290-2025 FSC-klagomål.docx
+++ b/klagomål/A 41290-2025 FSC-klagomål.docx
@@ -1480,7 +1480,7 @@
     <w:r>
       <w:tab/>
       <w:tab/>
-      <w:t>2026-06-22</w:t>
+      <w:t>2026-06-23</w:t>
       <w:br/>
       <w:br/>
     </w:r>

--- a/klagomål/A 41290-2025 FSC-klagomål.docx
+++ b/klagomål/A 41290-2025 FSC-klagomål.docx
@@ -1480,7 +1480,7 @@
     <w:r>
       <w:tab/>
       <w:tab/>
-      <w:t>2026-06-23</w:t>
+      <w:t>2026-06-24</w:t>
       <w:br/>
       <w:br/>
     </w:r>

--- a/klagomål/A 41290-2025 FSC-klagomål.docx
+++ b/klagomål/A 41290-2025 FSC-klagomål.docx
@@ -1480,7 +1480,7 @@
     <w:r>
       <w:tab/>
       <w:tab/>
-      <w:t>2026-06-24</w:t>
+      <w:t>2026-06-25</w:t>
       <w:br/>
       <w:br/>
     </w:r>

--- a/klagomål/A 41290-2025 FSC-klagomål.docx
+++ b/klagomål/A 41290-2025 FSC-klagomål.docx
@@ -1480,7 +1480,7 @@
     <w:r>
       <w:tab/>
       <w:tab/>
-      <w:t>2026-06-25</w:t>
+      <w:t>2026-06-26</w:t>
       <w:br/>
       <w:br/>
     </w:r>

--- a/klagomål/A 41290-2025 FSC-klagomål.docx
+++ b/klagomål/A 41290-2025 FSC-klagomål.docx
@@ -1480,7 +1480,7 @@
     <w:r>
       <w:tab/>
       <w:tab/>
-      <w:t>2026-06-26</w:t>
+      <w:t>2026-06-27</w:t>
       <w:br/>
       <w:br/>
     </w:r>

--- a/klagomål/A 41290-2025 FSC-klagomål.docx
+++ b/klagomål/A 41290-2025 FSC-klagomål.docx
@@ -1480,7 +1480,7 @@
     <w:r>
       <w:tab/>
       <w:tab/>
-      <w:t>2026-06-27</w:t>
+      <w:t>2026-06-28</w:t>
       <w:br/>
       <w:br/>
     </w:r>

--- a/klagomål/A 41290-2025 FSC-klagomål.docx
+++ b/klagomål/A 41290-2025 FSC-klagomål.docx
@@ -1480,7 +1480,7 @@
     <w:r>
       <w:tab/>
       <w:tab/>
-      <w:t>2026-06-28</w:t>
+      <w:t>2026-06-29</w:t>
       <w:br/>
       <w:br/>
     </w:r>

--- a/klagomål/A 41290-2025 FSC-klagomål.docx
+++ b/klagomål/A 41290-2025 FSC-klagomål.docx
@@ -1480,7 +1480,7 @@
     <w:r>
       <w:tab/>
       <w:tab/>
-      <w:t>2026-06-29</w:t>
+      <w:t>2026-06-30</w:t>
       <w:br/>
       <w:br/>
     </w:r>

--- a/klagomål/A 41290-2025 FSC-klagomål.docx
+++ b/klagomål/A 41290-2025 FSC-klagomål.docx
@@ -1480,7 +1480,7 @@
     <w:r>
       <w:tab/>
       <w:tab/>
-      <w:t>2026-06-30</w:t>
+      <w:t>2026-07-01</w:t>
       <w:br/>
       <w:br/>
     </w:r>

--- a/klagomål/A 41290-2025 FSC-klagomål.docx
+++ b/klagomål/A 41290-2025 FSC-klagomål.docx
@@ -1480,7 +1480,7 @@
     <w:r>
       <w:tab/>
       <w:tab/>
-      <w:t>2026-07-01</w:t>
+      <w:t>2026-07-02</w:t>
       <w:br/>
       <w:br/>
     </w:r>

--- a/klagomål/A 41290-2025 FSC-klagomål.docx
+++ b/klagomål/A 41290-2025 FSC-klagomål.docx
@@ -1480,7 +1480,7 @@
     <w:r>
       <w:tab/>
       <w:tab/>
-      <w:t>2026-07-13</w:t>
+      <w:t>2026-07-14</w:t>
       <w:br/>
       <w:br/>
     </w:r>

--- a/klagomål/A 41290-2025 FSC-klagomål.docx
+++ b/klagomål/A 41290-2025 FSC-klagomål.docx
@@ -1480,7 +1480,7 @@
     <w:r>
       <w:tab/>
       <w:tab/>
-      <w:t>2026-07-14</w:t>
+      <w:t>2026-07-15</w:t>
       <w:br/>
       <w:br/>
     </w:r>

--- a/klagomål/A 41290-2025 FSC-klagomål.docx
+++ b/klagomål/A 41290-2025 FSC-klagomål.docx
@@ -1480,7 +1480,7 @@
     <w:r>
       <w:tab/>
       <w:tab/>
-      <w:t>2026-07-15</w:t>
+      <w:t>2026-07-16</w:t>
       <w:br/>
       <w:br/>
     </w:r>

--- a/klagomål/A 41290-2025 FSC-klagomål.docx
+++ b/klagomål/A 41290-2025 FSC-klagomål.docx
@@ -1480,7 +1480,7 @@
     <w:r>
       <w:tab/>
       <w:tab/>
-      <w:t>2026-07-16</w:t>
+      <w:t>2026-07-17</w:t>
       <w:br/>
       <w:br/>
     </w:r>

--- a/klagomål/A 41290-2025 FSC-klagomål.docx
+++ b/klagomål/A 41290-2025 FSC-klagomål.docx
@@ -1480,7 +1480,7 @@
     <w:r>
       <w:tab/>
       <w:tab/>
-      <w:t>2026-07-17</w:t>
+      <w:t>2026-07-18</w:t>
       <w:br/>
       <w:br/>
     </w:r>

--- a/klagomål/A 41290-2025 FSC-klagomål.docx
+++ b/klagomål/A 41290-2025 FSC-klagomål.docx
@@ -1480,7 +1480,7 @@
     <w:r>
       <w:tab/>
       <w:tab/>
-      <w:t>2026-07-18</w:t>
+      <w:t>2026-07-19</w:t>
       <w:br/>
       <w:br/>
     </w:r>

--- a/klagomål/A 41290-2025 FSC-klagomål.docx
+++ b/klagomål/A 41290-2025 FSC-klagomål.docx
@@ -1480,7 +1480,7 @@
     <w:r>
       <w:tab/>
       <w:tab/>
-      <w:t>2026-07-19</w:t>
+      <w:t>2026-07-20</w:t>
       <w:br/>
       <w:br/>
     </w:r>

--- a/klagomål/A 41290-2025 FSC-klagomål.docx
+++ b/klagomål/A 41290-2025 FSC-klagomål.docx
@@ -1480,7 +1480,7 @@
     <w:r>
       <w:tab/>
       <w:tab/>
-      <w:t>2026-07-20</w:t>
+      <w:t>2026-07-21</w:t>
       <w:br/>
       <w:br/>
     </w:r>

--- a/klagomål/A 41290-2025 FSC-klagomål.docx
+++ b/klagomål/A 41290-2025 FSC-klagomål.docx
@@ -1480,7 +1480,7 @@
     <w:r>
       <w:tab/>
       <w:tab/>
-      <w:t>2026-07-21</w:t>
+      <w:t>2026-07-22</w:t>
       <w:br/>
       <w:br/>
     </w:r>

--- a/klagomål/A 41290-2025 FSC-klagomål.docx
+++ b/klagomål/A 41290-2025 FSC-klagomål.docx
@@ -1480,7 +1480,7 @@
     <w:r>
       <w:tab/>
       <w:tab/>
-      <w:t>2026-07-22</w:t>
+      <w:t>2026-07-23</w:t>
       <w:br/>
       <w:br/>
     </w:r>

--- a/klagomål/A 41290-2025 FSC-klagomål.docx
+++ b/klagomål/A 41290-2025 FSC-klagomål.docx
@@ -1480,7 +1480,7 @@
     <w:r>
       <w:tab/>
       <w:tab/>
-      <w:t>2026-07-23</w:t>
+      <w:t>2026-07-24</w:t>
       <w:br/>
       <w:br/>
     </w:r>

--- a/klagomål/A 41290-2025 FSC-klagomål.docx
+++ b/klagomål/A 41290-2025 FSC-klagomål.docx
@@ -1480,7 +1480,7 @@
     <w:r>
       <w:tab/>
       <w:tab/>
-      <w:t>2026-07-24</w:t>
+      <w:t>2026-07-25</w:t>
       <w:br/>
       <w:br/>
     </w:r>

--- a/klagomål/A 41290-2025 FSC-klagomål.docx
+++ b/klagomål/A 41290-2025 FSC-klagomål.docx
@@ -1480,7 +1480,7 @@
     <w:r>
       <w:tab/>
       <w:tab/>
-      <w:t>2026-07-25</w:t>
+      <w:t>2026-07-26</w:t>
       <w:br/>
       <w:br/>
     </w:r>

--- a/klagomål/A 41290-2025 FSC-klagomål.docx
+++ b/klagomål/A 41290-2025 FSC-klagomål.docx
@@ -1480,7 +1480,7 @@
     <w:r>
       <w:tab/>
       <w:tab/>
-      <w:t>2026-07-26</w:t>
+      <w:t>2026-07-27</w:t>
       <w:br/>
       <w:br/>
     </w:r>

--- a/klagomål/A 41290-2025 FSC-klagomål.docx
+++ b/klagomål/A 41290-2025 FSC-klagomål.docx
@@ -1480,7 +1480,7 @@
     <w:r>
       <w:tab/>
       <w:tab/>
-      <w:t>2026-07-27</w:t>
+      <w:t>2026-07-28</w:t>
       <w:br/>
       <w:br/>
     </w:r>

--- a/klagomål/A 41290-2025 FSC-klagomål.docx
+++ b/klagomål/A 41290-2025 FSC-klagomål.docx
@@ -1480,7 +1480,7 @@
     <w:r>
       <w:tab/>
       <w:tab/>
-      <w:t>2026-07-28</w:t>
+      <w:t>2026-07-29</w:t>
       <w:br/>
       <w:br/>
     </w:r>

--- a/klagomål/A 41290-2025 FSC-klagomål.docx
+++ b/klagomål/A 41290-2025 FSC-klagomål.docx
@@ -1480,7 +1480,7 @@
     <w:r>
       <w:tab/>
       <w:tab/>
-      <w:t>2026-07-29</w:t>
+      <w:t>2026-07-30</w:t>
       <w:br/>
       <w:br/>
     </w:r>

--- a/klagomål/A 41290-2025 FSC-klagomål.docx
+++ b/klagomål/A 41290-2025 FSC-klagomål.docx
@@ -1480,7 +1480,7 @@
     <w:r>
       <w:tab/>
       <w:tab/>
-      <w:t>2026-07-30</w:t>
+      <w:t>2026-07-31</w:t>
       <w:br/>
       <w:br/>
     </w:r>

--- a/klagomål/A 41290-2025 FSC-klagomål.docx
+++ b/klagomål/A 41290-2025 FSC-klagomål.docx
@@ -1480,7 +1480,7 @@
     <w:r>
       <w:tab/>
       <w:tab/>
-      <w:t>2026-07-31</w:t>
+      <w:t>2026-08-01</w:t>
       <w:br/>
       <w:br/>
     </w:r>

--- a/klagomål/A 41290-2025 FSC-klagomål.docx
+++ b/klagomål/A 41290-2025 FSC-klagomål.docx
@@ -1480,7 +1480,7 @@
     <w:r>
       <w:tab/>
       <w:tab/>
-      <w:t>2026-08-01</w:t>
+      <w:t>2026-08-02</w:t>
       <w:br/>
       <w:br/>
     </w:r>

--- a/klagomål/A 41290-2025 FSC-klagomål.docx
+++ b/klagomål/A 41290-2025 FSC-klagomål.docx
@@ -1480,7 +1480,7 @@
     <w:r>
       <w:tab/>
       <w:tab/>
-      <w:t>2026-08-02</w:t>
+      <w:t>2026-08-03</w:t>
       <w:br/>
       <w:br/>
     </w:r>

--- a/klagomål/A 41290-2025 FSC-klagomål.docx
+++ b/klagomål/A 41290-2025 FSC-klagomål.docx
@@ -1480,7 +1480,7 @@
     <w:r>
       <w:tab/>
       <w:tab/>
-      <w:t>2026-08-03</w:t>
+      <w:t>2026-08-05</w:t>
       <w:br/>
       <w:br/>
     </w:r>

--- a/klagomål/A 41290-2025 FSC-klagomål.docx
+++ b/klagomål/A 41290-2025 FSC-klagomål.docx
@@ -1480,7 +1480,7 @@
     <w:r>
       <w:tab/>
       <w:tab/>
-      <w:t>2026-08-05</w:t>
+      <w:t>2026-08-07</w:t>
       <w:br/>
       <w:br/>
     </w:r>

--- a/klagomål/A 41290-2025 FSC-klagomål.docx
+++ b/klagomål/A 41290-2025 FSC-klagomål.docx
@@ -1480,7 +1480,7 @@
     <w:r>
       <w:tab/>
       <w:tab/>
-      <w:t>2026-08-07</w:t>
+      <w:t>2026-08-08</w:t>
       <w:br/>
       <w:br/>
     </w:r>

--- a/klagomål/A 41290-2025 FSC-klagomål.docx
+++ b/klagomål/A 41290-2025 FSC-klagomål.docx
@@ -216,7 +216,7 @@
         <w:spacing w:after="240"/>
       </w:pPr>
       <w:r>
-        <w:t>Figur 1. Fyndplatser för naturvårdsarter i avverkningsanmälan. Markörer utan svart kant är placerade på fyndplatsen. Markörer med svart kant är placerade vid sidan av fyndplatsen har ett svart streck som visar fyndplatsens exakta position. Kartans mittpunktskoordinat är N 7046749, E 465992 i SWEREF 99 TM.</w:t>
+        <w:t>Figur 1. Fyndplatser för naturvårdsarter i avverkningsanmälan. Markörer utan svart kant är placerade på fyndplatsen. Markörer med svart kant är placerade vid sidan av fyndplatsen och har ett svart streck som visar fyndplatsens exakta position. Kartans mittpunktskoordinat är N 7046749, E 465992 i SWEREF 99 TM.</w:t>
       </w:r>
     </w:p>
     <w:p>
@@ -1480,7 +1480,7 @@
     <w:r>
       <w:tab/>
       <w:tab/>
-      <w:t>2026-08-14</w:t>
+      <w:t>2026-08-15</w:t>
       <w:br/>
       <w:br/>
     </w:r>

--- a/klagomål/A 41290-2025 FSC-klagomål.docx
+++ b/klagomål/A 41290-2025 FSC-klagomål.docx
@@ -1480,7 +1480,7 @@
     <w:r>
       <w:tab/>
       <w:tab/>
-      <w:t>2026-08-15</w:t>
+      <w:t>2026-08-16</w:t>
       <w:br/>
       <w:br/>
     </w:r>

--- a/klagomål/A 41290-2025 FSC-klagomål.docx
+++ b/klagomål/A 41290-2025 FSC-klagomål.docx
@@ -1480,7 +1480,7 @@
     <w:r>
       <w:tab/>
       <w:tab/>
-      <w:t>2026-08-16</w:t>
+      <w:t>2026-08-17</w:t>
       <w:br/>
       <w:br/>
     </w:r>

--- a/klagomål/A 41290-2025 FSC-klagomål.docx
+++ b/klagomål/A 41290-2025 FSC-klagomål.docx
@@ -1480,7 +1480,7 @@
     <w:r>
       <w:tab/>
       <w:tab/>
-      <w:t>2026-08-17</w:t>
+      <w:t>2026-08-18</w:t>
       <w:br/>
       <w:br/>
     </w:r>

--- a/klagomål/A 41290-2025 FSC-klagomål.docx
+++ b/klagomål/A 41290-2025 FSC-klagomål.docx
@@ -1480,7 +1480,7 @@
     <w:r>
       <w:tab/>
       <w:tab/>
-      <w:t>2026-08-18</w:t>
+      <w:t>2026-08-19</w:t>
       <w:br/>
       <w:br/>
     </w:r>

--- a/klagomål/A 41290-2025 FSC-klagomål.docx
+++ b/klagomål/A 41290-2025 FSC-klagomål.docx
@@ -1480,7 +1480,7 @@
     <w:r>
       <w:tab/>
       <w:tab/>
-      <w:t>2026-08-19</w:t>
+      <w:t>2026-08-20</w:t>
       <w:br/>
       <w:br/>
     </w:r>

--- a/klagomål/A 41290-2025 FSC-klagomål.docx
+++ b/klagomål/A 41290-2025 FSC-klagomål.docx
@@ -1480,7 +1480,7 @@
     <w:r>
       <w:tab/>
       <w:tab/>
-      <w:t>2026-08-20</w:t>
+      <w:t>2026-08-21</w:t>
       <w:br/>
       <w:br/>
     </w:r>

--- a/klagomål/A 41290-2025 FSC-klagomål.docx
+++ b/klagomål/A 41290-2025 FSC-klagomål.docx
@@ -1480,7 +1480,7 @@
     <w:r>
       <w:tab/>
       <w:tab/>
-      <w:t>2026-08-21</w:t>
+      <w:t>2026-08-22</w:t>
       <w:br/>
       <w:br/>
     </w:r>

--- a/klagomål/A 41290-2025 FSC-klagomål.docx
+++ b/klagomål/A 41290-2025 FSC-klagomål.docx
@@ -1480,7 +1480,7 @@
     <w:r>
       <w:tab/>
       <w:tab/>
-      <w:t>2026-08-22</w:t>
+      <w:t>2026-08-23</w:t>
       <w:br/>
       <w:br/>
     </w:r>

--- a/klagomål/A 41290-2025 FSC-klagomål.docx
+++ b/klagomål/A 41290-2025 FSC-klagomål.docx
@@ -1480,7 +1480,7 @@
     <w:r>
       <w:tab/>
       <w:tab/>
-      <w:t>2026-08-23</w:t>
+      <w:t>2026-08-24</w:t>
       <w:br/>
       <w:br/>
     </w:r>

--- a/klagomål/A 41290-2025 FSC-klagomål.docx
+++ b/klagomål/A 41290-2025 FSC-klagomål.docx
@@ -1480,7 +1480,7 @@
     <w:r>
       <w:tab/>
       <w:tab/>
-      <w:t>2026-08-24</w:t>
+      <w:t>2026-08-25</w:t>
       <w:br/>
       <w:br/>
     </w:r>

--- a/klagomål/A 41290-2025 FSC-klagomål.docx
+++ b/klagomål/A 41290-2025 FSC-klagomål.docx
@@ -1480,7 +1480,7 @@
     <w:r>
       <w:tab/>
       <w:tab/>
-      <w:t>2026-08-25</w:t>
+      <w:t>2026-08-26</w:t>
       <w:br/>
       <w:br/>
     </w:r>

--- a/klagomål/A 41290-2025 FSC-klagomål.docx
+++ b/klagomål/A 41290-2025 FSC-klagomål.docx
@@ -1480,7 +1480,7 @@
     <w:r>
       <w:tab/>
       <w:tab/>
-      <w:t>2026-08-26</w:t>
+      <w:t>2026-08-27</w:t>
       <w:br/>
       <w:br/>
     </w:r>

--- a/klagomål/A 41290-2025 FSC-klagomål.docx
+++ b/klagomål/A 41290-2025 FSC-klagomål.docx
@@ -1480,7 +1480,7 @@
     <w:r>
       <w:tab/>
       <w:tab/>
-      <w:t>2026-08-27</w:t>
+      <w:t>2026-08-28</w:t>
       <w:br/>
       <w:br/>
     </w:r>

--- a/klagomål/A 41290-2025 FSC-klagomål.docx
+++ b/klagomål/A 41290-2025 FSC-klagomål.docx
@@ -1480,7 +1480,7 @@
     <w:r>
       <w:tab/>
       <w:tab/>
-      <w:t>2026-08-28</w:t>
+      <w:t>2026-08-29</w:t>
       <w:br/>
       <w:br/>
     </w:r>

--- a/klagomål/A 41290-2025 FSC-klagomål.docx
+++ b/klagomål/A 41290-2025 FSC-klagomål.docx
@@ -1480,7 +1480,7 @@
     <w:r>
       <w:tab/>
       <w:tab/>
-      <w:t>2026-08-29</w:t>
+      <w:t>2026-08-31</w:t>
       <w:br/>
       <w:br/>
     </w:r>

--- a/klagomål/A 41290-2025 FSC-klagomål.docx
+++ b/klagomål/A 41290-2025 FSC-klagomål.docx
@@ -1480,7 +1480,7 @@
     <w:r>
       <w:tab/>
       <w:tab/>
-      <w:t>2026-08-31</w:t>
+      <w:t>2026-09-01</w:t>
       <w:br/>
       <w:br/>
     </w:r>

--- a/klagomål/A 41290-2025 FSC-klagomål.docx
+++ b/klagomål/A 41290-2025 FSC-klagomål.docx
@@ -1480,7 +1480,7 @@
     <w:r>
       <w:tab/>
       <w:tab/>
-      <w:t>2026-09-01</w:t>
+      <w:t>2026-09-02</w:t>
       <w:br/>
       <w:br/>
     </w:r>

--- a/klagomål/A 41290-2025 FSC-klagomål.docx
+++ b/klagomål/A 41290-2025 FSC-klagomål.docx
@@ -1480,7 +1480,7 @@
     <w:r>
       <w:tab/>
       <w:tab/>
-      <w:t>2026-09-02</w:t>
+      <w:t>2026-09-03</w:t>
       <w:br/>
       <w:br/>
     </w:r>

--- a/klagomål/A 41290-2025 FSC-klagomål.docx
+++ b/klagomål/A 41290-2025 FSC-klagomål.docx
@@ -1480,7 +1480,7 @@
     <w:r>
       <w:tab/>
       <w:tab/>
-      <w:t>2026-09-03</w:t>
+      <w:t>2026-09-04</w:t>
       <w:br/>
       <w:br/>
     </w:r>

--- a/klagomål/A 41290-2025 FSC-klagomål.docx
+++ b/klagomål/A 41290-2025 FSC-klagomål.docx
@@ -1480,7 +1480,7 @@
     <w:r>
       <w:tab/>
       <w:tab/>
-      <w:t>2026-09-04</w:t>
+      <w:t>2026-09-05</w:t>
       <w:br/>
       <w:br/>
     </w:r>

--- a/klagomål/A 41290-2025 FSC-klagomål.docx
+++ b/klagomål/A 41290-2025 FSC-klagomål.docx
@@ -1480,7 +1480,7 @@
     <w:r>
       <w:tab/>
       <w:tab/>
-      <w:t>2026-09-05</w:t>
+      <w:t>2026-09-06</w:t>
       <w:br/>
       <w:br/>
     </w:r>

--- a/klagomål/A 41290-2025 FSC-klagomål.docx
+++ b/klagomål/A 41290-2025 FSC-klagomål.docx
@@ -1480,7 +1480,7 @@
     <w:r>
       <w:tab/>
       <w:tab/>
-      <w:t>2026-09-06</w:t>
+      <w:t>2026-09-07</w:t>
       <w:br/>
       <w:br/>
     </w:r>

--- a/klagomål/A 41290-2025 FSC-klagomål.docx
+++ b/klagomål/A 41290-2025 FSC-klagomål.docx
@@ -1480,7 +1480,7 @@
     <w:r>
       <w:tab/>
       <w:tab/>
-      <w:t>2026-09-07</w:t>
+      <w:t>2026-09-08</w:t>
       <w:br/>
       <w:br/>
     </w:r>

--- a/klagomål/A 41290-2025 FSC-klagomål.docx
+++ b/klagomål/A 41290-2025 FSC-klagomål.docx
@@ -1480,7 +1480,7 @@
     <w:r>
       <w:tab/>
       <w:tab/>
-      <w:t>2026-09-08</w:t>
+      <w:t>2026-09-09</w:t>
       <w:br/>
       <w:br/>
     </w:r>

--- a/klagomål/A 41290-2025 FSC-klagomål.docx
+++ b/klagomål/A 41290-2025 FSC-klagomål.docx
@@ -1480,7 +1480,7 @@
     <w:r>
       <w:tab/>
       <w:tab/>
-      <w:t>2026-09-09</w:t>
+      <w:t>2026-09-10</w:t>
       <w:br/>
       <w:br/>
     </w:r>

--- a/klagomål/A 41290-2025 FSC-klagomål.docx
+++ b/klagomål/A 41290-2025 FSC-klagomål.docx
@@ -1480,7 +1480,7 @@
     <w:r>
       <w:tab/>
       <w:tab/>
-      <w:t>2026-09-10</w:t>
+      <w:t>2026-09-11</w:t>
       <w:br/>
       <w:br/>
     </w:r>

--- a/klagomål/A 41290-2025 FSC-klagomål.docx
+++ b/klagomål/A 41290-2025 FSC-klagomål.docx
@@ -1480,7 +1480,7 @@
     <w:r>
       <w:tab/>
       <w:tab/>
-      <w:t>2026-09-11</w:t>
+      <w:t>2026-09-12</w:t>
       <w:br/>
       <w:br/>
     </w:r>

--- a/klagomål/A 41290-2025 FSC-klagomål.docx
+++ b/klagomål/A 41290-2025 FSC-klagomål.docx
@@ -1480,7 +1480,7 @@
     <w:r>
       <w:tab/>
       <w:tab/>
-      <w:t>2026-09-12</w:t>
+      <w:t>2026-09-13</w:t>
       <w:br/>
       <w:br/>
     </w:r>
